--- a/PROJECT_REPORT.docx
+++ b/PROJECT_REPORT.docx
@@ -531,6 +531,7 @@
       <w:tblPr>
         <w:tblStyle w:val="Table"/>
         <w:tblW w:w="4028" w:type="pct"/>
+        <w:jc w:val="center"/>
         <w:tblLayout w:type="fixed"/>
         <w:tblLook w:val="0020" w:firstRow="1" w:lastRow="0" w:firstColumn="0" w:lastColumn="0" w:noHBand="0" w:noVBand="0"/>
       </w:tblPr>
@@ -542,6 +543,7 @@
         <w:trPr>
           <w:cnfStyle w:val="100000000000" w:firstRow="1" w:lastRow="0" w:firstColumn="0" w:lastColumn="0" w:oddVBand="0" w:evenVBand="0" w:oddHBand="0" w:evenHBand="0" w:firstRowFirstColumn="0" w:firstRowLastColumn="0" w:lastRowFirstColumn="0" w:lastRowLastColumn="0"/>
           <w:tblHeader/>
+          <w:jc w:val="center"/>
         </w:trPr>
         <w:tc>
           <w:tcPr>
@@ -550,6 +552,7 @@
           <w:p>
             <w:pPr>
               <w:pStyle w:val="Compact"/>
+              <w:jc w:val="center"/>
             </w:pPr>
             <w:r>
               <w:lastRenderedPageBreak/>
@@ -564,6 +567,7 @@
           <w:p>
             <w:pPr>
               <w:pStyle w:val="Compact"/>
+              <w:jc w:val="center"/>
             </w:pPr>
             <w:r>
               <w:t>Description</w:t>
@@ -572,6 +576,9 @@
         </w:tc>
       </w:tr>
       <w:tr>
+        <w:trPr>
+          <w:jc w:val="center"/>
+        </w:trPr>
         <w:tc>
           <w:tcPr>
             <w:tcW w:w="3190" w:type="dxa"/>
@@ -579,6 +586,7 @@
           <w:p>
             <w:pPr>
               <w:pStyle w:val="Compact"/>
+              <w:jc w:val="center"/>
             </w:pPr>
             <w:r>
               <w:rPr>
@@ -595,6 +603,7 @@
           <w:p>
             <w:pPr>
               <w:pStyle w:val="Compact"/>
+              <w:jc w:val="center"/>
             </w:pPr>
             <w:r>
               <w:t>Beauty product reviews</w:t>
@@ -603,6 +612,9 @@
         </w:tc>
       </w:tr>
       <w:tr>
+        <w:trPr>
+          <w:jc w:val="center"/>
+        </w:trPr>
         <w:tc>
           <w:tcPr>
             <w:tcW w:w="3190" w:type="dxa"/>
@@ -610,6 +622,7 @@
           <w:p>
             <w:pPr>
               <w:pStyle w:val="Compact"/>
+              <w:jc w:val="center"/>
             </w:pPr>
             <w:r>
               <w:rPr>
@@ -626,6 +639,7 @@
           <w:p>
             <w:pPr>
               <w:pStyle w:val="Compact"/>
+              <w:jc w:val="center"/>
             </w:pPr>
             <w:r>
               <w:t>Fashion and apparel reviews</w:t>
@@ -634,6 +648,9 @@
         </w:tc>
       </w:tr>
       <w:tr>
+        <w:trPr>
+          <w:jc w:val="center"/>
+        </w:trPr>
         <w:tc>
           <w:tcPr>
             <w:tcW w:w="3190" w:type="dxa"/>
@@ -641,6 +658,7 @@
           <w:p>
             <w:pPr>
               <w:pStyle w:val="Compact"/>
+              <w:jc w:val="center"/>
             </w:pPr>
             <w:r>
               <w:rPr>
@@ -657,6 +675,7 @@
           <w:p>
             <w:pPr>
               <w:pStyle w:val="Compact"/>
+              <w:jc w:val="center"/>
             </w:pPr>
             <w:r>
               <w:t>Appliance product reviews</w:t>
@@ -665,6 +684,9 @@
         </w:tc>
       </w:tr>
       <w:tr>
+        <w:trPr>
+          <w:jc w:val="center"/>
+        </w:trPr>
         <w:tc>
           <w:tcPr>
             <w:tcW w:w="3190" w:type="dxa"/>
@@ -672,6 +694,7 @@
           <w:p>
             <w:pPr>
               <w:pStyle w:val="Compact"/>
+              <w:jc w:val="center"/>
             </w:pPr>
             <w:r>
               <w:rPr>
@@ -688,6 +711,7 @@
           <w:p>
             <w:pPr>
               <w:pStyle w:val="Compact"/>
+              <w:jc w:val="center"/>
             </w:pPr>
             <w:r>
               <w:t>Handmade product reviews</w:t>
@@ -696,6 +720,9 @@
         </w:tc>
       </w:tr>
       <w:tr>
+        <w:trPr>
+          <w:jc w:val="center"/>
+        </w:trPr>
         <w:tc>
           <w:tcPr>
             <w:tcW w:w="3190" w:type="dxa"/>
@@ -703,6 +730,7 @@
           <w:p>
             <w:pPr>
               <w:pStyle w:val="Compact"/>
+              <w:jc w:val="center"/>
             </w:pPr>
             <w:r>
               <w:rPr>
@@ -719,6 +747,7 @@
           <w:p>
             <w:pPr>
               <w:pStyle w:val="Compact"/>
+              <w:jc w:val="center"/>
             </w:pPr>
             <w:r>
               <w:t>Health and personal care reviews</w:t>
@@ -747,7 +776,7 @@
     </w:p>
     <w:p>
       <w:pPr>
-        <w:pStyle w:val="FirstParagraph"/>
+        <w:pStyle w:val="a0"/>
       </w:pPr>
       <w:r>
         <w:t>The first processed dataset is used for review-value classification. It contains 10,000 sampled reviews, split into 8,000 training reviews, 1,000 validation reviews, and 1,000 test reviews.</w:t>
@@ -758,7 +787,10 @@
         <w:pStyle w:val="a0"/>
       </w:pPr>
       <w:r>
-        <w:t>Because the original dataset does not provide a manual “business value” label, helpful votes are used as a proxy:</w:t>
+        <w:t>Because the original dataset does not provide an explicit “business value” label, a proxy label is constructed using helpful votes</w:t>
+      </w:r>
+      <w:r>
+        <w:t>:</w:t>
       </w:r>
     </w:p>
     <w:p>
@@ -777,7 +809,37 @@
         <w:pStyle w:val="FirstParagraph"/>
       </w:pPr>
       <w:r>
-        <w:t>This gives 1,250 high-value reviews and 8,750 low-value reviews. The class imbalance is realistic because only a minority of reviews receive enough helpful votes. However, this also means the label is imperfect. Helpful votes may depend on product popularity, review visibility, or time since posting. Therefore, review-value classification should be interpreted as a proxy task rather than a human-annotated review-quality benchmark.</w:t>
+        <w:t xml:space="preserve">This design follows a weak-supervision approach. Helpful votes reflect community feedback on whether a review is informative or useful to other </w:t>
+      </w:r>
+      <w:proofErr w:type="gramStart"/>
+      <w:r>
+        <w:t>users, and</w:t>
+      </w:r>
+      <w:proofErr w:type="gramEnd"/>
+      <w:r>
+        <w:t xml:space="preserve"> therefore serve as a practical approximation of review value in a real-world setting</w:t>
+      </w:r>
+      <w:r>
+        <w:t>.</w:t>
+      </w:r>
+    </w:p>
+    <w:p>
+      <w:pPr>
+        <w:pStyle w:val="a0"/>
+      </w:pPr>
+      <w:r>
+        <w:t>The threshold of 2 is chosen to balance label quality and data coverage. A threshold of 1 would include many low-signal reviews with minimal validation, while a higher threshold (e.g., ≥ 5) would produce cleaner labels but significantly reduce the number of positive examples. Using ≥ 2 ensures that the review has received repeated confirmation of usefulness while still retaining sufficient training data.</w:t>
+      </w:r>
+    </w:p>
+    <w:p>
+      <w:pPr>
+        <w:pStyle w:val="a0"/>
+        <w:rPr>
+          <w:rFonts w:hint="eastAsia"/>
+        </w:rPr>
+      </w:pPr>
+      <w:r>
+        <w:t>This results in 1,250 high-value reviews and 8,750 low-value reviews. The class imbalance is realistic, as only a small proportion of reviews are considered highly useful by users. At the same time, the proxy label is imperfect: helpful votes may depend on factors such as product popularity, review visibility, and time since posting. Therefore, review-value classification should be interpreted as a proxy task rather than a human-annotated review-quality benchmark.</w:t>
       </w:r>
     </w:p>
     <w:p>
@@ -795,7 +857,19 @@
         <w:pStyle w:val="FirstParagraph"/>
       </w:pPr>
       <w:r>
-        <w:t>The second dataset supports sentiment mining. Sentiment labels are calibrated using both star rating and VADER lexical sentiment score:</w:t>
+        <w:t>The second dataset supports sentiment mining. Since the original dataset does not provide reliable sentiment annotations, sentiment labels are constructed using a weak-supervision strategy that combines star ratings and VADER lexical sentiment scores</w:t>
+      </w:r>
+      <w:r>
+        <w:t>.</w:t>
+      </w:r>
+    </w:p>
+    <w:p>
+      <w:pPr>
+        <w:pStyle w:val="a0"/>
+      </w:pPr>
+      <w:r>
+        <w:lastRenderedPageBreak/>
+        <w:t>Specifically, the following rules are applied:</w:t>
       </w:r>
     </w:p>
     <w:p>
@@ -807,22 +881,20 @@
           <w:rStyle w:val="VerbatimChar"/>
         </w:rPr>
         <w:t>positive: rating &gt;= 4 and VADER compound score &gt;= 0.05</w:t>
-        <w:br/>
-        <w:t>negative: rating &lt;= 3 and VADER compound score &lt;= -0.05</w:t>
-        <w:br/>
-        <w:t>discard: otherwise</w:t>
-      </w:r>
-      <w:r/>
+      </w:r>
       <w:r>
         <w:rPr>
           <w:rStyle w:val="VerbatimChar"/>
         </w:rPr>
-      </w:r>
-      <w:r/>
+        <w:br/>
+        <w:t>negative: rating &lt;= 3 and VADER compound score &lt;= -0.05</w:t>
+      </w:r>
       <w:r>
         <w:rPr>
           <w:rStyle w:val="VerbatimChar"/>
         </w:rPr>
+        <w:br/>
+        <w:t>discard: otherwise</w:t>
       </w:r>
     </w:p>
     <w:p>
@@ -830,15 +902,53 @@
         <w:pStyle w:val="FirstParagraph"/>
       </w:pPr>
       <w:r>
-        <w:t>This rule keeps high-confidence sentiment examples and removes ambiguous cases. The resulting calibrated sentiment data contains 2,548 training examples, 818 validation examples, and 798 test examples before model-specific filtering.</w:t>
-      </w:r>
-    </w:p>
-    <w:p>
-      <w:pPr>
-        <w:pStyle w:val="a0"/>
-      </w:pPr>
-      <w:r>
-        <w:t>This dataset is useful because it provides a consistent sentiment signal without manual annotation. At the same time, the labels are not independent human annotations. The sentiment model results should therefore be interpreted as performance on calibrated sentiment labels rather than on a separate human gold-standard dataset.</w:t>
+        <w:t>This design is motivated by the complementary nature of the two signals. Star ratings reflect the user's overall evaluation, while VADER captures sentiment expressed in the review text. Each signal alone can be noisy—for example, high ratings may still contain complaints, and text sentiment models may misinterpret context. By requiring agreement between rating and textual sentiment, the method filters out inconsistent or ambiguous cases</w:t>
+      </w:r>
+      <w:r>
+        <w:t>.</w:t>
+      </w:r>
+    </w:p>
+    <w:p>
+      <w:pPr>
+        <w:pStyle w:val="a0"/>
+      </w:pPr>
+      <w:r>
+        <w:t xml:space="preserve">Standard VADER thresholds (≥ 0.05 for positive and ≤ -0.05 for negative) are adopted, following the default configuration used in the VADER sentiment analysis implementation. These empirically derived thresholds are designed to distinguish clearly </w:t>
+      </w:r>
+      <w:proofErr w:type="spellStart"/>
+      <w:r>
+        <w:t>polarised</w:t>
+      </w:r>
+      <w:proofErr w:type="spellEnd"/>
+      <w:r>
+        <w:t xml:space="preserve"> sentiment from near-neutral cases. Reviews with compound scores close to zero are treated as weak or ambiguous signals and are excluded to reduce label noise.</w:t>
+      </w:r>
+    </w:p>
+    <w:p>
+      <w:pPr>
+        <w:pStyle w:val="a0"/>
+      </w:pPr>
+      <w:r>
+        <w:t xml:space="preserve">As a result, only high-confidence sentiment examples are kept, and ambiguous or weakly </w:t>
+      </w:r>
+      <w:proofErr w:type="spellStart"/>
+      <w:r>
+        <w:t>polarised</w:t>
+      </w:r>
+      <w:proofErr w:type="spellEnd"/>
+      <w:r>
+        <w:t xml:space="preserve"> reviews are discarded. This leads to a smaller but cleaner dataset, containing 2,548 training examples, 818 validation examples, and 798 test examples.</w:t>
+      </w:r>
+    </w:p>
+    <w:p>
+      <w:pPr>
+        <w:pStyle w:val="a0"/>
+      </w:pPr>
+      <w:r>
+        <w:t>This dataset provides a consistent sentiment signal without requiring manual annotation. However, the labels remain calibrated weak labels rather than independent human annotations. Therefore, sentiment model results should be interpreted as performance on calibrated sentiment labels, rather than as performance on a separate human gold-standard sentiment benchmark</w:t>
+      </w:r>
+      <w:r>
+        <w:t>.</w:t>
       </w:r>
     </w:p>
     <w:p>
@@ -848,7 +958,6 @@
       <w:bookmarkStart w:id="7" w:name="pseudo-complaint-title-dataset"/>
       <w:bookmarkEnd w:id="6"/>
       <w:r>
-        <w:lastRenderedPageBreak/>
         <w:t>3.4 Pseudo Complaint-Title Dataset</w:t>
       </w:r>
     </w:p>
@@ -872,6 +981,7 @@
       <w:tblPr>
         <w:tblStyle w:val="Table"/>
         <w:tblW w:w="1389" w:type="pct"/>
+        <w:jc w:val="center"/>
         <w:tblLayout w:type="fixed"/>
         <w:tblLook w:val="0020" w:firstRow="1" w:lastRow="0" w:firstColumn="0" w:lastColumn="0" w:noHBand="0" w:noVBand="0"/>
       </w:tblPr>
@@ -883,6 +993,7 @@
         <w:trPr>
           <w:cnfStyle w:val="100000000000" w:firstRow="1" w:lastRow="0" w:firstColumn="0" w:lastColumn="0" w:oddVBand="0" w:evenVBand="0" w:oddHBand="0" w:evenHBand="0" w:firstRowFirstColumn="0" w:firstRowLastColumn="0" w:lastRowFirstColumn="0" w:lastRowLastColumn="0"/>
           <w:tblHeader/>
+          <w:jc w:val="center"/>
         </w:trPr>
         <w:tc>
           <w:tcPr>
@@ -913,6 +1024,9 @@
         </w:tc>
       </w:tr>
       <w:tr>
+        <w:trPr>
+          <w:jc w:val="center"/>
+        </w:trPr>
         <w:tc>
           <w:tcPr>
             <w:tcW w:w="1430" w:type="dxa"/>
@@ -938,6 +1052,9 @@
         </w:tc>
       </w:tr>
       <w:tr>
+        <w:trPr>
+          <w:jc w:val="center"/>
+        </w:trPr>
         <w:tc>
           <w:tcPr>
             <w:tcW w:w="1430" w:type="dxa"/>
@@ -963,6 +1080,9 @@
         </w:tc>
       </w:tr>
       <w:tr>
+        <w:trPr>
+          <w:jc w:val="center"/>
+        </w:trPr>
         <w:tc>
           <w:tcPr>
             <w:tcW w:w="1430" w:type="dxa"/>
@@ -993,6 +1113,7 @@
         <w:pStyle w:val="a0"/>
       </w:pPr>
       <w:r>
+        <w:lastRenderedPageBreak/>
         <w:t>The pseudo-title data stays within the sampled review-value dataset universe. This keeps the dashboard, sentiment model, and title-generation task aligned to the same sampled products and categories.</w:t>
       </w:r>
     </w:p>
@@ -1003,7 +1124,7 @@
       <w:bookmarkStart w:id="8" w:name="X18aa0e9ef6fc5b874cb0b82ad1157c9dc193c13"/>
       <w:bookmarkEnd w:id="7"/>
       <w:r>
-        <w:t>3.5 Dashboard Display Data and Evaluation Data</w:t>
+        <w:t>3.5 Dashboard Display Data</w:t>
       </w:r>
     </w:p>
     <w:p>
@@ -1070,119 +1191,54 @@
     </w:p>
     <w:p>
       <w:pPr>
-        <w:pStyle w:val="SourceCode"/>
+        <w:pStyle w:val="FirstParagraph"/>
+        <w:jc w:val="center"/>
       </w:pPr>
       <w:r>
         <w:rPr>
-          <w:rStyle w:val="VerbatimChar"/>
+          <w:noProof/>
         </w:rPr>
-        <w:t>Raw Amazon reviews and metadata</w:t>
-      </w:r>
-      <w:r>
-        <w:br/>
-      </w:r>
-      <w:r>
-        <w:rPr>
-          <w:rStyle w:val="VerbatimChar"/>
-        </w:rPr>
-        <w:t xml:space="preserve">        -&gt; text cleaning, filtering, and category sampling</w:t>
-      </w:r>
-      <w:r>
-        <w:br/>
-      </w:r>
-      <w:r>
-        <w:rPr>
-          <w:rStyle w:val="VerbatimChar"/>
-        </w:rPr>
-        <w:t xml:space="preserve">        -&gt; helpful-vote proxy label construction</w:t>
-      </w:r>
-      <w:r>
-        <w:br/>
-      </w:r>
-      <w:r>
-        <w:rPr>
-          <w:rStyle w:val="VerbatimChar"/>
-        </w:rPr>
-        <w:t xml:space="preserve">        -&gt; TF-IDF + Logistic Regression review-value model</w:t>
-      </w:r>
-      <w:r>
-        <w:br/>
-      </w:r>
-      <w:r>
-        <w:br/>
-      </w:r>
-      <w:r>
-        <w:rPr>
-          <w:rStyle w:val="VerbatimChar"/>
-        </w:rPr>
-        <w:lastRenderedPageBreak/>
-        <w:t>Raw Amazon reviews</w:t>
-      </w:r>
-      <w:r>
-        <w:br/>
-      </w:r>
-      <w:r>
-        <w:rPr>
-          <w:rStyle w:val="VerbatimChar"/>
-        </w:rPr>
-        <w:t xml:space="preserve">        -&gt; rating + VADER lexicon calibration</w:t>
-      </w:r>
-      <w:r>
-        <w:br/>
-      </w:r>
-      <w:r>
-        <w:rPr>
-          <w:rStyle w:val="VerbatimChar"/>
-        </w:rPr>
-        <w:t xml:space="preserve">        -&gt; calibrated sentiment training set</w:t>
-      </w:r>
-      <w:r>
-        <w:br/>
-      </w:r>
-      <w:r>
-        <w:rPr>
-          <w:rStyle w:val="VerbatimChar"/>
-        </w:rPr>
-        <w:t xml:space="preserve">        -&gt; fine-tuned BERT sentiment classifier</w:t>
-      </w:r>
-      <w:r>
-        <w:br/>
-      </w:r>
-      <w:r>
-        <w:br/>
-      </w:r>
-      <w:r>
-        <w:rPr>
-          <w:rStyle w:val="VerbatimChar"/>
-        </w:rPr>
-        <w:t>Calibrated negative reviews</w:t>
-      </w:r>
-      <w:r>
-        <w:br/>
-      </w:r>
-      <w:r>
-        <w:rPr>
-          <w:rStyle w:val="VerbatimChar"/>
-        </w:rPr>
-        <w:t xml:space="preserve">        -&gt; LLM pseudo complaint-title generation</w:t>
-      </w:r>
-      <w:r>
-        <w:br/>
-      </w:r>
-      <w:r>
-        <w:rPr>
-          <w:rStyle w:val="VerbatimChar"/>
-        </w:rPr>
-        <w:t xml:space="preserve">        -&gt; pseudo-title filtering and re-splitting</w:t>
-      </w:r>
-      <w:r>
-        <w:br/>
-      </w:r>
-      <w:r>
-        <w:rPr>
-          <w:rStyle w:val="VerbatimChar"/>
-        </w:rPr>
-        <w:t xml:space="preserve">        -&gt; fine-tuned Flan-T5 complaint-title generator</w:t>
+        <w:drawing>
+          <wp:inline distT="0" distB="0" distL="0" distR="0" wp14:anchorId="7D07567D" wp14:editId="73921439">
+            <wp:extent cx="5486400" cy="1550035"/>
+            <wp:effectExtent l="0" t="0" r="0" b="0"/>
+            <wp:docPr id="1088817767" name="图片 3"/>
+            <wp:cNvGraphicFramePr>
+              <a:graphicFrameLocks xmlns:a="http://schemas.openxmlformats.org/drawingml/2006/main" noChangeAspect="1"/>
+            </wp:cNvGraphicFramePr>
+            <a:graphic xmlns:a="http://schemas.openxmlformats.org/drawingml/2006/main">
+              <a:graphicData uri="http://schemas.openxmlformats.org/drawingml/2006/picture">
+                <pic:pic xmlns:pic="http://schemas.openxmlformats.org/drawingml/2006/picture">
+                  <pic:nvPicPr>
+                    <pic:cNvPr id="1088817767" name="图片 1088817767"/>
+                    <pic:cNvPicPr/>
+                  </pic:nvPicPr>
+                  <pic:blipFill>
+                    <a:blip r:embed="rId5" cstate="print">
+                      <a:extLst>
+                        <a:ext uri="{28A0092B-C50C-407E-A947-70E740481C1C}">
+                          <a14:useLocalDpi xmlns:a14="http://schemas.microsoft.com/office/drawing/2010/main" val="0"/>
+                        </a:ext>
+                      </a:extLst>
+                    </a:blip>
+                    <a:stretch>
+                      <a:fillRect/>
+                    </a:stretch>
+                  </pic:blipFill>
+                  <pic:spPr>
+                    <a:xfrm>
+                      <a:off x="0" y="0"/>
+                      <a:ext cx="5486400" cy="1550035"/>
+                    </a:xfrm>
+                    <a:prstGeom prst="rect">
+                      <a:avLst/>
+                    </a:prstGeom>
+                  </pic:spPr>
+                </pic:pic>
+              </a:graphicData>
+            </a:graphic>
+          </wp:inline>
+        </w:drawing>
       </w:r>
     </w:p>
     <w:p>
@@ -1207,76 +1263,58 @@
     </w:p>
     <w:p>
       <w:pPr>
-        <w:pStyle w:val="SourceCode"/>
-      </w:pPr>
-      <w:r>
+        <w:pStyle w:val="FirstParagraph"/>
+        <w:jc w:val="center"/>
         <w:rPr>
-          <w:rStyle w:val="VerbatimChar"/>
+          <w:rFonts w:hint="eastAsia"/>
         </w:rPr>
-        <w:t>Selected dashboard scope or merchant-uploaded CSV</w:t>
-      </w:r>
-      <w:r>
-        <w:br/>
-      </w:r>
+      </w:pPr>
       <w:r>
         <w:rPr>
-          <w:rStyle w:val="VerbatimChar"/>
+          <w:rFonts w:hint="eastAsia"/>
+          <w:noProof/>
         </w:rPr>
-        <w:t xml:space="preserve">        -&gt; text preprocessing</w:t>
-      </w:r>
-      <w:r>
-        <w:br/>
-      </w:r>
-      <w:r>
-        <w:rPr>
-          <w:rStyle w:val="VerbatimChar"/>
-        </w:rPr>
-        <w:t xml:space="preserve">        -&gt; review-value scoring</w:t>
-      </w:r>
-      <w:r>
-        <w:br/>
-      </w:r>
-      <w:r>
-        <w:rPr>
-          <w:rStyle w:val="VerbatimChar"/>
-        </w:rPr>
-        <w:t xml:space="preserve">        -&gt; sentiment inference</w:t>
-      </w:r>
-      <w:r>
-        <w:br/>
-      </w:r>
-      <w:r>
-        <w:rPr>
-          <w:rStyle w:val="VerbatimChar"/>
-        </w:rPr>
-        <w:t xml:space="preserve">        -&gt; negative review selection</w:t>
-      </w:r>
-      <w:r>
-        <w:br/>
-      </w:r>
-      <w:r>
-        <w:rPr>
-          <w:rStyle w:val="VerbatimChar"/>
-        </w:rPr>
-        <w:t xml:space="preserve">        -&gt; complaint-title generation for negative reviews</w:t>
-      </w:r>
-      <w:r>
-        <w:br/>
-      </w:r>
-      <w:r>
-        <w:rPr>
-          <w:rStyle w:val="VerbatimChar"/>
-        </w:rPr>
-        <w:t xml:space="preserve">        -&gt; aggregation and representative review selection</w:t>
-      </w:r>
-      <w:r>
-        <w:br/>
-      </w:r>
-      <w:r>
-        <w:rPr>
-          <w:rStyle w:val="VerbatimChar"/>
-        </w:rPr>
-        <w:t xml:space="preserve">        -&gt; Streamlit dashboard and Merchant Copilot</w:t>
+        <w:drawing>
+          <wp:inline distT="0" distB="0" distL="0" distR="0" wp14:anchorId="7C7046FD" wp14:editId="43613430">
+            <wp:extent cx="5486400" cy="434340"/>
+            <wp:effectExtent l="0" t="0" r="0" b="0"/>
+            <wp:docPr id="622498852" name="图片 2"/>
+            <wp:cNvGraphicFramePr>
+              <a:graphicFrameLocks xmlns:a="http://schemas.openxmlformats.org/drawingml/2006/main" noChangeAspect="1"/>
+            </wp:cNvGraphicFramePr>
+            <a:graphic xmlns:a="http://schemas.openxmlformats.org/drawingml/2006/main">
+              <a:graphicData uri="http://schemas.openxmlformats.org/drawingml/2006/picture">
+                <pic:pic xmlns:pic="http://schemas.openxmlformats.org/drawingml/2006/picture">
+                  <pic:nvPicPr>
+                    <pic:cNvPr id="622498852" name="图片 622498852"/>
+                    <pic:cNvPicPr/>
+                  </pic:nvPicPr>
+                  <pic:blipFill>
+                    <a:blip r:embed="rId6" cstate="print">
+                      <a:extLst>
+                        <a:ext uri="{28A0092B-C50C-407E-A947-70E740481C1C}">
+                          <a14:useLocalDpi xmlns:a14="http://schemas.microsoft.com/office/drawing/2010/main" val="0"/>
+                        </a:ext>
+                      </a:extLst>
+                    </a:blip>
+                    <a:stretch>
+                      <a:fillRect/>
+                    </a:stretch>
+                  </pic:blipFill>
+                  <pic:spPr>
+                    <a:xfrm>
+                      <a:off x="0" y="0"/>
+                      <a:ext cx="5486400" cy="434340"/>
+                    </a:xfrm>
+                    <a:prstGeom prst="rect">
+                      <a:avLst/>
+                    </a:prstGeom>
+                  </pic:spPr>
+                </pic:pic>
+              </a:graphicData>
+            </a:graphic>
+          </wp:inline>
+        </w:drawing>
       </w:r>
     </w:p>
     <w:p>
@@ -1284,6 +1322,7 @@
         <w:pStyle w:val="FirstParagraph"/>
       </w:pPr>
       <w:r>
+        <w:lastRenderedPageBreak/>
         <w:t>The online pipeline is used for demonstration and business exploration. It connects trained models and fallback logic into a user-facing workflow. For example, a user can select a product, inspect negative review patterns, generate complaint titles, upload a CSV file, or ask the Merchant Copilot about the current review scope.</w:t>
       </w:r>
     </w:p>
@@ -1362,11 +1401,7 @@
         <w:pStyle w:val="FirstParagraph"/>
       </w:pPr>
       <w:r>
-        <w:t xml:space="preserve">The preprocessing step converts raw review records into task-specific datasets. It removes noisy formatting such as HTML fragments, URLs, and excessive </w:t>
-      </w:r>
-      <w:r>
-        <w:lastRenderedPageBreak/>
-        <w:t>whitespace. Reviews that are too short after cleaning are filtered out using minimum word-count and character-count thresholds. Product metadata is attached to review records so that the dashboard can display product titles and support product-level filtering.</w:t>
+        <w:t>The preprocessing step converts raw review records into task-specific datasets. It removes noisy formatting such as HTML fragments, URLs, and excessive whitespace. Reviews that are too short after cleaning are filtered out using minimum word-count and character-count thresholds. Product metadata is attached to review records so that the dashboard can display product titles and support product-level filtering.</w:t>
       </w:r>
     </w:p>
     <w:p>
@@ -1392,99 +1427,7 @@
         <w:pStyle w:val="FirstParagraph"/>
       </w:pPr>
       <w:r>
-        <w:t>The first model predicts whether a review is high-value or low-value. It uses a scikit-learn pipeline:</w:t>
-      </w:r>
-    </w:p>
-    <w:p>
-      <w:pPr>
-        <w:pStyle w:val="SourceCode"/>
-      </w:pPr>
-      <w:r>
-        <w:rPr>
-          <w:rStyle w:val="VerbatimChar"/>
-        </w:rPr>
-        <w:t>cleaned review text</w:t>
-      </w:r>
-      <w:r>
-        <w:br/>
-      </w:r>
-      <w:r>
-        <w:rPr>
-          <w:rStyle w:val="VerbatimChar"/>
-        </w:rPr>
-        <w:t xml:space="preserve">        |</w:t>
-      </w:r>
-      <w:r>
-        <w:br/>
-      </w:r>
-      <w:r>
-        <w:rPr>
-          <w:rStyle w:val="VerbatimChar"/>
-        </w:rPr>
-        <w:t xml:space="preserve">        v</w:t>
-      </w:r>
-      <w:r>
-        <w:br/>
-      </w:r>
-      <w:r>
-        <w:rPr>
-          <w:rStyle w:val="VerbatimChar"/>
-        </w:rPr>
-        <w:t>TF-IDF vectorisation</w:t>
-      </w:r>
-      <w:r>
-        <w:br/>
-      </w:r>
-      <w:r>
-        <w:rPr>
-          <w:rStyle w:val="VerbatimChar"/>
-        </w:rPr>
-        <w:t xml:space="preserve">        |</w:t>
-      </w:r>
-      <w:r>
-        <w:br/>
-      </w:r>
-      <w:r>
-        <w:rPr>
-          <w:rStyle w:val="VerbatimChar"/>
-        </w:rPr>
-        <w:t xml:space="preserve">        v</w:t>
-      </w:r>
-      <w:r>
-        <w:br/>
-      </w:r>
-      <w:r>
-        <w:rPr>
-          <w:rStyle w:val="VerbatimChar"/>
-        </w:rPr>
-        <w:t>Logistic Regression</w:t>
-      </w:r>
-      <w:r>
-        <w:br/>
-      </w:r>
-      <w:r>
-        <w:rPr>
-          <w:rStyle w:val="VerbatimChar"/>
-        </w:rPr>
-        <w:t xml:space="preserve">        |</w:t>
-      </w:r>
-      <w:r>
-        <w:br/>
-      </w:r>
-      <w:r>
-        <w:rPr>
-          <w:rStyle w:val="VerbatimChar"/>
-        </w:rPr>
-        <w:t xml:space="preserve">        v</w:t>
-      </w:r>
-      <w:r>
-        <w:br/>
-      </w:r>
-      <w:r>
-        <w:rPr>
-          <w:rStyle w:val="VerbatimChar"/>
-        </w:rPr>
-        <w:t>high-value / low-value label</w:t>
+        <w:t>The first model predicts whether a review is high-value or low-value. The model takes cleaned review text as input, converts it into TF-IDF unigram and bigram features, and then applies Logistic Regression to produce a binary prediction.</w:t>
       </w:r>
     </w:p>
     <w:p>
@@ -1500,7 +1443,11 @@
         <w:pStyle w:val="a0"/>
       </w:pPr>
       <w:r>
-        <w:t>This method was selected because it is efficient, interpretable, and suitable for a relatively small coursework dataset. Compared with a deep neural classifier, TF-IDF with Logistic Regression is faster to train, easier to debug, and more practical for lightweight dashboard inference. It also provides a strong baseline before introducing more expensive models.</w:t>
+        <w:t xml:space="preserve">This method was selected because it is efficient, interpretable, and suitable for a relatively small coursework dataset. Compared with a deep neural classifier, TF-IDF with Logistic Regression is faster to train, easier to debug, and more practical for </w:t>
+      </w:r>
+      <w:r>
+        <w:lastRenderedPageBreak/>
+        <w:t>lightweight dashboard inference. It also provides a strong baseline before introducing more expensive models.</w:t>
       </w:r>
     </w:p>
     <w:p>
@@ -1518,7 +1465,6 @@
       <w:bookmarkStart w:id="13" w:name="sentiment-mining"/>
       <w:bookmarkEnd w:id="12"/>
       <w:r>
-        <w:lastRenderedPageBreak/>
         <w:t>4.4 Sentiment Mining</w:t>
       </w:r>
     </w:p>
@@ -1551,6 +1497,7 @@
       <w:tblPr>
         <w:tblStyle w:val="Table"/>
         <w:tblW w:w="3056" w:type="pct"/>
+        <w:jc w:val="center"/>
         <w:tblLayout w:type="fixed"/>
         <w:tblLook w:val="0020" w:firstRow="1" w:lastRow="0" w:firstColumn="0" w:lastColumn="0" w:noHBand="0" w:noVBand="0"/>
       </w:tblPr>
@@ -1562,6 +1509,7 @@
         <w:trPr>
           <w:cnfStyle w:val="100000000000" w:firstRow="1" w:lastRow="0" w:firstColumn="0" w:lastColumn="0" w:oddVBand="0" w:evenVBand="0" w:oddHBand="0" w:evenHBand="0" w:firstRowFirstColumn="0" w:firstRowLastColumn="0" w:lastRowFirstColumn="0" w:lastRowLastColumn="0"/>
           <w:tblHeader/>
+          <w:jc w:val="center"/>
         </w:trPr>
         <w:tc>
           <w:tcPr>
@@ -1570,6 +1518,7 @@
           <w:p>
             <w:pPr>
               <w:pStyle w:val="Compact"/>
+              <w:jc w:val="center"/>
             </w:pPr>
             <w:r>
               <w:t>Setting</w:t>
@@ -1583,6 +1532,7 @@
           <w:p>
             <w:pPr>
               <w:pStyle w:val="Compact"/>
+              <w:jc w:val="center"/>
             </w:pPr>
             <w:r>
               <w:t>Value</w:t>
@@ -1591,6 +1541,9 @@
         </w:tc>
       </w:tr>
       <w:tr>
+        <w:trPr>
+          <w:jc w:val="center"/>
+        </w:trPr>
         <w:tc>
           <w:tcPr>
             <w:tcW w:w="2420" w:type="dxa"/>
@@ -1598,6 +1551,7 @@
           <w:p>
             <w:pPr>
               <w:pStyle w:val="Compact"/>
+              <w:jc w:val="center"/>
             </w:pPr>
             <w:r>
               <w:t>Base model</w:t>
@@ -1611,6 +1565,7 @@
           <w:p>
             <w:pPr>
               <w:pStyle w:val="Compact"/>
+              <w:jc w:val="center"/>
             </w:pPr>
             <w:r>
               <w:rPr>
@@ -1622,6 +1577,9 @@
         </w:tc>
       </w:tr>
       <w:tr>
+        <w:trPr>
+          <w:jc w:val="center"/>
+        </w:trPr>
         <w:tc>
           <w:tcPr>
             <w:tcW w:w="2420" w:type="dxa"/>
@@ -1629,6 +1587,7 @@
           <w:p>
             <w:pPr>
               <w:pStyle w:val="Compact"/>
+              <w:jc w:val="center"/>
             </w:pPr>
             <w:r>
               <w:t>Maximum sequence length</w:t>
@@ -1642,6 +1601,7 @@
           <w:p>
             <w:pPr>
               <w:pStyle w:val="Compact"/>
+              <w:jc w:val="center"/>
             </w:pPr>
             <w:r>
               <w:t>256</w:t>
@@ -1650,6 +1610,9 @@
         </w:tc>
       </w:tr>
       <w:tr>
+        <w:trPr>
+          <w:jc w:val="center"/>
+        </w:trPr>
         <w:tc>
           <w:tcPr>
             <w:tcW w:w="2420" w:type="dxa"/>
@@ -1657,6 +1620,7 @@
           <w:p>
             <w:pPr>
               <w:pStyle w:val="Compact"/>
+              <w:jc w:val="center"/>
             </w:pPr>
             <w:r>
               <w:t>Training epochs</w:t>
@@ -1670,6 +1634,7 @@
           <w:p>
             <w:pPr>
               <w:pStyle w:val="Compact"/>
+              <w:jc w:val="center"/>
             </w:pPr>
             <w:r>
               <w:t>2</w:t>
@@ -1678,6 +1643,9 @@
         </w:tc>
       </w:tr>
       <w:tr>
+        <w:trPr>
+          <w:jc w:val="center"/>
+        </w:trPr>
         <w:tc>
           <w:tcPr>
             <w:tcW w:w="2420" w:type="dxa"/>
@@ -1685,6 +1653,7 @@
           <w:p>
             <w:pPr>
               <w:pStyle w:val="Compact"/>
+              <w:jc w:val="center"/>
             </w:pPr>
             <w:r>
               <w:t>Learning rate</w:t>
@@ -1698,6 +1667,7 @@
           <w:p>
             <w:pPr>
               <w:pStyle w:val="Compact"/>
+              <w:jc w:val="center"/>
             </w:pPr>
             <w:r>
               <w:t>2e-5</w:t>
@@ -1706,6 +1676,9 @@
         </w:tc>
       </w:tr>
       <w:tr>
+        <w:trPr>
+          <w:jc w:val="center"/>
+        </w:trPr>
         <w:tc>
           <w:tcPr>
             <w:tcW w:w="2420" w:type="dxa"/>
@@ -1713,6 +1686,7 @@
           <w:p>
             <w:pPr>
               <w:pStyle w:val="Compact"/>
+              <w:jc w:val="center"/>
             </w:pPr>
             <w:r>
               <w:t>Train batch size</w:t>
@@ -1726,6 +1700,7 @@
           <w:p>
             <w:pPr>
               <w:pStyle w:val="Compact"/>
+              <w:jc w:val="center"/>
             </w:pPr>
             <w:r>
               <w:t>8</w:t>
@@ -1734,6 +1709,9 @@
         </w:tc>
       </w:tr>
       <w:tr>
+        <w:trPr>
+          <w:jc w:val="center"/>
+        </w:trPr>
         <w:tc>
           <w:tcPr>
             <w:tcW w:w="2420" w:type="dxa"/>
@@ -1741,6 +1719,7 @@
           <w:p>
             <w:pPr>
               <w:pStyle w:val="Compact"/>
+              <w:jc w:val="center"/>
             </w:pPr>
             <w:r>
               <w:t>Evaluation batch size</w:t>
@@ -1754,6 +1733,7 @@
           <w:p>
             <w:pPr>
               <w:pStyle w:val="Compact"/>
+              <w:jc w:val="center"/>
             </w:pPr>
             <w:r>
               <w:t>16</w:t>
@@ -1762,6 +1742,9 @@
         </w:tc>
       </w:tr>
       <w:tr>
+        <w:trPr>
+          <w:jc w:val="center"/>
+        </w:trPr>
         <w:tc>
           <w:tcPr>
             <w:tcW w:w="2420" w:type="dxa"/>
@@ -1769,6 +1752,7 @@
           <w:p>
             <w:pPr>
               <w:pStyle w:val="Compact"/>
+              <w:jc w:val="center"/>
             </w:pPr>
             <w:r>
               <w:t>Weight decay</w:t>
@@ -1782,6 +1766,7 @@
           <w:p>
             <w:pPr>
               <w:pStyle w:val="Compact"/>
+              <w:jc w:val="center"/>
             </w:pPr>
             <w:r>
               <w:t>0.01</w:t>
@@ -1822,6 +1807,7 @@
       <w:bookmarkStart w:id="14" w:name="complaint-title-generation"/>
       <w:bookmarkEnd w:id="13"/>
       <w:r>
+        <w:lastRenderedPageBreak/>
         <w:t>4.5 Complaint-Title Generation</w:t>
       </w:r>
     </w:p>
@@ -1894,7 +1880,6 @@
         <w:pStyle w:val="FirstParagraph"/>
       </w:pPr>
       <w:r>
-        <w:lastRenderedPageBreak/>
         <w:t>Two student models are compared:</w:t>
       </w:r>
     </w:p>
@@ -1902,6 +1887,7 @@
       <w:tblPr>
         <w:tblStyle w:val="Table"/>
         <w:tblW w:w="4167" w:type="pct"/>
+        <w:jc w:val="center"/>
         <w:tblLayout w:type="fixed"/>
         <w:tblLook w:val="0020" w:firstRow="1" w:lastRow="0" w:firstColumn="0" w:lastColumn="0" w:noHBand="0" w:noVBand="0"/>
       </w:tblPr>
@@ -1913,6 +1899,7 @@
         <w:trPr>
           <w:cnfStyle w:val="100000000000" w:firstRow="1" w:lastRow="0" w:firstColumn="0" w:lastColumn="0" w:oddVBand="0" w:evenVBand="0" w:oddHBand="0" w:evenHBand="0" w:firstRowFirstColumn="0" w:firstRowLastColumn="0" w:lastRowFirstColumn="0" w:lastRowLastColumn="0"/>
           <w:tblHeader/>
+          <w:jc w:val="center"/>
         </w:trPr>
         <w:tc>
           <w:tcPr>
@@ -1921,6 +1908,7 @@
           <w:p>
             <w:pPr>
               <w:pStyle w:val="Compact"/>
+              <w:jc w:val="center"/>
             </w:pPr>
             <w:r>
               <w:t>Model</w:t>
@@ -1934,6 +1922,7 @@
           <w:p>
             <w:pPr>
               <w:pStyle w:val="Compact"/>
+              <w:jc w:val="center"/>
             </w:pPr>
             <w:r>
               <w:t>Purpose</w:t>
@@ -1942,6 +1931,9 @@
         </w:tc>
       </w:tr>
       <w:tr>
+        <w:trPr>
+          <w:jc w:val="center"/>
+        </w:trPr>
         <w:tc>
           <w:tcPr>
             <w:tcW w:w="3300" w:type="dxa"/>
@@ -1949,6 +1941,7 @@
           <w:p>
             <w:pPr>
               <w:pStyle w:val="Compact"/>
+              <w:jc w:val="center"/>
             </w:pPr>
             <w:r>
               <w:rPr>
@@ -1965,6 +1958,7 @@
           <w:p>
             <w:pPr>
               <w:pStyle w:val="Compact"/>
+              <w:jc w:val="center"/>
             </w:pPr>
             <w:r>
               <w:t>Smaller baseline student model</w:t>
@@ -1973,6 +1967,9 @@
         </w:tc>
       </w:tr>
       <w:tr>
+        <w:trPr>
+          <w:jc w:val="center"/>
+        </w:trPr>
         <w:tc>
           <w:tcPr>
             <w:tcW w:w="3300" w:type="dxa"/>
@@ -1980,6 +1977,7 @@
           <w:p>
             <w:pPr>
               <w:pStyle w:val="Compact"/>
+              <w:jc w:val="center"/>
             </w:pPr>
             <w:r>
               <w:rPr>
@@ -1996,6 +1994,7 @@
           <w:p>
             <w:pPr>
               <w:pStyle w:val="Compact"/>
+              <w:jc w:val="center"/>
             </w:pPr>
             <w:r>
               <w:t>Larger student model and final preferred model</w:t>
@@ -2015,26 +2014,29 @@
     <w:tbl>
       <w:tblPr>
         <w:tblStyle w:val="Table"/>
-        <w:tblW w:w="2153" w:type="pct"/>
+        <w:tblW w:w="2559" w:type="pct"/>
+        <w:jc w:val="center"/>
         <w:tblLayout w:type="fixed"/>
         <w:tblLook w:val="0020" w:firstRow="1" w:lastRow="0" w:firstColumn="0" w:lastColumn="0" w:noHBand="0" w:noVBand="0"/>
       </w:tblPr>
       <w:tblGrid>
-        <w:gridCol w:w="2214"/>
-        <w:gridCol w:w="1599"/>
+        <w:gridCol w:w="2767"/>
+        <w:gridCol w:w="1766"/>
       </w:tblGrid>
       <w:tr>
         <w:trPr>
           <w:cnfStyle w:val="100000000000" w:firstRow="1" w:lastRow="0" w:firstColumn="0" w:lastColumn="0" w:oddVBand="0" w:evenVBand="0" w:oddHBand="0" w:evenHBand="0" w:firstRowFirstColumn="0" w:firstRowLastColumn="0" w:lastRowFirstColumn="0" w:lastRowLastColumn="0"/>
           <w:tblHeader/>
+          <w:jc w:val="center"/>
         </w:trPr>
         <w:tc>
           <w:tcPr>
-            <w:tcW w:w="1980" w:type="dxa"/>
-          </w:tcPr>
-          <w:p>
-            <w:pPr>
-              <w:pStyle w:val="Compact"/>
+            <w:tcW w:w="2767" w:type="dxa"/>
+          </w:tcPr>
+          <w:p>
+            <w:pPr>
+              <w:pStyle w:val="Compact"/>
+              <w:jc w:val="center"/>
             </w:pPr>
             <w:r>
               <w:t>Setting</w:t>
@@ -2043,11 +2045,12 @@
         </w:tc>
         <w:tc>
           <w:tcPr>
-            <w:tcW w:w="1430" w:type="dxa"/>
-          </w:tcPr>
-          <w:p>
-            <w:pPr>
-              <w:pStyle w:val="Compact"/>
+            <w:tcW w:w="1766" w:type="dxa"/>
+          </w:tcPr>
+          <w:p>
+            <w:pPr>
+              <w:pStyle w:val="Compact"/>
+              <w:jc w:val="center"/>
             </w:pPr>
             <w:r>
               <w:t>Value</w:t>
@@ -2056,13 +2059,17 @@
         </w:tc>
       </w:tr>
       <w:tr>
-        <w:tc>
-          <w:tcPr>
-            <w:tcW w:w="1980" w:type="dxa"/>
-          </w:tcPr>
-          <w:p>
-            <w:pPr>
-              <w:pStyle w:val="Compact"/>
+        <w:trPr>
+          <w:jc w:val="center"/>
+        </w:trPr>
+        <w:tc>
+          <w:tcPr>
+            <w:tcW w:w="2767" w:type="dxa"/>
+          </w:tcPr>
+          <w:p>
+            <w:pPr>
+              <w:pStyle w:val="Compact"/>
+              <w:jc w:val="center"/>
             </w:pPr>
             <w:r>
               <w:t>Input max length</w:t>
@@ -2071,11 +2078,12 @@
         </w:tc>
         <w:tc>
           <w:tcPr>
-            <w:tcW w:w="1430" w:type="dxa"/>
-          </w:tcPr>
-          <w:p>
-            <w:pPr>
-              <w:pStyle w:val="Compact"/>
+            <w:tcW w:w="1766" w:type="dxa"/>
+          </w:tcPr>
+          <w:p>
+            <w:pPr>
+              <w:pStyle w:val="Compact"/>
+              <w:jc w:val="center"/>
             </w:pPr>
             <w:r>
               <w:t>256</w:t>
@@ -2084,13 +2092,17 @@
         </w:tc>
       </w:tr>
       <w:tr>
-        <w:tc>
-          <w:tcPr>
-            <w:tcW w:w="1980" w:type="dxa"/>
-          </w:tcPr>
-          <w:p>
-            <w:pPr>
-              <w:pStyle w:val="Compact"/>
+        <w:trPr>
+          <w:jc w:val="center"/>
+        </w:trPr>
+        <w:tc>
+          <w:tcPr>
+            <w:tcW w:w="2767" w:type="dxa"/>
+          </w:tcPr>
+          <w:p>
+            <w:pPr>
+              <w:pStyle w:val="Compact"/>
+              <w:jc w:val="center"/>
             </w:pPr>
             <w:r>
               <w:t>Target max length</w:t>
@@ -2099,11 +2111,12 @@
         </w:tc>
         <w:tc>
           <w:tcPr>
-            <w:tcW w:w="1430" w:type="dxa"/>
-          </w:tcPr>
-          <w:p>
-            <w:pPr>
-              <w:pStyle w:val="Compact"/>
+            <w:tcW w:w="1766" w:type="dxa"/>
+          </w:tcPr>
+          <w:p>
+            <w:pPr>
+              <w:pStyle w:val="Compact"/>
+              <w:jc w:val="center"/>
             </w:pPr>
             <w:r>
               <w:t>24</w:t>
@@ -2112,13 +2125,17 @@
         </w:tc>
       </w:tr>
       <w:tr>
-        <w:tc>
-          <w:tcPr>
-            <w:tcW w:w="1980" w:type="dxa"/>
-          </w:tcPr>
-          <w:p>
-            <w:pPr>
-              <w:pStyle w:val="Compact"/>
+        <w:trPr>
+          <w:jc w:val="center"/>
+        </w:trPr>
+        <w:tc>
+          <w:tcPr>
+            <w:tcW w:w="2767" w:type="dxa"/>
+          </w:tcPr>
+          <w:p>
+            <w:pPr>
+              <w:pStyle w:val="Compact"/>
+              <w:jc w:val="center"/>
             </w:pPr>
             <w:r>
               <w:t>Training epochs</w:t>
@@ -2127,11 +2144,12 @@
         </w:tc>
         <w:tc>
           <w:tcPr>
-            <w:tcW w:w="1430" w:type="dxa"/>
-          </w:tcPr>
-          <w:p>
-            <w:pPr>
-              <w:pStyle w:val="Compact"/>
+            <w:tcW w:w="1766" w:type="dxa"/>
+          </w:tcPr>
+          <w:p>
+            <w:pPr>
+              <w:pStyle w:val="Compact"/>
+              <w:jc w:val="center"/>
             </w:pPr>
             <w:r>
               <w:t>5</w:t>
@@ -2140,13 +2158,17 @@
         </w:tc>
       </w:tr>
       <w:tr>
-        <w:tc>
-          <w:tcPr>
-            <w:tcW w:w="1980" w:type="dxa"/>
-          </w:tcPr>
-          <w:p>
-            <w:pPr>
-              <w:pStyle w:val="Compact"/>
+        <w:trPr>
+          <w:jc w:val="center"/>
+        </w:trPr>
+        <w:tc>
+          <w:tcPr>
+            <w:tcW w:w="2767" w:type="dxa"/>
+          </w:tcPr>
+          <w:p>
+            <w:pPr>
+              <w:pStyle w:val="Compact"/>
+              <w:jc w:val="center"/>
             </w:pPr>
             <w:r>
               <w:t>Train batch size</w:t>
@@ -2155,11 +2177,12 @@
         </w:tc>
         <w:tc>
           <w:tcPr>
-            <w:tcW w:w="1430" w:type="dxa"/>
-          </w:tcPr>
-          <w:p>
-            <w:pPr>
-              <w:pStyle w:val="Compact"/>
+            <w:tcW w:w="1766" w:type="dxa"/>
+          </w:tcPr>
+          <w:p>
+            <w:pPr>
+              <w:pStyle w:val="Compact"/>
+              <w:jc w:val="center"/>
             </w:pPr>
             <w:r>
               <w:t>4</w:t>
@@ -2168,13 +2191,17 @@
         </w:tc>
       </w:tr>
       <w:tr>
-        <w:tc>
-          <w:tcPr>
-            <w:tcW w:w="1980" w:type="dxa"/>
-          </w:tcPr>
-          <w:p>
-            <w:pPr>
-              <w:pStyle w:val="Compact"/>
+        <w:trPr>
+          <w:jc w:val="center"/>
+        </w:trPr>
+        <w:tc>
+          <w:tcPr>
+            <w:tcW w:w="2767" w:type="dxa"/>
+          </w:tcPr>
+          <w:p>
+            <w:pPr>
+              <w:pStyle w:val="Compact"/>
+              <w:jc w:val="center"/>
             </w:pPr>
             <w:r>
               <w:t>Evaluation batch size</w:t>
@@ -2183,11 +2210,12 @@
         </w:tc>
         <w:tc>
           <w:tcPr>
-            <w:tcW w:w="1430" w:type="dxa"/>
-          </w:tcPr>
-          <w:p>
-            <w:pPr>
-              <w:pStyle w:val="Compact"/>
+            <w:tcW w:w="1766" w:type="dxa"/>
+          </w:tcPr>
+          <w:p>
+            <w:pPr>
+              <w:pStyle w:val="Compact"/>
+              <w:jc w:val="center"/>
             </w:pPr>
             <w:r>
               <w:t>8</w:t>
@@ -2196,13 +2224,17 @@
         </w:tc>
       </w:tr>
       <w:tr>
-        <w:tc>
-          <w:tcPr>
-            <w:tcW w:w="1980" w:type="dxa"/>
-          </w:tcPr>
-          <w:p>
-            <w:pPr>
-              <w:pStyle w:val="Compact"/>
+        <w:trPr>
+          <w:jc w:val="center"/>
+        </w:trPr>
+        <w:tc>
+          <w:tcPr>
+            <w:tcW w:w="2767" w:type="dxa"/>
+          </w:tcPr>
+          <w:p>
+            <w:pPr>
+              <w:pStyle w:val="Compact"/>
+              <w:jc w:val="center"/>
             </w:pPr>
             <w:r>
               <w:t>Learning rate</w:t>
@@ -2211,11 +2243,12 @@
         </w:tc>
         <w:tc>
           <w:tcPr>
-            <w:tcW w:w="1430" w:type="dxa"/>
-          </w:tcPr>
-          <w:p>
-            <w:pPr>
-              <w:pStyle w:val="Compact"/>
+            <w:tcW w:w="1766" w:type="dxa"/>
+          </w:tcPr>
+          <w:p>
+            <w:pPr>
+              <w:pStyle w:val="Compact"/>
+              <w:jc w:val="center"/>
             </w:pPr>
             <w:r>
               <w:t>3e-4</w:t>
@@ -2224,13 +2257,17 @@
         </w:tc>
       </w:tr>
       <w:tr>
-        <w:tc>
-          <w:tcPr>
-            <w:tcW w:w="1980" w:type="dxa"/>
-          </w:tcPr>
-          <w:p>
-            <w:pPr>
-              <w:pStyle w:val="Compact"/>
+        <w:trPr>
+          <w:jc w:val="center"/>
+        </w:trPr>
+        <w:tc>
+          <w:tcPr>
+            <w:tcW w:w="2767" w:type="dxa"/>
+          </w:tcPr>
+          <w:p>
+            <w:pPr>
+              <w:pStyle w:val="Compact"/>
+              <w:jc w:val="center"/>
             </w:pPr>
             <w:r>
               <w:t>Extra metric</w:t>
@@ -2239,11 +2276,12 @@
         </w:tc>
         <w:tc>
           <w:tcPr>
-            <w:tcW w:w="1430" w:type="dxa"/>
-          </w:tcPr>
-          <w:p>
-            <w:pPr>
-              <w:pStyle w:val="Compact"/>
+            <w:tcW w:w="1766" w:type="dxa"/>
+          </w:tcPr>
+          <w:p>
+            <w:pPr>
+              <w:pStyle w:val="Compact"/>
+              <w:jc w:val="center"/>
             </w:pPr>
             <w:r>
               <w:t>BERTScore F1</w:t>
@@ -2257,7 +2295,15 @@
         <w:pStyle w:val="a0"/>
       </w:pPr>
       <w:r>
-        <w:t>Flan-T5 was selected because the task is naturally a sequence-to-sequence text generation problem: the input is a review and the output is a short complaint title. Compared with rule-based keyword extraction, a fine-tuned generative model can produce more fluent and issue-focused titles. Compared with direct LLM inference at runtime, a local student model is cheaper, more reproducible, and less dependent on external API availability.</w:t>
+        <w:t xml:space="preserve">Flan-T5 was selected because the task is naturally a sequence-to-sequence text generation problem: the input is a </w:t>
+      </w:r>
+      <w:proofErr w:type="gramStart"/>
+      <w:r>
+        <w:t>review</w:t>
+      </w:r>
+      <w:proofErr w:type="gramEnd"/>
+      <w:r>
+        <w:t xml:space="preserve"> and the output is a short complaint title. Compared with rule-based keyword extraction, a fine-tuned generative model can produce more fluent and issue-focused titles. Compared with direct LLM inference at runtime, a local student model is cheaper, more reproducible, and less dependent on external API availability.</w:t>
       </w:r>
     </w:p>
     <w:p>
@@ -2273,6 +2319,7 @@
         <w:pStyle w:val="a0"/>
       </w:pPr>
       <w:r>
+        <w:lastRenderedPageBreak/>
         <w:t>This design provides a balance between title quality, runtime cost, and local deployability. However, it has limitations: the student model learns from LLM-generated pseudo labels, so it can inherit teacher-model bias or noise. It may also produce titles that are concise but not fully faithful to the original review. Therefore, this component is positioned as an approximate complaint-title generator that supports review exploration, not as a human-certified summarisation system.</w:t>
       </w:r>
     </w:p>
@@ -2291,80 +2338,110 @@
         <w:pStyle w:val="FirstParagraph"/>
       </w:pPr>
       <w:r>
-        <w:t>The dashboard is implemented with Streamlit and provides a business-facing interface to the pipeline outputs. It includes:</w:t>
-      </w:r>
-    </w:p>
-    <w:p>
-      <w:pPr>
-        <w:pStyle w:val="Compact"/>
-        <w:numPr>
-          <w:ilvl w:val="0"/>
-          <w:numId w:val="5"/>
-        </w:numPr>
-      </w:pPr>
-      <w:r>
-        <w:t>a business overview tab with model metrics and category-level statistics,</w:t>
-      </w:r>
-    </w:p>
-    <w:p>
-      <w:pPr>
-        <w:pStyle w:val="Compact"/>
-        <w:numPr>
-          <w:ilvl w:val="0"/>
-          <w:numId w:val="5"/>
-        </w:numPr>
+        <w:t xml:space="preserve">The dashboard is implemented with </w:t>
+      </w:r>
+      <w:proofErr w:type="spellStart"/>
+      <w:r>
+        <w:t>Streamlit</w:t>
+      </w:r>
+      <w:proofErr w:type="spellEnd"/>
+      <w:r>
+        <w:t xml:space="preserve"> and provides a business-facing interface for demonstrating the pipeline outputs. Instead of presenting only model metrics, the dashboard shows how the trained components can be used in a practical merchant review-analysis workflow.</w:t>
+      </w:r>
+    </w:p>
+    <w:p>
+      <w:pPr>
+        <w:pStyle w:val="FirstParagraph"/>
+        <w:jc w:val="center"/>
+      </w:pPr>
+      <w:r>
+        <w:drawing>
+          <wp:inline distT="0" distB="0" distL="0" distR="0" wp14:anchorId="14A3C40C" wp14:editId="5E657D0D">
+            <wp:extent cx="5486400" cy="2731135"/>
+            <wp:effectExtent l="0" t="0" r="0" b="0"/>
+            <wp:docPr id="482557349" name="图片 1"/>
+            <wp:cNvGraphicFramePr>
+              <a:graphicFrameLocks xmlns:a="http://schemas.openxmlformats.org/drawingml/2006/main" noChangeAspect="1"/>
+            </wp:cNvGraphicFramePr>
+            <a:graphic xmlns:a="http://schemas.openxmlformats.org/drawingml/2006/main">
+              <a:graphicData uri="http://schemas.openxmlformats.org/drawingml/2006/picture">
+                <pic:pic xmlns:pic="http://schemas.openxmlformats.org/drawingml/2006/picture">
+                  <pic:nvPicPr>
+                    <pic:cNvPr id="482557349" name=""/>
+                    <pic:cNvPicPr/>
+                  </pic:nvPicPr>
+                  <pic:blipFill>
+                    <a:blip r:embed="rId7"/>
+                    <a:stretch>
+                      <a:fillRect/>
+                    </a:stretch>
+                  </pic:blipFill>
+                  <pic:spPr>
+                    <a:xfrm>
+                      <a:off x="0" y="0"/>
+                      <a:ext cx="5486400" cy="2731135"/>
+                    </a:xfrm>
+                    <a:prstGeom prst="rect">
+                      <a:avLst/>
+                    </a:prstGeom>
+                  </pic:spPr>
+                </pic:pic>
+              </a:graphicData>
+            </a:graphic>
+          </wp:inline>
+        </w:drawing>
+      </w:r>
+    </w:p>
+    <w:p>
+      <w:pPr>
+        <w:pStyle w:val="FirstParagraph"/>
+      </w:pPr>
+      <w:r>
+        <w:t>The dashboard focuses on several core functions. First, the business overview section presents model metrics and category-level review statistics, allowing users to quickly understand the current review scope. Second, the issue explorer displays representative negative reviews and generated complaint titles, helping users identify common product or service problems. Third, the live review analyzer allows users to paste a single review and run the full pipeline, including review-value prediction, sentiment inference, and complaint-title generation. Fourth, the merchant upload workflow supports CSV-based review analysis so that the system can be demonstrated on user-provided review data.</w:t>
+      </w:r>
+    </w:p>
+    <w:p>
+      <w:pPr>
+        <w:pStyle w:val="FirstParagraph"/>
+        <w:jc w:val="center"/>
       </w:pPr>
       <w:r>
         <w:lastRenderedPageBreak/>
-        <w:t>an issue explorer for representative negative reviews,</w:t>
-      </w:r>
-    </w:p>
-    <w:p>
-      <w:pPr>
-        <w:pStyle w:val="Compact"/>
-        <w:numPr>
-          <w:ilvl w:val="0"/>
-          <w:numId w:val="5"/>
-        </w:numPr>
-      </w:pPr>
-      <w:r>
-        <w:t>generated complaint titles for selected negative reviews,</w:t>
-      </w:r>
-    </w:p>
-    <w:p>
-      <w:pPr>
-        <w:pStyle w:val="Compact"/>
-        <w:numPr>
-          <w:ilvl w:val="0"/>
-          <w:numId w:val="5"/>
-        </w:numPr>
-      </w:pPr>
-      <w:r>
-        <w:t>a single-review checker for live inference,</w:t>
-      </w:r>
-    </w:p>
-    <w:p>
-      <w:pPr>
-        <w:pStyle w:val="Compact"/>
-        <w:numPr>
-          <w:ilvl w:val="0"/>
-          <w:numId w:val="5"/>
-        </w:numPr>
-      </w:pPr>
-      <w:r>
-        <w:t>a merchant upload workflow for CSV files,</w:t>
-      </w:r>
-    </w:p>
-    <w:p>
-      <w:pPr>
-        <w:pStyle w:val="Compact"/>
-        <w:numPr>
-          <w:ilvl w:val="0"/>
-          <w:numId w:val="5"/>
-        </w:numPr>
-      </w:pPr>
-      <w:r>
-        <w:t>a Merchant Copilot interface.</w:t>
+        <w:drawing>
+          <wp:inline distT="0" distB="0" distL="0" distR="0" wp14:anchorId="290A2D2D" wp14:editId="63D6BAD1">
+            <wp:extent cx="5486400" cy="2734310"/>
+            <wp:effectExtent l="0" t="0" r="0" b="0"/>
+            <wp:docPr id="1757132638" name="图片 1"/>
+            <wp:cNvGraphicFramePr>
+              <a:graphicFrameLocks xmlns:a="http://schemas.openxmlformats.org/drawingml/2006/main" noChangeAspect="1"/>
+            </wp:cNvGraphicFramePr>
+            <a:graphic xmlns:a="http://schemas.openxmlformats.org/drawingml/2006/main">
+              <a:graphicData uri="http://schemas.openxmlformats.org/drawingml/2006/picture">
+                <pic:pic xmlns:pic="http://schemas.openxmlformats.org/drawingml/2006/picture">
+                  <pic:nvPicPr>
+                    <pic:cNvPr id="1757132638" name=""/>
+                    <pic:cNvPicPr/>
+                  </pic:nvPicPr>
+                  <pic:blipFill>
+                    <a:blip r:embed="rId8"/>
+                    <a:stretch>
+                      <a:fillRect/>
+                    </a:stretch>
+                  </pic:blipFill>
+                  <pic:spPr>
+                    <a:xfrm>
+                      <a:off x="0" y="0"/>
+                      <a:ext cx="5486400" cy="2734310"/>
+                    </a:xfrm>
+                    <a:prstGeom prst="rect">
+                      <a:avLst/>
+                    </a:prstGeom>
+                  </pic:spPr>
+                </pic:pic>
+              </a:graphicData>
+            </a:graphic>
+          </wp:inline>
+        </w:drawing>
       </w:r>
     </w:p>
     <w:p>
@@ -2372,24 +2449,115 @@
         <w:pStyle w:val="FirstParagraph"/>
       </w:pPr>
       <w:r>
-        <w:t xml:space="preserve">The Merchant Copilot is included as an API-enabled text-based interface for querying the selected review scope. The main evaluated components of this project are the review-value classifier, sentiment classifier, and complaint-title generator. When </w:t>
-      </w:r>
-      <w:r>
+        <w:t xml:space="preserve">The Merchant Copilot is included as an API-enabled text-based interface for querying the selected review scope. When ARK_API_KEY is configured, the Copilot can call the Ark LLM API to generate richer answers. When the API is unavailable, the system uses a local fallback. In this report, the Copilot is treated as part of the system interface rather than as a separately benchmarked </w:t>
+      </w:r>
+      <w:proofErr w:type="gramStart"/>
+      <w:r>
+        <w:t>open-domain</w:t>
+      </w:r>
+      <w:proofErr w:type="gramEnd"/>
+      <w:r>
+        <w:t xml:space="preserve"> chatbot.</w:t>
+      </w:r>
+    </w:p>
+    <w:p>
+      <w:pPr>
+        <w:pStyle w:val="FirstParagraph"/>
+        <w:jc w:val="center"/>
+      </w:pPr>
+      <w:r>
+        <w:drawing>
+          <wp:inline distT="0" distB="0" distL="0" distR="0" wp14:anchorId="6ED4BEC1" wp14:editId="2BF856C4">
+            <wp:extent cx="5486400" cy="2075815"/>
+            <wp:effectExtent l="0" t="0" r="0" b="0"/>
+            <wp:docPr id="964276388" name="图片 1"/>
+            <wp:cNvGraphicFramePr>
+              <a:graphicFrameLocks xmlns:a="http://schemas.openxmlformats.org/drawingml/2006/main" noChangeAspect="1"/>
+            </wp:cNvGraphicFramePr>
+            <a:graphic xmlns:a="http://schemas.openxmlformats.org/drawingml/2006/main">
+              <a:graphicData uri="http://schemas.openxmlformats.org/drawingml/2006/picture">
+                <pic:pic xmlns:pic="http://schemas.openxmlformats.org/drawingml/2006/picture">
+                  <pic:nvPicPr>
+                    <pic:cNvPr id="964276388" name=""/>
+                    <pic:cNvPicPr/>
+                  </pic:nvPicPr>
+                  <pic:blipFill>
+                    <a:blip r:embed="rId9"/>
+                    <a:stretch>
+                      <a:fillRect/>
+                    </a:stretch>
+                  </pic:blipFill>
+                  <pic:spPr>
+                    <a:xfrm>
+                      <a:off x="0" y="0"/>
+                      <a:ext cx="5486400" cy="2075815"/>
+                    </a:xfrm>
+                    <a:prstGeom prst="rect">
+                      <a:avLst/>
+                    </a:prstGeom>
+                  </pic:spPr>
+                </pic:pic>
+              </a:graphicData>
+            </a:graphic>
+          </wp:inline>
+        </w:drawing>
+      </w:r>
+    </w:p>
+    <w:p>
+      <w:pPr>
+        <w:pStyle w:val="FirstParagraph"/>
+      </w:pPr>
+      <w:r>
+        <w:drawing>
+          <wp:inline distT="0" distB="0" distL="0" distR="0" wp14:anchorId="7CCAC2AB" wp14:editId="1BAA7A22">
+            <wp:extent cx="5486400" cy="1315085"/>
+            <wp:effectExtent l="0" t="0" r="0" b="0"/>
+            <wp:docPr id="1113383359" name="图片 1"/>
+            <wp:cNvGraphicFramePr>
+              <a:graphicFrameLocks xmlns:a="http://schemas.openxmlformats.org/drawingml/2006/main" noChangeAspect="1"/>
+            </wp:cNvGraphicFramePr>
+            <a:graphic xmlns:a="http://schemas.openxmlformats.org/drawingml/2006/main">
+              <a:graphicData uri="http://schemas.openxmlformats.org/drawingml/2006/picture">
+                <pic:pic xmlns:pic="http://schemas.openxmlformats.org/drawingml/2006/picture">
+                  <pic:nvPicPr>
+                    <pic:cNvPr id="1113383359" name=""/>
+                    <pic:cNvPicPr/>
+                  </pic:nvPicPr>
+                  <pic:blipFill>
+                    <a:blip r:embed="rId10"/>
+                    <a:stretch>
+                      <a:fillRect/>
+                    </a:stretch>
+                  </pic:blipFill>
+                  <pic:spPr>
+                    <a:xfrm>
+                      <a:off x="0" y="0"/>
+                      <a:ext cx="5486400" cy="1315085"/>
+                    </a:xfrm>
+                    <a:prstGeom prst="rect">
+                      <a:avLst/>
+                    </a:prstGeom>
+                  </pic:spPr>
+                </pic:pic>
+              </a:graphicData>
+            </a:graphic>
+          </wp:inline>
+        </w:drawing>
+      </w:r>
+    </w:p>
+    <w:p>
+      <w:pPr>
+        <w:pStyle w:val="FirstParagraph"/>
         <w:rPr>
-          <w:rStyle w:val="VerbatimChar"/>
+          <w:rFonts w:hint="eastAsia"/>
         </w:rPr>
-        <w:t>ARK_API_KEY</w:t>
-      </w:r>
-      <w:r>
-        <w:t xml:space="preserve"> is configured, the Copilot can call the Ark LLM API to generate richer answers; when the API is unavailable, it uses a local fallback. The report treats it as a real conversational UI component, while noting that it has not been separately evaluated as a standalone open-domain chatbot.</w:t>
-      </w:r>
-    </w:p>
-    <w:p>
-      <w:pPr>
-        <w:pStyle w:val="a0"/>
-      </w:pPr>
-      <w:r>
-        <w:t>From a system perspective, the dashboard is not only a visualisation layer but also the integration point of the language processing pipeline. It combines multiple model outputs into a coherent workflow, allowing users to move from raw review data to actionable insights. This is important because the project goal is to build a working language processing system rather than isolated model experiments.</w:t>
+      </w:pPr>
+      <w:r>
+        <w:t xml:space="preserve">From a system perspective, the dashboard is the integration layer of the project. It combines review-value prediction, sentiment inference, complaint-title generation, CSV upload analysis, and conversational interaction into a coherent workflow. </w:t>
+      </w:r>
+      <w:r>
+        <w:lastRenderedPageBreak/>
+        <w:t>Therefore, the dashboard demonstrates that the project is a working language processing system rather than a set of isolated model experiments.</w:t>
       </w:r>
     </w:p>
     <w:p>
@@ -2431,26 +2599,29 @@
     <w:tbl>
       <w:tblPr>
         <w:tblStyle w:val="Table"/>
-        <w:tblW w:w="4028" w:type="pct"/>
+        <w:tblW w:w="4217" w:type="pct"/>
+        <w:jc w:val="center"/>
         <w:tblLayout w:type="fixed"/>
         <w:tblLook w:val="0020" w:firstRow="1" w:lastRow="0" w:firstColumn="0" w:lastColumn="0" w:noHBand="0" w:noVBand="0"/>
       </w:tblPr>
       <w:tblGrid>
         <w:gridCol w:w="2706"/>
-        <w:gridCol w:w="4428"/>
+        <w:gridCol w:w="4763"/>
       </w:tblGrid>
       <w:tr>
         <w:trPr>
           <w:cnfStyle w:val="100000000000" w:firstRow="1" w:lastRow="0" w:firstColumn="0" w:lastColumn="0" w:oddVBand="0" w:evenVBand="0" w:oddHBand="0" w:evenHBand="0" w:firstRowFirstColumn="0" w:firstRowLastColumn="0" w:lastRowFirstColumn="0" w:lastRowLastColumn="0"/>
           <w:tblHeader/>
+          <w:jc w:val="center"/>
         </w:trPr>
         <w:tc>
           <w:tcPr>
-            <w:tcW w:w="2420" w:type="dxa"/>
-          </w:tcPr>
-          <w:p>
-            <w:pPr>
-              <w:pStyle w:val="Compact"/>
+            <w:tcW w:w="2706" w:type="dxa"/>
+          </w:tcPr>
+          <w:p>
+            <w:pPr>
+              <w:pStyle w:val="Compact"/>
+              <w:jc w:val="center"/>
             </w:pPr>
             <w:r>
               <w:t>Task</w:t>
@@ -2459,11 +2630,12 @@
         </w:tc>
         <w:tc>
           <w:tcPr>
-            <w:tcW w:w="3960" w:type="dxa"/>
-          </w:tcPr>
-          <w:p>
-            <w:pPr>
-              <w:pStyle w:val="Compact"/>
+            <w:tcW w:w="4763" w:type="dxa"/>
+          </w:tcPr>
+          <w:p>
+            <w:pPr>
+              <w:pStyle w:val="Compact"/>
+              <w:jc w:val="center"/>
             </w:pPr>
             <w:r>
               <w:t>Metrics</w:t>
@@ -2472,13 +2644,17 @@
         </w:tc>
       </w:tr>
       <w:tr>
-        <w:tc>
-          <w:tcPr>
-            <w:tcW w:w="2420" w:type="dxa"/>
-          </w:tcPr>
-          <w:p>
-            <w:pPr>
-              <w:pStyle w:val="Compact"/>
+        <w:trPr>
+          <w:jc w:val="center"/>
+        </w:trPr>
+        <w:tc>
+          <w:tcPr>
+            <w:tcW w:w="2706" w:type="dxa"/>
+          </w:tcPr>
+          <w:p>
+            <w:pPr>
+              <w:pStyle w:val="Compact"/>
+              <w:jc w:val="center"/>
             </w:pPr>
             <w:r>
               <w:t>Review-value classification</w:t>
@@ -2487,11 +2663,12 @@
         </w:tc>
         <w:tc>
           <w:tcPr>
-            <w:tcW w:w="3960" w:type="dxa"/>
-          </w:tcPr>
-          <w:p>
-            <w:pPr>
-              <w:pStyle w:val="Compact"/>
+            <w:tcW w:w="4763" w:type="dxa"/>
+          </w:tcPr>
+          <w:p>
+            <w:pPr>
+              <w:pStyle w:val="Compact"/>
+              <w:jc w:val="center"/>
             </w:pPr>
             <w:r>
               <w:t>Accuracy, precision, recall, F1</w:t>
@@ -2500,13 +2677,17 @@
         </w:tc>
       </w:tr>
       <w:tr>
-        <w:tc>
-          <w:tcPr>
-            <w:tcW w:w="2420" w:type="dxa"/>
-          </w:tcPr>
-          <w:p>
-            <w:pPr>
-              <w:pStyle w:val="Compact"/>
+        <w:trPr>
+          <w:jc w:val="center"/>
+        </w:trPr>
+        <w:tc>
+          <w:tcPr>
+            <w:tcW w:w="2706" w:type="dxa"/>
+          </w:tcPr>
+          <w:p>
+            <w:pPr>
+              <w:pStyle w:val="Compact"/>
+              <w:jc w:val="center"/>
             </w:pPr>
             <w:r>
               <w:t>Sentiment classification</w:t>
@@ -2515,11 +2696,12 @@
         </w:tc>
         <w:tc>
           <w:tcPr>
-            <w:tcW w:w="3960" w:type="dxa"/>
-          </w:tcPr>
-          <w:p>
-            <w:pPr>
-              <w:pStyle w:val="Compact"/>
+            <w:tcW w:w="4763" w:type="dxa"/>
+          </w:tcPr>
+          <w:p>
+            <w:pPr>
+              <w:pStyle w:val="Compact"/>
+              <w:jc w:val="center"/>
             </w:pPr>
             <w:r>
               <w:t>Accuracy, precision, recall, F1, macro-F1</w:t>
@@ -2528,13 +2710,17 @@
         </w:tc>
       </w:tr>
       <w:tr>
-        <w:tc>
-          <w:tcPr>
-            <w:tcW w:w="2420" w:type="dxa"/>
-          </w:tcPr>
-          <w:p>
-            <w:pPr>
-              <w:pStyle w:val="Compact"/>
+        <w:trPr>
+          <w:jc w:val="center"/>
+        </w:trPr>
+        <w:tc>
+          <w:tcPr>
+            <w:tcW w:w="2706" w:type="dxa"/>
+          </w:tcPr>
+          <w:p>
+            <w:pPr>
+              <w:pStyle w:val="Compact"/>
+              <w:jc w:val="center"/>
             </w:pPr>
             <w:r>
               <w:t>Complaint-title generation</w:t>
@@ -2543,11 +2729,12 @@
         </w:tc>
         <w:tc>
           <w:tcPr>
-            <w:tcW w:w="3960" w:type="dxa"/>
-          </w:tcPr>
-          <w:p>
-            <w:pPr>
-              <w:pStyle w:val="Compact"/>
+            <w:tcW w:w="4763" w:type="dxa"/>
+          </w:tcPr>
+          <w:p>
+            <w:pPr>
+              <w:pStyle w:val="Compact"/>
+              <w:jc w:val="center"/>
             </w:pPr>
             <w:r>
               <w:t>ROUGE-1, ROUGE-2, ROUGE-L, BERTScore F1</w:t>
@@ -2569,26 +2756,29 @@
     <w:tbl>
       <w:tblPr>
         <w:tblStyle w:val="Table"/>
-        <w:tblW w:w="2014" w:type="pct"/>
+        <w:tblW w:w="2250" w:type="pct"/>
+        <w:jc w:val="center"/>
         <w:tblLayout w:type="fixed"/>
         <w:tblLook w:val="0020" w:firstRow="1" w:lastRow="0" w:firstColumn="0" w:lastColumn="0" w:noHBand="0" w:noVBand="0"/>
       </w:tblPr>
       <w:tblGrid>
-        <w:gridCol w:w="2460"/>
-        <w:gridCol w:w="1107"/>
+        <w:gridCol w:w="2709"/>
+        <w:gridCol w:w="1276"/>
       </w:tblGrid>
       <w:tr>
         <w:trPr>
           <w:cnfStyle w:val="100000000000" w:firstRow="1" w:lastRow="0" w:firstColumn="0" w:lastColumn="0" w:oddVBand="0" w:evenVBand="0" w:oddHBand="0" w:evenHBand="0" w:firstRowFirstColumn="0" w:firstRowLastColumn="0" w:lastRowFirstColumn="0" w:lastRowLastColumn="0"/>
           <w:tblHeader/>
+          <w:jc w:val="center"/>
         </w:trPr>
         <w:tc>
           <w:tcPr>
-            <w:tcW w:w="2200" w:type="dxa"/>
-          </w:tcPr>
-          <w:p>
-            <w:pPr>
-              <w:pStyle w:val="Compact"/>
+            <w:tcW w:w="2709" w:type="dxa"/>
+          </w:tcPr>
+          <w:p>
+            <w:pPr>
+              <w:pStyle w:val="Compact"/>
+              <w:jc w:val="center"/>
             </w:pPr>
             <w:r>
               <w:t>Metric</w:t>
@@ -2597,12 +2787,12 @@
         </w:tc>
         <w:tc>
           <w:tcPr>
-            <w:tcW w:w="990" w:type="dxa"/>
-          </w:tcPr>
-          <w:p>
-            <w:pPr>
-              <w:pStyle w:val="Compact"/>
-              <w:jc w:val="right"/>
+            <w:tcW w:w="1276" w:type="dxa"/>
+          </w:tcPr>
+          <w:p>
+            <w:pPr>
+              <w:pStyle w:val="Compact"/>
+              <w:jc w:val="center"/>
             </w:pPr>
             <w:r>
               <w:t>Result</w:t>
@@ -2611,13 +2801,17 @@
         </w:tc>
       </w:tr>
       <w:tr>
-        <w:tc>
-          <w:tcPr>
-            <w:tcW w:w="2200" w:type="dxa"/>
-          </w:tcPr>
-          <w:p>
-            <w:pPr>
-              <w:pStyle w:val="Compact"/>
+        <w:trPr>
+          <w:jc w:val="center"/>
+        </w:trPr>
+        <w:tc>
+          <w:tcPr>
+            <w:tcW w:w="2709" w:type="dxa"/>
+          </w:tcPr>
+          <w:p>
+            <w:pPr>
+              <w:pStyle w:val="Compact"/>
+              <w:jc w:val="center"/>
             </w:pPr>
             <w:r>
               <w:t>Test accuracy</w:t>
@@ -2626,12 +2820,12 @@
         </w:tc>
         <w:tc>
           <w:tcPr>
-            <w:tcW w:w="990" w:type="dxa"/>
-          </w:tcPr>
-          <w:p>
-            <w:pPr>
-              <w:pStyle w:val="Compact"/>
-              <w:jc w:val="right"/>
+            <w:tcW w:w="1276" w:type="dxa"/>
+          </w:tcPr>
+          <w:p>
+            <w:pPr>
+              <w:pStyle w:val="Compact"/>
+              <w:jc w:val="center"/>
             </w:pPr>
             <w:r>
               <w:t>0.840</w:t>
@@ -2640,13 +2834,17 @@
         </w:tc>
       </w:tr>
       <w:tr>
-        <w:tc>
-          <w:tcPr>
-            <w:tcW w:w="2200" w:type="dxa"/>
-          </w:tcPr>
-          <w:p>
-            <w:pPr>
-              <w:pStyle w:val="Compact"/>
+        <w:trPr>
+          <w:jc w:val="center"/>
+        </w:trPr>
+        <w:tc>
+          <w:tcPr>
+            <w:tcW w:w="2709" w:type="dxa"/>
+          </w:tcPr>
+          <w:p>
+            <w:pPr>
+              <w:pStyle w:val="Compact"/>
+              <w:jc w:val="center"/>
             </w:pPr>
             <w:r>
               <w:t>Positive-class precision</w:t>
@@ -2655,12 +2853,12 @@
         </w:tc>
         <w:tc>
           <w:tcPr>
-            <w:tcW w:w="990" w:type="dxa"/>
-          </w:tcPr>
-          <w:p>
-            <w:pPr>
-              <w:pStyle w:val="Compact"/>
-              <w:jc w:val="right"/>
+            <w:tcW w:w="1276" w:type="dxa"/>
+          </w:tcPr>
+          <w:p>
+            <w:pPr>
+              <w:pStyle w:val="Compact"/>
+              <w:jc w:val="center"/>
             </w:pPr>
             <w:r>
               <w:t>0.434</w:t>
@@ -2669,28 +2867,31 @@
         </w:tc>
       </w:tr>
       <w:tr>
-        <w:tc>
-          <w:tcPr>
-            <w:tcW w:w="2200" w:type="dxa"/>
-          </w:tcPr>
-          <w:p>
-            <w:pPr>
-              <w:pStyle w:val="Compact"/>
-            </w:pPr>
-            <w:r>
-              <w:lastRenderedPageBreak/>
+        <w:trPr>
+          <w:jc w:val="center"/>
+        </w:trPr>
+        <w:tc>
+          <w:tcPr>
+            <w:tcW w:w="2709" w:type="dxa"/>
+          </w:tcPr>
+          <w:p>
+            <w:pPr>
+              <w:pStyle w:val="Compact"/>
+              <w:jc w:val="center"/>
+            </w:pPr>
+            <w:r>
               <w:t>Positive-class recall</w:t>
             </w:r>
           </w:p>
         </w:tc>
         <w:tc>
           <w:tcPr>
-            <w:tcW w:w="990" w:type="dxa"/>
-          </w:tcPr>
-          <w:p>
-            <w:pPr>
-              <w:pStyle w:val="Compact"/>
-              <w:jc w:val="right"/>
+            <w:tcW w:w="1276" w:type="dxa"/>
+          </w:tcPr>
+          <w:p>
+            <w:pPr>
+              <w:pStyle w:val="Compact"/>
+              <w:jc w:val="center"/>
             </w:pPr>
             <w:r>
               <w:t>0.404</w:t>
@@ -2699,13 +2900,17 @@
         </w:tc>
       </w:tr>
       <w:tr>
-        <w:tc>
-          <w:tcPr>
-            <w:tcW w:w="2200" w:type="dxa"/>
-          </w:tcPr>
-          <w:p>
-            <w:pPr>
-              <w:pStyle w:val="Compact"/>
+        <w:trPr>
+          <w:jc w:val="center"/>
+        </w:trPr>
+        <w:tc>
+          <w:tcPr>
+            <w:tcW w:w="2709" w:type="dxa"/>
+          </w:tcPr>
+          <w:p>
+            <w:pPr>
+              <w:pStyle w:val="Compact"/>
+              <w:jc w:val="center"/>
             </w:pPr>
             <w:r>
               <w:t>Positive-class F1</w:t>
@@ -2714,12 +2919,12 @@
         </w:tc>
         <w:tc>
           <w:tcPr>
-            <w:tcW w:w="990" w:type="dxa"/>
-          </w:tcPr>
-          <w:p>
-            <w:pPr>
-              <w:pStyle w:val="Compact"/>
-              <w:jc w:val="right"/>
+            <w:tcW w:w="1276" w:type="dxa"/>
+          </w:tcPr>
+          <w:p>
+            <w:pPr>
+              <w:pStyle w:val="Compact"/>
+              <w:jc w:val="center"/>
             </w:pPr>
             <w:r>
               <w:t>0.418</w:t>
@@ -2750,6 +2955,7 @@
       <w:tblPr>
         <w:tblStyle w:val="Table"/>
         <w:tblW w:w="1597" w:type="pct"/>
+        <w:jc w:val="center"/>
         <w:tblLayout w:type="fixed"/>
         <w:tblLook w:val="0020" w:firstRow="1" w:lastRow="0" w:firstColumn="0" w:lastColumn="0" w:noHBand="0" w:noVBand="0"/>
       </w:tblPr>
@@ -2761,6 +2967,7 @@
         <w:trPr>
           <w:cnfStyle w:val="100000000000" w:firstRow="1" w:lastRow="0" w:firstColumn="0" w:lastColumn="0" w:oddVBand="0" w:evenVBand="0" w:oddHBand="0" w:evenHBand="0" w:firstRowFirstColumn="0" w:firstRowLastColumn="0" w:lastRowFirstColumn="0" w:lastRowLastColumn="0"/>
           <w:tblHeader/>
+          <w:jc w:val="center"/>
         </w:trPr>
         <w:tc>
           <w:tcPr>
@@ -2769,6 +2976,7 @@
           <w:p>
             <w:pPr>
               <w:pStyle w:val="Compact"/>
+              <w:jc w:val="center"/>
             </w:pPr>
             <w:r>
               <w:t>Metric</w:t>
@@ -2782,7 +2990,7 @@
           <w:p>
             <w:pPr>
               <w:pStyle w:val="Compact"/>
-              <w:jc w:val="right"/>
+              <w:jc w:val="center"/>
             </w:pPr>
             <w:r>
               <w:t>Result</w:t>
@@ -2791,6 +2999,9 @@
         </w:tc>
       </w:tr>
       <w:tr>
+        <w:trPr>
+          <w:jc w:val="center"/>
+        </w:trPr>
         <w:tc>
           <w:tcPr>
             <w:tcW w:w="1540" w:type="dxa"/>
@@ -2798,6 +3009,7 @@
           <w:p>
             <w:pPr>
               <w:pStyle w:val="Compact"/>
+              <w:jc w:val="center"/>
             </w:pPr>
             <w:r>
               <w:t>Test accuracy</w:t>
@@ -2809,6 +3021,9 @@
             <w:tcW w:w="990" w:type="dxa"/>
           </w:tcPr>
           <w:p>
+            <w:pPr>
+              <w:jc w:val="center"/>
+            </w:pPr>
             <w:r>
               <w:t>0.966</w:t>
             </w:r>
@@ -2816,6 +3031,9 @@
         </w:tc>
       </w:tr>
       <w:tr>
+        <w:trPr>
+          <w:jc w:val="center"/>
+        </w:trPr>
         <w:tc>
           <w:tcPr>
             <w:tcW w:w="1540" w:type="dxa"/>
@@ -2823,6 +3041,7 @@
           <w:p>
             <w:pPr>
               <w:pStyle w:val="Compact"/>
+              <w:jc w:val="center"/>
             </w:pPr>
             <w:r>
               <w:t>Test precision</w:t>
@@ -2834,6 +3053,9 @@
             <w:tcW w:w="990" w:type="dxa"/>
           </w:tcPr>
           <w:p>
+            <w:pPr>
+              <w:jc w:val="center"/>
+            </w:pPr>
             <w:r>
               <w:t>0.985</w:t>
             </w:r>
@@ -2841,6 +3063,9 @@
         </w:tc>
       </w:tr>
       <w:tr>
+        <w:trPr>
+          <w:jc w:val="center"/>
+        </w:trPr>
         <w:tc>
           <w:tcPr>
             <w:tcW w:w="1540" w:type="dxa"/>
@@ -2848,6 +3073,7 @@
           <w:p>
             <w:pPr>
               <w:pStyle w:val="Compact"/>
+              <w:jc w:val="center"/>
             </w:pPr>
             <w:r>
               <w:t>Test recall</w:t>
@@ -2859,6 +3085,9 @@
             <w:tcW w:w="990" w:type="dxa"/>
           </w:tcPr>
           <w:p>
+            <w:pPr>
+              <w:jc w:val="center"/>
+            </w:pPr>
             <w:r>
               <w:t>0.978</w:t>
             </w:r>
@@ -2866,6 +3095,9 @@
         </w:tc>
       </w:tr>
       <w:tr>
+        <w:trPr>
+          <w:jc w:val="center"/>
+        </w:trPr>
         <w:tc>
           <w:tcPr>
             <w:tcW w:w="1540" w:type="dxa"/>
@@ -2873,6 +3105,7 @@
           <w:p>
             <w:pPr>
               <w:pStyle w:val="Compact"/>
+              <w:jc w:val="center"/>
             </w:pPr>
             <w:r>
               <w:t>Test F1</w:t>
@@ -2884,6 +3117,9 @@
             <w:tcW w:w="990" w:type="dxa"/>
           </w:tcPr>
           <w:p>
+            <w:pPr>
+              <w:jc w:val="center"/>
+            </w:pPr>
             <w:r>
               <w:t>0.981</w:t>
             </w:r>
@@ -2891,6 +3127,9 @@
         </w:tc>
       </w:tr>
       <w:tr>
+        <w:trPr>
+          <w:jc w:val="center"/>
+        </w:trPr>
         <w:tc>
           <w:tcPr>
             <w:tcW w:w="1540" w:type="dxa"/>
@@ -2898,8 +3137,10 @@
           <w:p>
             <w:pPr>
               <w:pStyle w:val="Compact"/>
-            </w:pPr>
-            <w:r>
+              <w:jc w:val="center"/>
+            </w:pPr>
+            <w:r>
+              <w:lastRenderedPageBreak/>
               <w:t>Test macro-F1</w:t>
             </w:r>
           </w:p>
@@ -2909,6 +3150,9 @@
             <w:tcW w:w="990" w:type="dxa"/>
           </w:tcPr>
           <w:p>
+            <w:pPr>
+              <w:jc w:val="center"/>
+            </w:pPr>
             <w:r>
               <w:t>0.910</w:t>
             </w:r>
@@ -2937,29 +3181,34 @@
     <w:tbl>
       <w:tblPr>
         <w:tblStyle w:val="Table"/>
-        <w:tblW w:w="4167" w:type="pct"/>
+        <w:tblW w:w="4767" w:type="pct"/>
+        <w:jc w:val="center"/>
         <w:tblLayout w:type="fixed"/>
         <w:tblLook w:val="0020" w:firstRow="1" w:lastRow="0" w:firstColumn="0" w:lastColumn="0" w:noHBand="0" w:noVBand="0"/>
       </w:tblPr>
       <w:tblGrid>
-        <w:gridCol w:w="2215"/>
+        <w:gridCol w:w="1923"/>
+        <w:gridCol w:w="292"/>
         <w:gridCol w:w="1230"/>
-        <w:gridCol w:w="1230"/>
-        <w:gridCol w:w="1230"/>
-        <w:gridCol w:w="1476"/>
+        <w:gridCol w:w="1596"/>
+        <w:gridCol w:w="1418"/>
+        <w:gridCol w:w="106"/>
+        <w:gridCol w:w="1878"/>
       </w:tblGrid>
       <w:tr>
         <w:trPr>
           <w:cnfStyle w:val="100000000000" w:firstRow="1" w:lastRow="0" w:firstColumn="0" w:lastColumn="0" w:oddVBand="0" w:evenVBand="0" w:oddHBand="0" w:evenHBand="0" w:firstRowFirstColumn="0" w:firstRowLastColumn="0" w:lastRowFirstColumn="0" w:lastRowLastColumn="0"/>
           <w:tblHeader/>
+          <w:jc w:val="center"/>
         </w:trPr>
         <w:tc>
           <w:tcPr>
-            <w:tcW w:w="1980" w:type="dxa"/>
-          </w:tcPr>
-          <w:p>
-            <w:pPr>
-              <w:pStyle w:val="Compact"/>
+            <w:tcW w:w="1923" w:type="dxa"/>
+          </w:tcPr>
+          <w:p>
+            <w:pPr>
+              <w:pStyle w:val="Compact"/>
+              <w:jc w:val="center"/>
             </w:pPr>
             <w:r>
               <w:t>Model</w:t>
@@ -2968,12 +3217,13 @@
         </w:tc>
         <w:tc>
           <w:tcPr>
-            <w:tcW w:w="1100" w:type="dxa"/>
-          </w:tcPr>
-          <w:p>
-            <w:pPr>
-              <w:pStyle w:val="Compact"/>
-              <w:jc w:val="right"/>
+            <w:tcW w:w="1522" w:type="dxa"/>
+            <w:gridSpan w:val="2"/>
+          </w:tcPr>
+          <w:p>
+            <w:pPr>
+              <w:pStyle w:val="Compact"/>
+              <w:jc w:val="center"/>
             </w:pPr>
             <w:r>
               <w:t>ROUGE-1 F1</w:t>
@@ -2982,12 +3232,12 @@
         </w:tc>
         <w:tc>
           <w:tcPr>
-            <w:tcW w:w="1100" w:type="dxa"/>
-          </w:tcPr>
-          <w:p>
-            <w:pPr>
-              <w:pStyle w:val="Compact"/>
-              <w:jc w:val="right"/>
+            <w:tcW w:w="1596" w:type="dxa"/>
+          </w:tcPr>
+          <w:p>
+            <w:pPr>
+              <w:pStyle w:val="Compact"/>
+              <w:jc w:val="center"/>
             </w:pPr>
             <w:r>
               <w:t>ROUGE-2 F1</w:t>
@@ -2996,12 +3246,13 @@
         </w:tc>
         <w:tc>
           <w:tcPr>
-            <w:tcW w:w="1100" w:type="dxa"/>
-          </w:tcPr>
-          <w:p>
-            <w:pPr>
-              <w:pStyle w:val="Compact"/>
-              <w:jc w:val="right"/>
+            <w:tcW w:w="1524" w:type="dxa"/>
+            <w:gridSpan w:val="2"/>
+          </w:tcPr>
+          <w:p>
+            <w:pPr>
+              <w:pStyle w:val="Compact"/>
+              <w:jc w:val="center"/>
             </w:pPr>
             <w:r>
               <w:t>ROUGE-L F1</w:t>
@@ -3010,12 +3261,12 @@
         </w:tc>
         <w:tc>
           <w:tcPr>
-            <w:tcW w:w="1320" w:type="dxa"/>
-          </w:tcPr>
-          <w:p>
-            <w:pPr>
-              <w:pStyle w:val="Compact"/>
-              <w:jc w:val="right"/>
+            <w:tcW w:w="1878" w:type="dxa"/>
+          </w:tcPr>
+          <w:p>
+            <w:pPr>
+              <w:pStyle w:val="Compact"/>
+              <w:jc w:val="center"/>
             </w:pPr>
             <w:r>
               <w:t>BERTScore F1</w:t>
@@ -3024,13 +3275,18 @@
         </w:tc>
       </w:tr>
       <w:tr>
-        <w:tc>
-          <w:tcPr>
-            <w:tcW w:w="1980" w:type="dxa"/>
-          </w:tcPr>
-          <w:p>
-            <w:pPr>
-              <w:pStyle w:val="Compact"/>
+        <w:trPr>
+          <w:jc w:val="center"/>
+        </w:trPr>
+        <w:tc>
+          <w:tcPr>
+            <w:tcW w:w="2215" w:type="dxa"/>
+            <w:gridSpan w:val="2"/>
+          </w:tcPr>
+          <w:p>
+            <w:pPr>
+              <w:pStyle w:val="Compact"/>
+              <w:jc w:val="center"/>
             </w:pPr>
             <w:r>
               <w:t>Flan-T5-small, fine-tuned</w:t>
@@ -3039,9 +3295,12 @@
         </w:tc>
         <w:tc>
           <w:tcPr>
-            <w:tcW w:w="1100" w:type="dxa"/>
-          </w:tcPr>
-          <w:p>
+            <w:tcW w:w="1230" w:type="dxa"/>
+          </w:tcPr>
+          <w:p>
+            <w:pPr>
+              <w:jc w:val="center"/>
+            </w:pPr>
             <w:r>
               <w:t>0.322</w:t>
             </w:r>
@@ -3049,9 +3308,12 @@
         </w:tc>
         <w:tc>
           <w:tcPr>
-            <w:tcW w:w="1100" w:type="dxa"/>
-          </w:tcPr>
-          <w:p>
+            <w:tcW w:w="1596" w:type="dxa"/>
+          </w:tcPr>
+          <w:p>
+            <w:pPr>
+              <w:jc w:val="center"/>
+            </w:pPr>
             <w:r>
               <w:t>0.149</w:t>
             </w:r>
@@ -3059,9 +3321,12 @@
         </w:tc>
         <w:tc>
           <w:tcPr>
-            <w:tcW w:w="1100" w:type="dxa"/>
-          </w:tcPr>
-          <w:p>
+            <w:tcW w:w="1418" w:type="dxa"/>
+          </w:tcPr>
+          <w:p>
+            <w:pPr>
+              <w:jc w:val="center"/>
+            </w:pPr>
             <w:r>
               <w:t>0.306</w:t>
             </w:r>
@@ -3069,9 +3334,13 @@
         </w:tc>
         <w:tc>
           <w:tcPr>
-            <w:tcW w:w="1320" w:type="dxa"/>
-          </w:tcPr>
-          <w:p>
+            <w:tcW w:w="1984" w:type="dxa"/>
+            <w:gridSpan w:val="2"/>
+          </w:tcPr>
+          <w:p>
+            <w:pPr>
+              <w:jc w:val="center"/>
+            </w:pPr>
             <w:r>
               <w:t>0.816</w:t>
             </w:r>
@@ -3079,13 +3348,18 @@
         </w:tc>
       </w:tr>
       <w:tr>
-        <w:tc>
-          <w:tcPr>
-            <w:tcW w:w="1980" w:type="dxa"/>
-          </w:tcPr>
-          <w:p>
-            <w:pPr>
-              <w:pStyle w:val="Compact"/>
+        <w:trPr>
+          <w:jc w:val="center"/>
+        </w:trPr>
+        <w:tc>
+          <w:tcPr>
+            <w:tcW w:w="2215" w:type="dxa"/>
+            <w:gridSpan w:val="2"/>
+          </w:tcPr>
+          <w:p>
+            <w:pPr>
+              <w:pStyle w:val="Compact"/>
+              <w:jc w:val="center"/>
             </w:pPr>
             <w:r>
               <w:t>Flan-T5-base, fine-tuned</w:t>
@@ -3094,9 +3368,12 @@
         </w:tc>
         <w:tc>
           <w:tcPr>
-            <w:tcW w:w="1100" w:type="dxa"/>
-          </w:tcPr>
-          <w:p>
+            <w:tcW w:w="1230" w:type="dxa"/>
+          </w:tcPr>
+          <w:p>
+            <w:pPr>
+              <w:jc w:val="center"/>
+            </w:pPr>
             <w:r>
               <w:t>0.399</w:t>
             </w:r>
@@ -3104,9 +3381,12 @@
         </w:tc>
         <w:tc>
           <w:tcPr>
-            <w:tcW w:w="1100" w:type="dxa"/>
-          </w:tcPr>
-          <w:p>
+            <w:tcW w:w="1596" w:type="dxa"/>
+          </w:tcPr>
+          <w:p>
+            <w:pPr>
+              <w:jc w:val="center"/>
+            </w:pPr>
             <w:r>
               <w:t>0.178</w:t>
             </w:r>
@@ -3114,9 +3394,12 @@
         </w:tc>
         <w:tc>
           <w:tcPr>
-            <w:tcW w:w="1100" w:type="dxa"/>
-          </w:tcPr>
-          <w:p>
+            <w:tcW w:w="1418" w:type="dxa"/>
+          </w:tcPr>
+          <w:p>
+            <w:pPr>
+              <w:jc w:val="center"/>
+            </w:pPr>
             <w:r>
               <w:t>0.373</w:t>
             </w:r>
@@ -3124,9 +3407,13 @@
         </w:tc>
         <w:tc>
           <w:tcPr>
-            <w:tcW w:w="1320" w:type="dxa"/>
-          </w:tcPr>
-          <w:p>
+            <w:tcW w:w="1984" w:type="dxa"/>
+            <w:gridSpan w:val="2"/>
+          </w:tcPr>
+          <w:p>
+            <w:pPr>
+              <w:jc w:val="center"/>
+            </w:pPr>
             <w:r>
               <w:t>0.830</w:t>
             </w:r>
@@ -3157,7 +3444,6 @@
       <w:bookmarkStart w:id="21" w:name="qualitative-analysis"/>
       <w:bookmarkEnd w:id="20"/>
       <w:r>
-        <w:lastRenderedPageBreak/>
         <w:t>5.5 Qualitative Analysis</w:t>
       </w:r>
     </w:p>
@@ -3172,28 +3458,31 @@
     <w:tbl>
       <w:tblPr>
         <w:tblStyle w:val="Table"/>
-        <w:tblW w:w="4306" w:type="pct"/>
+        <w:tblW w:w="4997" w:type="pct"/>
+        <w:jc w:val="center"/>
         <w:tblLayout w:type="fixed"/>
         <w:tblLook w:val="0020" w:firstRow="1" w:lastRow="0" w:firstColumn="0" w:lastColumn="0" w:noHBand="0" w:noVBand="0"/>
       </w:tblPr>
       <w:tblGrid>
-        <w:gridCol w:w="2092"/>
+        <w:gridCol w:w="2093"/>
         <w:gridCol w:w="1845"/>
-        <w:gridCol w:w="1845"/>
-        <w:gridCol w:w="1845"/>
+        <w:gridCol w:w="2078"/>
+        <w:gridCol w:w="2835"/>
       </w:tblGrid>
       <w:tr>
         <w:trPr>
           <w:cnfStyle w:val="100000000000" w:firstRow="1" w:lastRow="0" w:firstColumn="0" w:lastColumn="0" w:oddVBand="0" w:evenVBand="0" w:oddHBand="0" w:evenHBand="0" w:firstRowFirstColumn="0" w:firstRowLastColumn="0" w:lastRowFirstColumn="0" w:lastRowLastColumn="0"/>
           <w:tblHeader/>
+          <w:jc w:val="center"/>
         </w:trPr>
         <w:tc>
           <w:tcPr>
-            <w:tcW w:w="1870" w:type="dxa"/>
-          </w:tcPr>
-          <w:p>
-            <w:pPr>
-              <w:pStyle w:val="Compact"/>
+            <w:tcW w:w="2092" w:type="dxa"/>
+          </w:tcPr>
+          <w:p>
+            <w:pPr>
+              <w:pStyle w:val="Compact"/>
+              <w:jc w:val="center"/>
             </w:pPr>
             <w:r>
               <w:t>Review Snippet</w:t>
@@ -3202,11 +3491,12 @@
         </w:tc>
         <w:tc>
           <w:tcPr>
-            <w:tcW w:w="1650" w:type="dxa"/>
-          </w:tcPr>
-          <w:p>
-            <w:pPr>
-              <w:pStyle w:val="Compact"/>
+            <w:tcW w:w="1845" w:type="dxa"/>
+          </w:tcPr>
+          <w:p>
+            <w:pPr>
+              <w:pStyle w:val="Compact"/>
+              <w:jc w:val="center"/>
             </w:pPr>
             <w:r>
               <w:t>Reference Title</w:t>
@@ -3215,11 +3505,12 @@
         </w:tc>
         <w:tc>
           <w:tcPr>
-            <w:tcW w:w="1650" w:type="dxa"/>
-          </w:tcPr>
-          <w:p>
-            <w:pPr>
-              <w:pStyle w:val="Compact"/>
+            <w:tcW w:w="2078" w:type="dxa"/>
+          </w:tcPr>
+          <w:p>
+            <w:pPr>
+              <w:pStyle w:val="Compact"/>
+              <w:jc w:val="center"/>
             </w:pPr>
             <w:r>
               <w:t>Zero-Shot Output</w:t>
@@ -3228,11 +3519,12 @@
         </w:tc>
         <w:tc>
           <w:tcPr>
-            <w:tcW w:w="1650" w:type="dxa"/>
-          </w:tcPr>
-          <w:p>
-            <w:pPr>
-              <w:pStyle w:val="Compact"/>
+            <w:tcW w:w="2835" w:type="dxa"/>
+          </w:tcPr>
+          <w:p>
+            <w:pPr>
+              <w:pStyle w:val="Compact"/>
+              <w:jc w:val="center"/>
             </w:pPr>
             <w:r>
               <w:t>Fine-Tuned Base Output</w:t>
@@ -3241,11 +3533,17 @@
         </w:tc>
       </w:tr>
       <w:tr>
-        <w:tc>
-          <w:tcPr>
-            <w:tcW w:w="1870" w:type="dxa"/>
-          </w:tcPr>
-          <w:p>
+        <w:trPr>
+          <w:jc w:val="center"/>
+        </w:trPr>
+        <w:tc>
+          <w:tcPr>
+            <w:tcW w:w="2092" w:type="dxa"/>
+          </w:tcPr>
+          <w:p>
+            <w:pPr>
+              <w:jc w:val="center"/>
+            </w:pPr>
             <w:r>
               <w:t>“I've been advised to use Miele products for my Miele appliances. Miele i...”</w:t>
             </w:r>
@@ -3253,9 +3551,12 @@
         </w:tc>
         <w:tc>
           <w:tcPr>
-            <w:tcW w:w="1650" w:type="dxa"/>
-          </w:tcPr>
-          <w:p>
+            <w:tcW w:w="1845" w:type="dxa"/>
+          </w:tcPr>
+          <w:p>
+            <w:pPr>
+              <w:jc w:val="center"/>
+            </w:pPr>
             <w:r>
               <w:t>Instructions hard to understand</w:t>
             </w:r>
@@ -3263,9 +3564,12 @@
         </w:tc>
         <w:tc>
           <w:tcPr>
-            <w:tcW w:w="1650" w:type="dxa"/>
-          </w:tcPr>
-          <w:p>
+            <w:tcW w:w="2078" w:type="dxa"/>
+          </w:tcPr>
+          <w:p>
+            <w:pPr>
+              <w:jc w:val="center"/>
+            </w:pPr>
             <w:r>
               <w:t>Miele products</w:t>
             </w:r>
@@ -3273,9 +3577,12 @@
         </w:tc>
         <w:tc>
           <w:tcPr>
-            <w:tcW w:w="1650" w:type="dxa"/>
-          </w:tcPr>
-          <w:p>
+            <w:tcW w:w="2835" w:type="dxa"/>
+          </w:tcPr>
+          <w:p>
+            <w:pPr>
+              <w:jc w:val="center"/>
+            </w:pPr>
             <w:r>
               <w:t>Incorrect instructions for Miele appliances</w:t>
             </w:r>
@@ -3283,11 +3590,17 @@
         </w:tc>
       </w:tr>
       <w:tr>
-        <w:tc>
-          <w:tcPr>
-            <w:tcW w:w="1870" w:type="dxa"/>
-          </w:tcPr>
-          <w:p>
+        <w:trPr>
+          <w:jc w:val="center"/>
+        </w:trPr>
+        <w:tc>
+          <w:tcPr>
+            <w:tcW w:w="2092" w:type="dxa"/>
+          </w:tcPr>
+          <w:p>
+            <w:pPr>
+              <w:jc w:val="center"/>
+            </w:pPr>
             <w:r>
               <w:t>“I personally don't drink coffee but my Mom has 2 of these that she used...”</w:t>
             </w:r>
@@ -3295,9 +3608,12 @@
         </w:tc>
         <w:tc>
           <w:tcPr>
-            <w:tcW w:w="1650" w:type="dxa"/>
-          </w:tcPr>
-          <w:p>
+            <w:tcW w:w="1845" w:type="dxa"/>
+          </w:tcPr>
+          <w:p>
+            <w:pPr>
+              <w:jc w:val="center"/>
+            </w:pPr>
             <w:r>
               <w:t>Pods don't fit Keurig</w:t>
             </w:r>
@@ -3305,9 +3621,12 @@
         </w:tc>
         <w:tc>
           <w:tcPr>
-            <w:tcW w:w="1650" w:type="dxa"/>
-          </w:tcPr>
-          <w:p>
+            <w:tcW w:w="2078" w:type="dxa"/>
+          </w:tcPr>
+          <w:p>
+            <w:pPr>
+              <w:jc w:val="center"/>
+            </w:pPr>
             <w:r>
               <w:t>Keurig</w:t>
             </w:r>
@@ -3315,9 +3634,12 @@
         </w:tc>
         <w:tc>
           <w:tcPr>
-            <w:tcW w:w="1650" w:type="dxa"/>
-          </w:tcPr>
-          <w:p>
+            <w:tcW w:w="2835" w:type="dxa"/>
+          </w:tcPr>
+          <w:p>
+            <w:pPr>
+              <w:jc w:val="center"/>
+            </w:pPr>
             <w:r>
               <w:t>Incompatible pods returned</w:t>
             </w:r>
@@ -3325,43 +3647,77 @@
         </w:tc>
       </w:tr>
       <w:tr>
-        <w:tc>
-          <w:tcPr>
-            <w:tcW w:w="1870" w:type="dxa"/>
-          </w:tcPr>
-          <w:p>
-            <w:r>
-              <w:t>“Cheap! I was saddened and disheartened by the quality. Nope! Don’t do it...”</w:t>
-            </w:r>
-          </w:p>
-        </w:tc>
-        <w:tc>
-          <w:tcPr>
-            <w:tcW w:w="1650" w:type="dxa"/>
-          </w:tcPr>
-          <w:p>
-            <w:r>
-              <w:t>Low product quality</w:t>
-            </w:r>
-          </w:p>
-        </w:tc>
-        <w:tc>
-          <w:tcPr>
-            <w:tcW w:w="1650" w:type="dxa"/>
-          </w:tcPr>
-          <w:p>
-            <w:r>
-              <w:t>I was saddened and disheartened by the quality</w:t>
-            </w:r>
-          </w:p>
-        </w:tc>
-        <w:tc>
-          <w:tcPr>
-            <w:tcW w:w="1650" w:type="dxa"/>
-          </w:tcPr>
-          <w:p>
-            <w:r>
-              <w:t>Cheaply made bad quality</w:t>
+        <w:trPr>
+          <w:jc w:val="center"/>
+        </w:trPr>
+        <w:tc>
+          <w:tcPr>
+            <w:tcW w:w="2092" w:type="dxa"/>
+          </w:tcPr>
+          <w:p>
+            <w:pPr>
+              <w:jc w:val="center"/>
+            </w:pPr>
+            <w:r>
+              <w:t xml:space="preserve">“Cheap! I was </w:t>
+            </w:r>
+            <w:r>
+              <w:lastRenderedPageBreak/>
+              <w:t>saddened and disheartened by the quality. Nope! Don’t do it...”</w:t>
+            </w:r>
+          </w:p>
+        </w:tc>
+        <w:tc>
+          <w:tcPr>
+            <w:tcW w:w="1845" w:type="dxa"/>
+          </w:tcPr>
+          <w:p>
+            <w:pPr>
+              <w:jc w:val="center"/>
+            </w:pPr>
+            <w:r>
+              <w:lastRenderedPageBreak/>
+              <w:t xml:space="preserve">Low product </w:t>
+            </w:r>
+            <w:r>
+              <w:lastRenderedPageBreak/>
+              <w:t>quality</w:t>
+            </w:r>
+          </w:p>
+        </w:tc>
+        <w:tc>
+          <w:tcPr>
+            <w:tcW w:w="2078" w:type="dxa"/>
+          </w:tcPr>
+          <w:p>
+            <w:pPr>
+              <w:jc w:val="center"/>
+            </w:pPr>
+            <w:r>
+              <w:lastRenderedPageBreak/>
+              <w:t xml:space="preserve">I was saddened </w:t>
+            </w:r>
+            <w:r>
+              <w:lastRenderedPageBreak/>
+              <w:t>and disheartened by the quality</w:t>
+            </w:r>
+          </w:p>
+        </w:tc>
+        <w:tc>
+          <w:tcPr>
+            <w:tcW w:w="2835" w:type="dxa"/>
+          </w:tcPr>
+          <w:p>
+            <w:pPr>
+              <w:jc w:val="center"/>
+            </w:pPr>
+            <w:r>
+              <w:lastRenderedPageBreak/>
+              <w:t xml:space="preserve">Cheaply made bad </w:t>
+            </w:r>
+            <w:r>
+              <w:lastRenderedPageBreak/>
+              <w:t>quality</w:t>
             </w:r>
           </w:p>
         </w:tc>
@@ -3377,12 +3733,13 @@
     </w:p>
     <w:p>
       <w:pPr>
-        <w:pStyle w:val="3"/>
-      </w:pPr>
-      <w:bookmarkStart w:id="22" w:name="system-level-functional-evaluation"/>
+        <w:pStyle w:val="2"/>
+      </w:pPr>
+      <w:bookmarkStart w:id="22" w:name="limitations-and-future-work"/>
+      <w:bookmarkEnd w:id="16"/>
       <w:bookmarkEnd w:id="21"/>
       <w:r>
-        <w:t>5.6 System-Level Functional Evaluation</w:t>
+        <w:t>6. Limitations and Future Work</w:t>
       </w:r>
     </w:p>
     <w:p>
@@ -3390,267 +3747,74 @@
         <w:pStyle w:val="FirstParagraph"/>
       </w:pPr>
       <w:r>
-        <w:t>At system level, the dashboard can complete the main intended business workflow:</w:t>
-      </w:r>
-    </w:p>
-    <w:p>
-      <w:pPr>
-        <w:pStyle w:val="Compact"/>
-        <w:numPr>
-          <w:ilvl w:val="0"/>
-          <w:numId w:val="6"/>
-        </w:numPr>
-      </w:pPr>
-      <w:r>
-        <w:t>select a category or product scope,</w:t>
-      </w:r>
-    </w:p>
-    <w:p>
-      <w:pPr>
-        <w:pStyle w:val="Compact"/>
-        <w:numPr>
-          <w:ilvl w:val="0"/>
-          <w:numId w:val="6"/>
-        </w:numPr>
-      </w:pPr>
-      <w:r>
-        <w:t>inspect review counts and negative review counts,</w:t>
-      </w:r>
-    </w:p>
-    <w:p>
-      <w:pPr>
-        <w:pStyle w:val="Compact"/>
-        <w:numPr>
-          <w:ilvl w:val="0"/>
-          <w:numId w:val="6"/>
-        </w:numPr>
-      </w:pPr>
-      <w:r>
-        <w:t>identify representative negative reviews,</w:t>
-      </w:r>
-    </w:p>
-    <w:p>
-      <w:pPr>
-        <w:pStyle w:val="Compact"/>
-        <w:numPr>
-          <w:ilvl w:val="0"/>
-          <w:numId w:val="6"/>
-        </w:numPr>
-      </w:pPr>
-      <w:r>
-        <w:t>generate complaint titles for selected negative reviews,</w:t>
-      </w:r>
-    </w:p>
-    <w:p>
-      <w:pPr>
-        <w:pStyle w:val="Compact"/>
-        <w:numPr>
-          <w:ilvl w:val="0"/>
-          <w:numId w:val="6"/>
-        </w:numPr>
-      </w:pPr>
-      <w:r>
-        <w:t>run live inference on a pasted review,</w:t>
-      </w:r>
-    </w:p>
-    <w:p>
-      <w:pPr>
-        <w:pStyle w:val="Compact"/>
-        <w:numPr>
-          <w:ilvl w:val="0"/>
-          <w:numId w:val="6"/>
-        </w:numPr>
-      </w:pPr>
-      <w:r>
-        <w:t>upload merchant review CSV files,</w:t>
-      </w:r>
-    </w:p>
-    <w:p>
-      <w:pPr>
-        <w:pStyle w:val="Compact"/>
-        <w:numPr>
-          <w:ilvl w:val="0"/>
-          <w:numId w:val="6"/>
-        </w:numPr>
-      </w:pPr>
-      <w:r>
-        <w:t>ask simple questions about the selected review scope through Merchant Copilot.</w:t>
-      </w:r>
-    </w:p>
-    <w:p>
-      <w:pPr>
-        <w:pStyle w:val="FirstParagraph"/>
-      </w:pPr>
-      <w:r>
-        <w:t>This shows that the project is not only a collection of separate models. It is integrated into a practical review analytics workflow.</w:t>
-      </w:r>
-    </w:p>
-    <w:p>
-      <w:pPr>
-        <w:pStyle w:val="a0"/>
-      </w:pPr>
-      <w:r>
-        <w:lastRenderedPageBreak/>
-        <w:t>The dashboard also serves as a functional validation of the system, demonstrating that individual components can be integrated into a practical end-to-end workflow. This directly supports the practice module objective of designing, building, and testing a complete language processing system.</w:t>
+        <w:t>The main limitations are related to labels, scope, and evaluation.</w:t>
+      </w:r>
+    </w:p>
+    <w:p>
+      <w:pPr>
+        <w:pStyle w:val="a0"/>
+      </w:pPr>
+      <w:r>
+        <w:t>First, review-value labels use helpful votes as proxy labels. Helpful votes are not the same as expert judgment of review quality. They may depend on review visibility, product popularity, or time since posting.</w:t>
+      </w:r>
+    </w:p>
+    <w:p>
+      <w:pPr>
+        <w:pStyle w:val="a0"/>
+      </w:pPr>
+      <w:r>
+        <w:t>Second, sentiment labels are calibrated from ratings and VADER scores, not manually annotated by humans. The BERT test F1 of 0.981 should therefore be interpreted as strong performance on calibrated labels.</w:t>
+      </w:r>
+    </w:p>
+    <w:p>
+      <w:pPr>
+        <w:pStyle w:val="a0"/>
+      </w:pPr>
+      <w:r>
+        <w:t>Third, complaint-title labels are LLM-generated pseudo labels. ROUGE and BERTScore measure similarity to these pseudo references, not necessarily similarity to human-written complaint summaries.</w:t>
+      </w:r>
+    </w:p>
+    <w:p>
+      <w:pPr>
+        <w:pStyle w:val="a0"/>
+      </w:pPr>
+      <w:r>
+        <w:t>Fourth, the dataset is limited to five sampled Amazon categories. The system may need further testing before being applied to all Amazon categories or to non-Amazon review domains.</w:t>
+      </w:r>
+    </w:p>
+    <w:p>
+      <w:pPr>
+        <w:pStyle w:val="a0"/>
+      </w:pPr>
+      <w:r>
+        <w:t>Fifth, the Merchant Copilot is an API-enabled conversational interface, but it has not been separately evaluated with chatbot-specific user studies or human satisfaction scores.</w:t>
+      </w:r>
+    </w:p>
+    <w:p>
+      <w:pPr>
+        <w:pStyle w:val="a0"/>
+        <w:rPr>
+          <w:rFonts w:hint="eastAsia"/>
+        </w:rPr>
+      </w:pPr>
+      <w:r>
+        <w:t xml:space="preserve">Future work includes constructing a human-annotated dataset to evaluate review value, sentiment and complaint title quality. It will enhance high-value review detection by leveraging structural features like ratings and verified </w:t>
+      </w:r>
+      <w:proofErr w:type="gramStart"/>
+      <w:r>
+        <w:t>purchases, and</w:t>
+      </w:r>
+      <w:proofErr w:type="gramEnd"/>
+      <w:r>
+        <w:t xml:space="preserve"> compare the performance of logistic regression and neural text classification models. Further efforts will gather merchant feedback on auto-generated complaint titles, test the data dashboard’s usability with real users, expand the dataset across more product categories, and optimize the Merchant Copilot with advanced retrieval, grounded responses and targeted evaluation metrics.</w:t>
       </w:r>
     </w:p>
     <w:p>
       <w:pPr>
         <w:pStyle w:val="2"/>
       </w:pPr>
-      <w:bookmarkStart w:id="23" w:name="limitations-and-future-work"/>
-      <w:bookmarkEnd w:id="16"/>
+      <w:bookmarkStart w:id="23" w:name="conclusion"/>
       <w:bookmarkEnd w:id="22"/>
-      <w:r>
-        <w:t>6. Limitations and Future Work</w:t>
-      </w:r>
-    </w:p>
-    <w:p>
-      <w:pPr>
-        <w:pStyle w:val="FirstParagraph"/>
-      </w:pPr>
-      <w:r>
-        <w:t>The main limitations are related to labels, scope, and evaluation.</w:t>
-      </w:r>
-    </w:p>
-    <w:p>
-      <w:pPr>
-        <w:pStyle w:val="a0"/>
-      </w:pPr>
-      <w:r>
-        <w:t>First, review-value labels use helpful votes as proxy labels. Helpful votes are not the same as expert judgment of review quality. They may depend on review visibility, product popularity, or time since posting.</w:t>
-      </w:r>
-    </w:p>
-    <w:p>
-      <w:pPr>
-        <w:pStyle w:val="a0"/>
-      </w:pPr>
-      <w:r>
-        <w:t>Second, sentiment labels are calibrated from ratings and VADER scores, not manually annotated by humans. The BERT test F1 of 0.981 should therefore be interpreted as strong performance on calibrated labels.</w:t>
-      </w:r>
-    </w:p>
-    <w:p>
-      <w:pPr>
-        <w:pStyle w:val="a0"/>
-      </w:pPr>
-      <w:r>
-        <w:t>Third, complaint-title labels are LLM-generated pseudo labels. ROUGE and BERTScore measure similarity to these pseudo references, not necessarily similarity to human-written complaint summaries.</w:t>
-      </w:r>
-    </w:p>
-    <w:p>
-      <w:pPr>
-        <w:pStyle w:val="a0"/>
-      </w:pPr>
-      <w:r>
-        <w:t>Fourth, the dataset is limited to five sampled Amazon categories. The system may need further testing before being applied to all Amazon categories or to non-Amazon review domains.</w:t>
-      </w:r>
-    </w:p>
-    <w:p>
-      <w:pPr>
-        <w:pStyle w:val="a0"/>
-      </w:pPr>
-      <w:r>
-        <w:t>Fifth, the Merchant Copilot is an API-enabled conversational interface, but it has not been separately evaluated with chatbot-specific user studies or human satisfaction scores.</w:t>
-      </w:r>
-    </w:p>
-    <w:p>
-      <w:pPr>
-        <w:pStyle w:val="a0"/>
-      </w:pPr>
-      <w:r>
-        <w:t>Future work could include:</w:t>
-      </w:r>
-    </w:p>
-    <w:p>
-      <w:pPr>
-        <w:pStyle w:val="Compact"/>
-        <w:numPr>
-          <w:ilvl w:val="0"/>
-          <w:numId w:val="7"/>
-        </w:numPr>
-      </w:pPr>
-      <w:r>
-        <w:t>adding a small human-annotated evaluation set for review value, sentiment, and complaint-title quality,</w:t>
-      </w:r>
-    </w:p>
-    <w:p>
-      <w:pPr>
-        <w:pStyle w:val="Compact"/>
-        <w:numPr>
-          <w:ilvl w:val="0"/>
-          <w:numId w:val="7"/>
-        </w:numPr>
-      </w:pPr>
-      <w:r>
-        <w:t>improving high-value review detection with structural features such as rating, verified purchase, word count, and category,</w:t>
-      </w:r>
-    </w:p>
-    <w:p>
-      <w:pPr>
-        <w:pStyle w:val="Compact"/>
-        <w:numPr>
-          <w:ilvl w:val="0"/>
-          <w:numId w:val="7"/>
-        </w:numPr>
-      </w:pPr>
-      <w:r>
-        <w:t>comparing Logistic Regression with neural text classifiers for the review-value task,</w:t>
-      </w:r>
-    </w:p>
-    <w:p>
-      <w:pPr>
-        <w:pStyle w:val="Compact"/>
-        <w:numPr>
-          <w:ilvl w:val="0"/>
-          <w:numId w:val="7"/>
-        </w:numPr>
-      </w:pPr>
-      <w:r>
-        <w:t>collecting merchant feedback on generated complaint titles,</w:t>
-      </w:r>
-    </w:p>
-    <w:p>
-      <w:pPr>
-        <w:pStyle w:val="Compact"/>
-        <w:numPr>
-          <w:ilvl w:val="0"/>
-          <w:numId w:val="7"/>
-        </w:numPr>
-      </w:pPr>
-      <w:r>
-        <w:t>evaluating dashboard usability with real users,</w:t>
-      </w:r>
-    </w:p>
-    <w:p>
-      <w:pPr>
-        <w:pStyle w:val="Compact"/>
-        <w:numPr>
-          <w:ilvl w:val="0"/>
-          <w:numId w:val="7"/>
-        </w:numPr>
-      </w:pPr>
-      <w:r>
-        <w:t>expanding the dataset to more categories and more products,</w:t>
-      </w:r>
-    </w:p>
-    <w:p>
-      <w:pPr>
-        <w:pStyle w:val="Compact"/>
-        <w:numPr>
-          <w:ilvl w:val="0"/>
-          <w:numId w:val="7"/>
-        </w:numPr>
-      </w:pPr>
-      <w:r>
-        <w:t>improving the Merchant Copilot with stronger retrieval, answer grounding, and chatbot-specific user evaluation.</w:t>
-      </w:r>
-    </w:p>
-    <w:p>
-      <w:pPr>
-        <w:pStyle w:val="2"/>
-      </w:pPr>
-      <w:bookmarkStart w:id="24" w:name="conclusion"/>
-      <w:bookmarkEnd w:id="23"/>
       <w:r>
         <w:lastRenderedPageBreak/>
         <w:t>7. Conclusion</w:t>
@@ -3684,8 +3848,8 @@
       <w:pPr>
         <w:pStyle w:val="2"/>
       </w:pPr>
-      <w:bookmarkStart w:id="25" w:name="references"/>
-      <w:bookmarkEnd w:id="24"/>
+      <w:bookmarkStart w:id="24" w:name="references"/>
+      <w:bookmarkEnd w:id="23"/>
       <w:r>
         <w:t>8. References</w:t>
       </w:r>
@@ -3702,7 +3866,7 @@
       <w:pPr>
         <w:pStyle w:val="3"/>
       </w:pPr>
-      <w:bookmarkStart w:id="26" w:name="dataset"/>
+      <w:bookmarkStart w:id="25" w:name="dataset"/>
       <w:r>
         <w:t>8.1 Dataset</w:t>
       </w:r>
@@ -3731,8 +3895,8 @@
       <w:pPr>
         <w:pStyle w:val="3"/>
       </w:pPr>
-      <w:bookmarkStart w:id="27" w:name="pre-trained-models"/>
-      <w:bookmarkEnd w:id="26"/>
+      <w:bookmarkStart w:id="26" w:name="pre-trained-models"/>
+      <w:bookmarkEnd w:id="25"/>
       <w:r>
         <w:t>8.2 Pre-trained Models</w:t>
       </w:r>
@@ -3824,8 +3988,8 @@
       <w:pPr>
         <w:pStyle w:val="3"/>
       </w:pPr>
-      <w:bookmarkStart w:id="28" w:name="libraries-and-tools"/>
-      <w:bookmarkEnd w:id="27"/>
+      <w:bookmarkStart w:id="27" w:name="libraries-and-tools"/>
+      <w:bookmarkEnd w:id="26"/>
       <w:r>
         <w:lastRenderedPageBreak/>
         <w:t>8.3 Libraries and Tools</w:t>
@@ -3859,7 +4023,12 @@
         <w:t>[5] scikit-learn. scikit-learn Documentation.</w:t>
       </w:r>
       <w:r>
-        <w:br/>
+        <w:rPr>
+          <w:rFonts w:hint="eastAsia"/>
+        </w:rPr>
+        <w:t xml:space="preserve"> </w:t>
+      </w:r>
+      <w:r>
         <w:t>https://scikit-learn.org/</w:t>
       </w:r>
     </w:p>
@@ -3871,7 +4040,12 @@
         <w:t>[6] pandas. pandas Documentation.</w:t>
       </w:r>
       <w:r>
-        <w:br/>
+        <w:rPr>
+          <w:rFonts w:hint="eastAsia"/>
+        </w:rPr>
+        <w:t xml:space="preserve"> </w:t>
+      </w:r>
+      <w:r>
         <w:t>https://pandas.pydata.org/docs/</w:t>
       </w:r>
     </w:p>
@@ -3880,10 +4054,23 @@
         <w:pStyle w:val="a0"/>
       </w:pPr>
       <w:r>
-        <w:t>[7] joblib. joblib Documentation.</w:t>
-      </w:r>
-      <w:r>
-        <w:br/>
+        <w:t xml:space="preserve">[7] joblib. </w:t>
+      </w:r>
+      <w:proofErr w:type="spellStart"/>
+      <w:r>
+        <w:t>joblib</w:t>
+      </w:r>
+      <w:proofErr w:type="spellEnd"/>
+      <w:r>
+        <w:t xml:space="preserve"> Documentation.</w:t>
+      </w:r>
+      <w:r>
+        <w:rPr>
+          <w:rFonts w:hint="eastAsia"/>
+        </w:rPr>
+        <w:t xml:space="preserve"> </w:t>
+      </w:r>
+      <w:r>
         <w:t>https://joblib.readthedocs.io/</w:t>
       </w:r>
     </w:p>
@@ -3915,7 +4102,12 @@
         <w:t>[8] Hugging Face. Transformers Documentation.</w:t>
       </w:r>
       <w:r>
-        <w:br/>
+        <w:rPr>
+          <w:rFonts w:hint="eastAsia"/>
+        </w:rPr>
+        <w:t xml:space="preserve"> </w:t>
+      </w:r>
+      <w:r>
         <w:t>https://huggingface.co/docs/transformers/</w:t>
       </w:r>
     </w:p>
@@ -3924,10 +4116,23 @@
         <w:pStyle w:val="a0"/>
       </w:pPr>
       <w:r>
-        <w:t>[9] PyTorch. PyTorch Documentation.</w:t>
-      </w:r>
-      <w:r>
-        <w:br/>
+        <w:t xml:space="preserve">[9] PyTorch. </w:t>
+      </w:r>
+      <w:proofErr w:type="spellStart"/>
+      <w:r>
+        <w:t>PyTorch</w:t>
+      </w:r>
+      <w:proofErr w:type="spellEnd"/>
+      <w:r>
+        <w:t xml:space="preserve"> Documentation.</w:t>
+      </w:r>
+      <w:r>
+        <w:rPr>
+          <w:rFonts w:hint="eastAsia"/>
+        </w:rPr>
+        <w:t xml:space="preserve"> </w:t>
+      </w:r>
+      <w:r>
         <w:t>https://pytorch.org/docs/</w:t>
       </w:r>
     </w:p>
@@ -3959,7 +4164,12 @@
         <w:t>[10] NLTK. VADER Sentiment Analyzer.</w:t>
       </w:r>
       <w:r>
-        <w:br/>
+        <w:rPr>
+          <w:rFonts w:hint="eastAsia"/>
+        </w:rPr>
+        <w:t xml:space="preserve"> </w:t>
+      </w:r>
+      <w:r>
         <w:t>https://www.nltk.org/api/nltk.sentiment.vader.html</w:t>
       </w:r>
     </w:p>
@@ -3968,10 +4178,23 @@
         <w:pStyle w:val="a0"/>
       </w:pPr>
       <w:r>
-        <w:t>[11] BERTScore Project.</w:t>
-      </w:r>
-      <w:r>
-        <w:br/>
+        <w:t xml:space="preserve">[11] </w:t>
+      </w:r>
+      <w:proofErr w:type="spellStart"/>
+      <w:r>
+        <w:t>BERTScore</w:t>
+      </w:r>
+      <w:proofErr w:type="spellEnd"/>
+      <w:r>
+        <w:t xml:space="preserve"> Project.</w:t>
+      </w:r>
+      <w:r>
+        <w:rPr>
+          <w:rFonts w:hint="eastAsia"/>
+        </w:rPr>
+        <w:t xml:space="preserve"> </w:t>
+      </w:r>
+      <w:r>
         <w:t>https://github.com/Tiiiger/bert_score</w:t>
       </w:r>
     </w:p>
@@ -4000,10 +4223,23 @@
         <w:pStyle w:val="a0"/>
       </w:pPr>
       <w:r>
-        <w:t>[12] Streamlit. Streamlit Documentation.</w:t>
-      </w:r>
-      <w:r>
-        <w:br/>
+        <w:t xml:space="preserve">[12] Streamlit. </w:t>
+      </w:r>
+      <w:proofErr w:type="spellStart"/>
+      <w:r>
+        <w:t>Streamlit</w:t>
+      </w:r>
+      <w:proofErr w:type="spellEnd"/>
+      <w:r>
+        <w:t xml:space="preserve"> Documentation.</w:t>
+      </w:r>
+      <w:r>
+        <w:rPr>
+          <w:rFonts w:hint="eastAsia"/>
+        </w:rPr>
+        <w:t xml:space="preserve"> </w:t>
+      </w:r>
+      <w:r>
         <w:t>https://docs.streamlit.io/</w:t>
       </w:r>
     </w:p>
@@ -4015,7 +4251,12 @@
         <w:t>[13] Plotly. Plotly Python Documentation.</w:t>
       </w:r>
       <w:r>
-        <w:br/>
+        <w:rPr>
+          <w:rFonts w:hint="eastAsia"/>
+        </w:rPr>
+        <w:t xml:space="preserve"> </w:t>
+      </w:r>
+      <w:r>
         <w:t>https://plotly.com/python/</w:t>
       </w:r>
     </w:p>
@@ -4031,41 +4272,46 @@
       <w:pPr>
         <w:pStyle w:val="3"/>
       </w:pPr>
-      <w:bookmarkStart w:id="29" w:name="source-code"/>
+      <w:bookmarkStart w:id="28" w:name="source-code"/>
+      <w:bookmarkEnd w:id="27"/>
+      <w:r>
+        <w:t>8.4 Source Code</w:t>
+      </w:r>
+    </w:p>
+    <w:p>
+      <w:pPr>
+        <w:pStyle w:val="FirstParagraph"/>
+      </w:pPr>
+      <w:r>
+        <w:t>[14] Zhao, Yisen. Review Insight System Project Repository.</w:t>
+      </w:r>
+      <w:r>
+        <w:rPr>
+          <w:rFonts w:hint="eastAsia"/>
+        </w:rPr>
+        <w:t xml:space="preserve"> </w:t>
+      </w:r>
+      <w:r>
+        <w:t>https://github.com/mrzhao11/Review-Insight-System-ISY5004-Group14</w:t>
+      </w:r>
+    </w:p>
+    <w:p>
+      <w:pPr>
+        <w:pStyle w:val="a0"/>
+      </w:pPr>
+      <w:r>
+        <w:t>The source code repository contains the full implementation of the data pipeline, model training scripts, evaluation results, and the Streamlit dashboard.</w:t>
+      </w:r>
+    </w:p>
+    <w:p>
+      <w:pPr>
+        <w:pStyle w:val="2"/>
+      </w:pPr>
+      <w:bookmarkStart w:id="29" w:name="X74cf52754ce356f32bc42912e24735181ee320a"/>
+      <w:bookmarkEnd w:id="24"/>
       <w:bookmarkEnd w:id="28"/>
       <w:r>
         <w:lastRenderedPageBreak/>
-        <w:t>8.4 Source Code</w:t>
-      </w:r>
-    </w:p>
-    <w:p>
-      <w:pPr>
-        <w:pStyle w:val="FirstParagraph"/>
-      </w:pPr>
-      <w:r>
-        <w:t>[14] Zhao, Yisen. Review Insight System Project Repository.</w:t>
-      </w:r>
-      <w:r>
-        <w:br/>
-        <w:t>https://github.com/mrzhao11/Review-Insight-System-ISY5004-Group14</w:t>
-      </w:r>
-    </w:p>
-    <w:p>
-      <w:pPr>
-        <w:pStyle w:val="a0"/>
-      </w:pPr>
-      <w:r>
-        <w:t>The source code repository contains the full implementation of the data pipeline, model training scripts, evaluation results, and the Streamlit dashboard.</w:t>
-      </w:r>
-    </w:p>
-    <w:p>
-      <w:pPr>
-        <w:pStyle w:val="2"/>
-      </w:pPr>
-      <w:bookmarkStart w:id="30" w:name="X74cf52754ce356f32bc42912e24735181ee320a"/>
-      <w:bookmarkEnd w:id="25"/>
-      <w:bookmarkEnd w:id="29"/>
-      <w:r>
         <w:t>9. Individual Contribution of Each Team Member in the Project</w:t>
       </w:r>
     </w:p>
@@ -4081,6 +4327,7 @@
       <w:tblPr>
         <w:tblStyle w:val="Table"/>
         <w:tblW w:w="4167" w:type="pct"/>
+        <w:jc w:val="center"/>
         <w:tblLayout w:type="fixed"/>
         <w:tblLook w:val="0020" w:firstRow="1" w:lastRow="0" w:firstColumn="0" w:lastColumn="0" w:noHBand="0" w:noVBand="0"/>
       </w:tblPr>
@@ -4092,6 +4339,7 @@
         <w:trPr>
           <w:cnfStyle w:val="100000000000" w:firstRow="1" w:lastRow="0" w:firstColumn="0" w:lastColumn="0" w:oddVBand="0" w:evenVBand="0" w:oddHBand="0" w:evenHBand="0" w:firstRowFirstColumn="0" w:firstRowLastColumn="0" w:lastRowFirstColumn="0" w:lastRowLastColumn="0"/>
           <w:tblHeader/>
+          <w:jc w:val="center"/>
         </w:trPr>
         <w:tc>
           <w:tcPr>
@@ -4100,6 +4348,7 @@
           <w:p>
             <w:pPr>
               <w:pStyle w:val="Compact"/>
+              <w:jc w:val="center"/>
             </w:pPr>
             <w:r>
               <w:t>Team Member</w:t>
@@ -4113,6 +4362,7 @@
           <w:p>
             <w:pPr>
               <w:pStyle w:val="Compact"/>
+              <w:jc w:val="center"/>
             </w:pPr>
             <w:r>
               <w:t>Contribution</w:t>
@@ -4121,6 +4371,9 @@
         </w:tc>
       </w:tr>
       <w:tr>
+        <w:trPr>
+          <w:jc w:val="center"/>
+        </w:trPr>
         <w:tc>
           <w:tcPr>
             <w:tcW w:w="3300" w:type="dxa"/>
@@ -4128,6 +4381,7 @@
           <w:p>
             <w:pPr>
               <w:pStyle w:val="Compact"/>
+              <w:jc w:val="center"/>
             </w:pPr>
             <w:r>
               <w:t>Zhao Yisen</w:t>
@@ -4141,6 +4395,7 @@
           <w:p>
             <w:pPr>
               <w:pStyle w:val="Compact"/>
+              <w:jc w:val="center"/>
             </w:pPr>
             <w:r>
               <w:t>Defined the business problem, selected and processed the dataset, implemented review-value classification, calibrated sentiment labels, fine-tuned BERT sentiment model, generated complaint-title pseudo labels, fine-tuned Flan-T5 title-generation models, evaluated model performance, built the Streamlit dashboard, prepared documentation, and wrote the report.</w:t>
@@ -4161,102 +4416,124 @@
       <w:pPr>
         <w:pStyle w:val="2"/>
       </w:pPr>
-      <w:bookmarkStart w:id="31" w:name="usage-of-genai-llms"/>
+      <w:bookmarkStart w:id="30" w:name="usage-of-genai-llms"/>
+      <w:bookmarkEnd w:id="29"/>
+      <w:r>
+        <w:t>10. Usage of GenAI / LLMs</w:t>
+      </w:r>
+    </w:p>
+    <w:p>
+      <w:pPr>
+        <w:pStyle w:val="FirstParagraph"/>
+      </w:pPr>
+      <w:bookmarkStart w:id="31" w:name="declaration"/>
+      <w:r>
+        <w:t>GenAI / LLM tools were used in this project.</w:t>
+      </w:r>
+    </w:p>
+    <w:p>
+      <w:pPr>
+        <w:pStyle w:val="3"/>
+      </w:pPr>
+      <w:bookmarkStart w:id="32" w:name="roles-and-tasks"/>
+      <w:bookmarkEnd w:id="31"/>
+      <w:r>
+        <w:t>10.</w:t>
+      </w:r>
+      <w:r>
+        <w:rPr>
+          <w:rFonts w:hint="eastAsia"/>
+        </w:rPr>
+        <w:t>1</w:t>
+      </w:r>
+      <w:r>
+        <w:t xml:space="preserve"> Roles and Tasks</w:t>
+      </w:r>
+    </w:p>
+    <w:p>
+      <w:pPr>
+        <w:pStyle w:val="FirstParagraph"/>
+      </w:pPr>
+      <w:r>
+        <w:t>First, an LLM was used as a teacher model to generate pseudo complaint-title labels for negative reviews. These labels were then used to fine-tune local Flan-T5 student models.</w:t>
+      </w:r>
+    </w:p>
+    <w:p>
+      <w:pPr>
+        <w:pStyle w:val="a0"/>
+      </w:pPr>
+      <w:r>
+        <w:t>Second, Codex / ChatGPT was used as a development assistant. It supported code implementation, debugging, refactoring, Streamlit UI improvements, documentation drafting, and report editing.</w:t>
+      </w:r>
+    </w:p>
+    <w:p>
+      <w:pPr>
+        <w:pStyle w:val="3"/>
+      </w:pPr>
+      <w:bookmarkStart w:id="33" w:name="pros-and-cons"/>
+      <w:bookmarkEnd w:id="32"/>
+      <w:r>
+        <w:t>10.</w:t>
+      </w:r>
+      <w:r>
+        <w:rPr>
+          <w:rFonts w:hint="eastAsia"/>
+        </w:rPr>
+        <w:t>2</w:t>
+      </w:r>
+      <w:r>
+        <w:t xml:space="preserve"> Pros and Cons</w:t>
+      </w:r>
+    </w:p>
+    <w:p>
+      <w:pPr>
+        <w:pStyle w:val="FirstParagraph"/>
+      </w:pPr>
+      <w:r>
+        <w:t>The main advantages were faster development, lower manual labeling cost, and faster iteration on the dashboard and report. LLM-generated pseudo labels also helped create a consistent title style for the complaint-title generation task.</w:t>
+      </w:r>
+    </w:p>
+    <w:p>
+      <w:pPr>
+        <w:pStyle w:val="a0"/>
+      </w:pPr>
+      <w:r>
+        <w:t xml:space="preserve">The disadvantages were possible label noise, the need for manual validation, and dependency on external LLM services for pseudo-label generation. Generated titles </w:t>
+      </w:r>
+      <w:r>
+        <w:lastRenderedPageBreak/>
+        <w:t>can be imperfect, so the project includes fallback rules and treats pseudo-label evaluation results with caution.</w:t>
+      </w:r>
+    </w:p>
+    <w:p>
+      <w:pPr>
+        <w:pStyle w:val="3"/>
+      </w:pPr>
+      <w:bookmarkStart w:id="34" w:name="human-verification-and-responsibility"/>
+      <w:bookmarkEnd w:id="33"/>
+      <w:r>
+        <w:t>10.</w:t>
+      </w:r>
+      <w:r>
+        <w:rPr>
+          <w:rFonts w:hint="eastAsia"/>
+        </w:rPr>
+        <w:t>3</w:t>
+      </w:r>
+      <w:r>
+        <w:t xml:space="preserve"> Human Verification and Responsibility</w:t>
+      </w:r>
+    </w:p>
+    <w:p>
+      <w:pPr>
+        <w:pStyle w:val="FirstParagraph"/>
+      </w:pPr>
+      <w:r>
+        <w:t>The student reviewed the project outputs, checked model metrics, inspected generated titles, updated documentation, and remained responsible for the final report and submitted system.</w:t>
+      </w:r>
+      <w:bookmarkEnd w:id="0"/>
       <w:bookmarkEnd w:id="30"/>
-      <w:r>
-        <w:t>10. Usage of GenAI / LLMs</w:t>
-      </w:r>
-    </w:p>
-    <w:p>
-      <w:pPr>
-        <w:pStyle w:val="3"/>
-      </w:pPr>
-      <w:bookmarkStart w:id="32" w:name="declaration"/>
-      <w:r>
-        <w:t>10.1 Declaration</w:t>
-      </w:r>
-    </w:p>
-    <w:p>
-      <w:pPr>
-        <w:pStyle w:val="FirstParagraph"/>
-      </w:pPr>
-      <w:r>
-        <w:t>GenAI / LLM tools were used in this project.</w:t>
-      </w:r>
-    </w:p>
-    <w:p>
-      <w:pPr>
-        <w:pStyle w:val="3"/>
-      </w:pPr>
-      <w:bookmarkStart w:id="33" w:name="roles-and-tasks"/>
-      <w:bookmarkEnd w:id="32"/>
-      <w:r>
-        <w:t>10.2 Roles and Tasks</w:t>
-      </w:r>
-    </w:p>
-    <w:p>
-      <w:pPr>
-        <w:pStyle w:val="FirstParagraph"/>
-      </w:pPr>
-      <w:r>
-        <w:t>First, an LLM was used as a teacher model to generate pseudo complaint-title labels for negative reviews. These labels were then used to fine-tune local Flan-T5 student models.</w:t>
-      </w:r>
-    </w:p>
-    <w:p>
-      <w:pPr>
-        <w:pStyle w:val="a0"/>
-      </w:pPr>
-      <w:r>
-        <w:t>Second, Codex / ChatGPT was used as a development assistant. It supported code implementation, debugging, refactoring, Streamlit UI improvements, documentation drafting, and report editing.</w:t>
-      </w:r>
-    </w:p>
-    <w:p>
-      <w:pPr>
-        <w:pStyle w:val="3"/>
-      </w:pPr>
-      <w:bookmarkStart w:id="34" w:name="pros-and-cons"/>
-      <w:bookmarkEnd w:id="33"/>
-      <w:r>
-        <w:lastRenderedPageBreak/>
-        <w:t>10.3 Pros and Cons</w:t>
-      </w:r>
-    </w:p>
-    <w:p>
-      <w:pPr>
-        <w:pStyle w:val="FirstParagraph"/>
-      </w:pPr>
-      <w:r>
-        <w:t>The main advantages were faster development, lower manual labeling cost, and faster iteration on the dashboard and report. LLM-generated pseudo labels also helped create a consistent title style for the complaint-title generation task.</w:t>
-      </w:r>
-    </w:p>
-    <w:p>
-      <w:pPr>
-        <w:pStyle w:val="a0"/>
-      </w:pPr>
-      <w:r>
-        <w:t>The disadvantages were possible label noise, the need for manual validation, and dependency on external LLM services for pseudo-label generation. Generated titles can be imperfect, so the project includes fallback rules and treats pseudo-label evaluation results with caution.</w:t>
-      </w:r>
-    </w:p>
-    <w:p>
-      <w:pPr>
-        <w:pStyle w:val="3"/>
-      </w:pPr>
-      <w:bookmarkStart w:id="35" w:name="human-verification-and-responsibility"/>
       <w:bookmarkEnd w:id="34"/>
-      <w:r>
-        <w:t>10.4 Human Verification and Responsibility</w:t>
-      </w:r>
-    </w:p>
-    <w:p>
-      <w:pPr>
-        <w:pStyle w:val="FirstParagraph"/>
-      </w:pPr>
-      <w:r>
-        <w:t>The student reviewed the project outputs, checked model metrics, inspected generated titles, updated documentation, and remained responsible for the final report and submitted system.</w:t>
-      </w:r>
-      <w:bookmarkEnd w:id="0"/>
-      <w:bookmarkEnd w:id="31"/>
-      <w:bookmarkEnd w:id="35"/>
     </w:p>
     <w:sectPr>
       <w:footnotePr>
@@ -5138,7 +5415,6 @@
   <w:style w:type="character" w:default="1" w:styleId="a1">
     <w:name w:val="Default Paragraph Font"/>
     <w:uiPriority w:val="1"/>
-    <w:semiHidden/>
     <w:unhideWhenUsed/>
   </w:style>
   <w:style w:type="table" w:default="1" w:styleId="a2">

--- a/PROJECT_REPORT.docx
+++ b/PROJECT_REPORT.docx
@@ -4422,32 +4422,22 @@
         <w:t>10. Usage of GenAI / LLMs</w:t>
       </w:r>
     </w:p>
+    <w:bookmarkEnd w:id="0"/>
+    <w:bookmarkEnd w:id="30"/>
     <w:p>
       <w:pPr>
         <w:pStyle w:val="FirstParagraph"/>
       </w:pPr>
-      <w:bookmarkStart w:id="31" w:name="declaration"/>
-      <w:r>
-        <w:t>GenAI / LLM tools were used in this project.</w:t>
-      </w:r>
-    </w:p>
-    <w:p>
-      <w:pPr>
-        <w:pStyle w:val="3"/>
-      </w:pPr>
-      <w:bookmarkStart w:id="32" w:name="roles-and-tasks"/>
-      <w:bookmarkEnd w:id="31"/>
-      <w:r>
-        <w:t>10.</w:t>
-      </w:r>
-      <w:r>
-        <w:rPr>
-          <w:rFonts w:hint="eastAsia"/>
-        </w:rPr>
-        <w:t>1</w:t>
-      </w:r>
-      <w:r>
-        <w:t xml:space="preserve"> Roles and Tasks</w:t>
+      <w:r>
+        <w:t xml:space="preserve">GenAI / LLM tools were used in this project. First, an LLM was used as a teacher model to generate pseudo complaint-title labels for negative reviews, and these labels were then used to fine-tune local Flan-T5 student models. Second, Codex was used extensively throughout the project as part of a vibe coding workflow. In this workflow, the student provided the project requirements and development direction, while Codex assisted with code implementation, debugging, refactoring, </w:t>
+      </w:r>
+      <w:proofErr w:type="spellStart"/>
+      <w:r>
+        <w:t>Streamlit</w:t>
+      </w:r>
+      <w:proofErr w:type="spellEnd"/>
+      <w:r>
+        <w:t xml:space="preserve"> UI improvements, documentation drafting, and report editing.</w:t>
       </w:r>
     </w:p>
     <w:p>
@@ -4455,34 +4445,7 @@
         <w:pStyle w:val="FirstParagraph"/>
       </w:pPr>
       <w:r>
-        <w:t>First, an LLM was used as a teacher model to generate pseudo complaint-title labels for negative reviews. These labels were then used to fine-tune local Flan-T5 student models.</w:t>
-      </w:r>
-    </w:p>
-    <w:p>
-      <w:pPr>
-        <w:pStyle w:val="a0"/>
-      </w:pPr>
-      <w:r>
-        <w:t>Second, Codex / ChatGPT was used as a development assistant. It supported code implementation, debugging, refactoring, Streamlit UI improvements, documentation drafting, and report editing.</w:t>
-      </w:r>
-    </w:p>
-    <w:p>
-      <w:pPr>
-        <w:pStyle w:val="3"/>
-      </w:pPr>
-      <w:bookmarkStart w:id="33" w:name="pros-and-cons"/>
-      <w:bookmarkEnd w:id="32"/>
-      <w:r>
-        <w:t>10.</w:t>
-      </w:r>
-      <w:r>
-        <w:rPr>
-          <w:rFonts w:hint="eastAsia"/>
-        </w:rPr>
-        <w:t>2</w:t>
-      </w:r>
-      <w:r>
-        <w:t xml:space="preserve"> Pros and Cons</w:t>
+        <w:t>The main advantages of this workflow were faster development, lower manual labeling cost, and faster iteration on the dashboard and report. LLM-generated pseudo labels also helped create a consistent title style for the complaint-title generation task. The vibe coding approach was particularly effective for quickly building engineering components such as data processing pipelines, model training scripts, and dashboard interfaces.</w:t>
       </w:r>
     </w:p>
     <w:p>
@@ -4490,38 +4453,11 @@
         <w:pStyle w:val="FirstParagraph"/>
       </w:pPr>
       <w:r>
-        <w:t>The main advantages were faster development, lower manual labeling cost, and faster iteration on the dashboard and report. LLM-generated pseudo labels also helped create a consistent title style for the complaint-title generation task.</w:t>
-      </w:r>
-    </w:p>
-    <w:p>
-      <w:pPr>
-        <w:pStyle w:val="a0"/>
-      </w:pPr>
-      <w:r>
-        <w:t xml:space="preserve">The disadvantages were possible label noise, the need for manual validation, and dependency on external LLM services for pseudo-label generation. Generated titles </w:t>
+        <w:t xml:space="preserve">However, there were also limitations. The pseudo labels could contain noise and therefore required manual inspection. The workflow also depended partly on external LLM services during pseudo-label generation. In addition, AI-generated code was sometimes overly cautious, especially in boundary handling. It often added extra checks, fallback branches, or defensive handling for edge cases that </w:t>
       </w:r>
       <w:r>
         <w:lastRenderedPageBreak/>
-        <w:t>can be imperfect, so the project includes fallback rules and treats pseudo-label evaluation results with caution.</w:t>
-      </w:r>
-    </w:p>
-    <w:p>
-      <w:pPr>
-        <w:pStyle w:val="3"/>
-      </w:pPr>
-      <w:bookmarkStart w:id="34" w:name="human-verification-and-responsibility"/>
-      <w:bookmarkEnd w:id="33"/>
-      <w:r>
-        <w:t>10.</w:t>
-      </w:r>
-      <w:r>
-        <w:rPr>
-          <w:rFonts w:hint="eastAsia"/>
-        </w:rPr>
-        <w:t>3</w:t>
-      </w:r>
-      <w:r>
-        <w:t xml:space="preserve"> Human Verification and Responsibility</w:t>
+        <w:t>were not always necessary in a small coursework prototype. While this improved robustness in some places, it also made parts of the code more verbose and required manual review to simplify or verify the implementation.</w:t>
       </w:r>
     </w:p>
     <w:p>
@@ -4529,11 +4465,21 @@
         <w:pStyle w:val="FirstParagraph"/>
       </w:pPr>
       <w:r>
-        <w:t>The student reviewed the project outputs, checked model metrics, inspected generated titles, updated documentation, and remained responsible for the final report and submitted system.</w:t>
-      </w:r>
-      <w:bookmarkEnd w:id="0"/>
-      <w:bookmarkEnd w:id="30"/>
-      <w:bookmarkEnd w:id="34"/>
+        <w:t xml:space="preserve">Although GenAI tools were used extensively, the student remained responsible for the final system. The student reviewed generated code, checked whether the implementation matched the project requirements, ran the training and evaluation scripts, inspected model metrics, reviewed generated complaint titles, tested the </w:t>
+      </w:r>
+      <w:proofErr w:type="spellStart"/>
+      <w:r>
+        <w:t>Streamlit</w:t>
+      </w:r>
+      <w:proofErr w:type="spellEnd"/>
+      <w:r>
+        <w:t xml:space="preserve"> dashboard, updated documentation, and remained responsible for the final report and submitted system.</w:t>
+      </w:r>
+    </w:p>
+    <w:p>
+      <w:pPr>
+        <w:pStyle w:val="FirstParagraph"/>
+      </w:pPr>
     </w:p>
     <w:sectPr>
       <w:footnotePr>

--- a/PROJECT_REPORT.docx
+++ b/PROJECT_REPORT.docx
@@ -834,9 +834,6 @@
     <w:p>
       <w:pPr>
         <w:pStyle w:val="a0"/>
-        <w:rPr>
-          <w:rFonts w:hint="eastAsia"/>
-        </w:rPr>
       </w:pPr>
       <w:r>
         <w:t>This results in 1,250 high-value reviews and 8,750 low-value reviews. The class imbalance is realistic, as only a small proportion of reviews are considered highly useful by users. At the same time, the proxy label is imperfect: helpful votes may depend on factors such as product popularity, review visibility, and time since posting. Therefore, review-value classification should be interpreted as a proxy task rather than a human-annotated review-quality benchmark.</w:t>
@@ -1151,14 +1148,19 @@
       <w:bookmarkEnd w:id="3"/>
       <w:bookmarkEnd w:id="8"/>
       <w:r>
-        <w:t>4. System Design and Solution Approach</w:t>
-      </w:r>
+        <w:t xml:space="preserve">4. </w:t>
+      </w:r>
+      <w:bookmarkStart w:id="10" w:name="OLE_LINK1"/>
+      <w:r>
+        <w:t>System Design and Solution Approach</w:t>
+      </w:r>
+      <w:bookmarkEnd w:id="10"/>
     </w:p>
     <w:p>
       <w:pPr>
         <w:pStyle w:val="3"/>
       </w:pPr>
-      <w:bookmarkStart w:id="10" w:name="overall-architecture"/>
+      <w:bookmarkStart w:id="11" w:name="overall-architecture"/>
       <w:r>
         <w:t>4.1 Overall Architecture</w:t>
       </w:r>
@@ -1265,9 +1267,6 @@
       <w:pPr>
         <w:pStyle w:val="FirstParagraph"/>
         <w:jc w:val="center"/>
-        <w:rPr>
-          <w:rFonts w:hint="eastAsia"/>
-        </w:rPr>
       </w:pPr>
       <w:r>
         <w:rPr>
@@ -1390,8 +1389,8 @@
       <w:pPr>
         <w:pStyle w:val="3"/>
       </w:pPr>
-      <w:bookmarkStart w:id="11" w:name="text-cleaning-and-preprocessing"/>
-      <w:bookmarkEnd w:id="10"/>
+      <w:bookmarkStart w:id="12" w:name="text-cleaning-and-preprocessing"/>
+      <w:bookmarkEnd w:id="11"/>
       <w:r>
         <w:t>4.2 Text Cleaning and Preprocessing</w:t>
       </w:r>
@@ -1416,8 +1415,8 @@
       <w:pPr>
         <w:pStyle w:val="3"/>
       </w:pPr>
-      <w:bookmarkStart w:id="12" w:name="review-value-classification"/>
-      <w:bookmarkEnd w:id="11"/>
+      <w:bookmarkStart w:id="13" w:name="review-value-classification"/>
+      <w:bookmarkEnd w:id="12"/>
       <w:r>
         <w:t>4.3 Review-Value Classification</w:t>
       </w:r>
@@ -1462,8 +1461,8 @@
       <w:pPr>
         <w:pStyle w:val="3"/>
       </w:pPr>
-      <w:bookmarkStart w:id="13" w:name="sentiment-mining"/>
-      <w:bookmarkEnd w:id="12"/>
+      <w:bookmarkStart w:id="14" w:name="sentiment-mining"/>
+      <w:bookmarkEnd w:id="13"/>
       <w:r>
         <w:t>4.4 Sentiment Mining</w:t>
       </w:r>
@@ -1804,8 +1803,8 @@
       <w:pPr>
         <w:pStyle w:val="3"/>
       </w:pPr>
-      <w:bookmarkStart w:id="14" w:name="complaint-title-generation"/>
-      <w:bookmarkEnd w:id="13"/>
+      <w:bookmarkStart w:id="15" w:name="complaint-title-generation"/>
+      <w:bookmarkEnd w:id="14"/>
       <w:r>
         <w:lastRenderedPageBreak/>
         <w:t>4.5 Complaint-Title Generation</w:t>
@@ -2327,8 +2326,8 @@
       <w:pPr>
         <w:pStyle w:val="3"/>
       </w:pPr>
-      <w:bookmarkStart w:id="15" w:name="dashboard-and-merchant-copilot"/>
-      <w:bookmarkEnd w:id="14"/>
+      <w:bookmarkStart w:id="16" w:name="dashboard-and-merchant-copilot"/>
+      <w:bookmarkEnd w:id="15"/>
       <w:r>
         <w:t>4.6 Dashboard and Merchant Copilot</w:t>
       </w:r>
@@ -2355,6 +2354,9 @@
         <w:jc w:val="center"/>
       </w:pPr>
       <w:r>
+        <w:rPr>
+          <w:noProof/>
+        </w:rPr>
         <w:drawing>
           <wp:inline distT="0" distB="0" distL="0" distR="0" wp14:anchorId="14A3C40C" wp14:editId="5E657D0D">
             <wp:extent cx="5486400" cy="2731135"/>
@@ -2406,6 +2408,9 @@
         <w:jc w:val="center"/>
       </w:pPr>
       <w:r>
+        <w:rPr>
+          <w:noProof/>
+        </w:rPr>
         <w:lastRenderedPageBreak/>
         <w:drawing>
           <wp:inline distT="0" distB="0" distL="0" distR="0" wp14:anchorId="290A2D2D" wp14:editId="63D6BAD1">
@@ -2466,6 +2471,9 @@
         <w:jc w:val="center"/>
       </w:pPr>
       <w:r>
+        <w:rPr>
+          <w:noProof/>
+        </w:rPr>
         <w:drawing>
           <wp:inline distT="0" distB="0" distL="0" distR="0" wp14:anchorId="6ED4BEC1" wp14:editId="2BF856C4">
             <wp:extent cx="5486400" cy="2075815"/>
@@ -2508,6 +2516,9 @@
         <w:pStyle w:val="FirstParagraph"/>
       </w:pPr>
       <w:r>
+        <w:rPr>
+          <w:noProof/>
+        </w:rPr>
         <w:drawing>
           <wp:inline distT="0" distB="0" distL="0" distR="0" wp14:anchorId="7CCAC2AB" wp14:editId="1BAA7A22">
             <wp:extent cx="5486400" cy="1315085"/>
@@ -2548,9 +2559,6 @@
     <w:p>
       <w:pPr>
         <w:pStyle w:val="FirstParagraph"/>
-        <w:rPr>
-          <w:rFonts w:hint="eastAsia"/>
-        </w:rPr>
       </w:pPr>
       <w:r>
         <w:t xml:space="preserve">From a system perspective, the dashboard is the integration layer of the project. It combines review-value prediction, sentiment inference, complaint-title generation, CSV upload analysis, and conversational interaction into a coherent workflow. </w:t>
@@ -2564,9 +2572,9 @@
       <w:pPr>
         <w:pStyle w:val="2"/>
       </w:pPr>
-      <w:bookmarkStart w:id="16" w:name="evaluation-and-test-results"/>
+      <w:bookmarkStart w:id="17" w:name="evaluation-and-test-results"/>
       <w:bookmarkEnd w:id="9"/>
-      <w:bookmarkEnd w:id="15"/>
+      <w:bookmarkEnd w:id="16"/>
       <w:r>
         <w:t>5. Evaluation and Test Results</w:t>
       </w:r>
@@ -2575,7 +2583,7 @@
       <w:pPr>
         <w:pStyle w:val="3"/>
       </w:pPr>
-      <w:bookmarkStart w:id="17" w:name="evaluation-setup"/>
+      <w:bookmarkStart w:id="18" w:name="evaluation-setup"/>
       <w:r>
         <w:t>5.1 Evaluation Setup</w:t>
       </w:r>
@@ -2747,8 +2755,8 @@
       <w:pPr>
         <w:pStyle w:val="3"/>
       </w:pPr>
-      <w:bookmarkStart w:id="18" w:name="review-value-classification-results"/>
-      <w:bookmarkEnd w:id="17"/>
+      <w:bookmarkStart w:id="19" w:name="review-value-classification-results"/>
+      <w:bookmarkEnd w:id="18"/>
       <w:r>
         <w:t>5.2 Review-Value Classification Results</w:t>
       </w:r>
@@ -2945,8 +2953,8 @@
       <w:pPr>
         <w:pStyle w:val="3"/>
       </w:pPr>
-      <w:bookmarkStart w:id="19" w:name="sentiment-mining-results"/>
-      <w:bookmarkEnd w:id="18"/>
+      <w:bookmarkStart w:id="20" w:name="sentiment-mining-results"/>
+      <w:bookmarkEnd w:id="19"/>
       <w:r>
         <w:t>5.3 Sentiment Mining Results</w:t>
       </w:r>
@@ -3172,8 +3180,8 @@
       <w:pPr>
         <w:pStyle w:val="3"/>
       </w:pPr>
-      <w:bookmarkStart w:id="20" w:name="complaint-title-generation-results"/>
-      <w:bookmarkEnd w:id="19"/>
+      <w:bookmarkStart w:id="21" w:name="complaint-title-generation-results"/>
+      <w:bookmarkEnd w:id="20"/>
       <w:r>
         <w:t>5.4 Complaint-Title Generation Results</w:t>
       </w:r>
@@ -3441,8 +3449,8 @@
       <w:pPr>
         <w:pStyle w:val="3"/>
       </w:pPr>
-      <w:bookmarkStart w:id="21" w:name="qualitative-analysis"/>
-      <w:bookmarkEnd w:id="20"/>
+      <w:bookmarkStart w:id="22" w:name="qualitative-analysis"/>
+      <w:bookmarkEnd w:id="21"/>
       <w:r>
         <w:t>5.5 Qualitative Analysis</w:t>
       </w:r>
@@ -3728,6 +3736,7 @@
         <w:pStyle w:val="a0"/>
       </w:pPr>
       <w:r>
+        <w:lastRenderedPageBreak/>
         <w:t>This qualitative check is not a full benchmark, but it supports the test metrics: fine-tuning makes the title generator more concise and more aligned with the complaint-title format.</w:t>
       </w:r>
     </w:p>
@@ -3735,9 +3744,9 @@
       <w:pPr>
         <w:pStyle w:val="2"/>
       </w:pPr>
-      <w:bookmarkStart w:id="22" w:name="limitations-and-future-work"/>
-      <w:bookmarkEnd w:id="16"/>
-      <w:bookmarkEnd w:id="21"/>
+      <w:bookmarkStart w:id="23" w:name="limitations-and-future-work"/>
+      <w:bookmarkEnd w:id="17"/>
+      <w:bookmarkEnd w:id="22"/>
       <w:r>
         <w:t>6. Limitations and Future Work</w:t>
       </w:r>
@@ -3793,9 +3802,6 @@
     <w:p>
       <w:pPr>
         <w:pStyle w:val="a0"/>
-        <w:rPr>
-          <w:rFonts w:hint="eastAsia"/>
-        </w:rPr>
       </w:pPr>
       <w:r>
         <w:t xml:space="preserve">Future work includes constructing a human-annotated dataset to evaluate review value, sentiment and complaint title quality. It will enhance high-value review detection by leveraging structural features like ratings and verified </w:t>
@@ -3813,8 +3819,8 @@
       <w:pPr>
         <w:pStyle w:val="2"/>
       </w:pPr>
-      <w:bookmarkStart w:id="23" w:name="conclusion"/>
-      <w:bookmarkEnd w:id="22"/>
+      <w:bookmarkStart w:id="24" w:name="conclusion"/>
+      <w:bookmarkEnd w:id="23"/>
       <w:r>
         <w:lastRenderedPageBreak/>
         <w:t>7. Conclusion</w:t>
@@ -3848,8 +3854,8 @@
       <w:pPr>
         <w:pStyle w:val="2"/>
       </w:pPr>
-      <w:bookmarkStart w:id="24" w:name="references"/>
-      <w:bookmarkEnd w:id="23"/>
+      <w:bookmarkStart w:id="25" w:name="references"/>
+      <w:bookmarkEnd w:id="24"/>
       <w:r>
         <w:t>8. References</w:t>
       </w:r>
@@ -3866,7 +3872,7 @@
       <w:pPr>
         <w:pStyle w:val="3"/>
       </w:pPr>
-      <w:bookmarkStart w:id="25" w:name="dataset"/>
+      <w:bookmarkStart w:id="26" w:name="dataset"/>
       <w:r>
         <w:t>8.1 Dataset</w:t>
       </w:r>
@@ -3895,8 +3901,8 @@
       <w:pPr>
         <w:pStyle w:val="3"/>
       </w:pPr>
-      <w:bookmarkStart w:id="26" w:name="pre-trained-models"/>
-      <w:bookmarkEnd w:id="25"/>
+      <w:bookmarkStart w:id="27" w:name="pre-trained-models"/>
+      <w:bookmarkEnd w:id="26"/>
       <w:r>
         <w:t>8.2 Pre-trained Models</w:t>
       </w:r>
@@ -3988,8 +3994,8 @@
       <w:pPr>
         <w:pStyle w:val="3"/>
       </w:pPr>
-      <w:bookmarkStart w:id="27" w:name="libraries-and-tools"/>
-      <w:bookmarkEnd w:id="26"/>
+      <w:bookmarkStart w:id="28" w:name="libraries-and-tools"/>
+      <w:bookmarkEnd w:id="27"/>
       <w:r>
         <w:lastRenderedPageBreak/>
         <w:t>8.3 Libraries and Tools</w:t>
@@ -4272,8 +4278,8 @@
       <w:pPr>
         <w:pStyle w:val="3"/>
       </w:pPr>
-      <w:bookmarkStart w:id="28" w:name="source-code"/>
-      <w:bookmarkEnd w:id="27"/>
+      <w:bookmarkStart w:id="29" w:name="source-code"/>
+      <w:bookmarkEnd w:id="28"/>
       <w:r>
         <w:t>8.4 Source Code</w:t>
       </w:r>
@@ -4307,9 +4313,9 @@
       <w:pPr>
         <w:pStyle w:val="2"/>
       </w:pPr>
-      <w:bookmarkStart w:id="29" w:name="X74cf52754ce356f32bc42912e24735181ee320a"/>
-      <w:bookmarkEnd w:id="24"/>
-      <w:bookmarkEnd w:id="28"/>
+      <w:bookmarkStart w:id="30" w:name="X74cf52754ce356f32bc42912e24735181ee320a"/>
+      <w:bookmarkEnd w:id="25"/>
+      <w:bookmarkEnd w:id="29"/>
       <w:r>
         <w:lastRenderedPageBreak/>
         <w:t>9. Individual Contribution of Each Team Member in the Project</w:t>
@@ -4416,14 +4422,14 @@
       <w:pPr>
         <w:pStyle w:val="2"/>
       </w:pPr>
-      <w:bookmarkStart w:id="30" w:name="usage-of-genai-llms"/>
-      <w:bookmarkEnd w:id="29"/>
+      <w:bookmarkStart w:id="31" w:name="usage-of-genai-llms"/>
+      <w:bookmarkEnd w:id="30"/>
       <w:r>
         <w:t>10. Usage of GenAI / LLMs</w:t>
       </w:r>
     </w:p>
     <w:bookmarkEnd w:id="0"/>
-    <w:bookmarkEnd w:id="30"/>
+    <w:bookmarkEnd w:id="31"/>
     <w:p>
       <w:pPr>
         <w:pStyle w:val="FirstParagraph"/>
@@ -5361,6 +5367,7 @@
   <w:style w:type="character" w:default="1" w:styleId="a1">
     <w:name w:val="Default Paragraph Font"/>
     <w:uiPriority w:val="1"/>
+    <w:semiHidden/>
     <w:unhideWhenUsed/>
   </w:style>
   <w:style w:type="table" w:default="1" w:styleId="a2">

--- a/PROJECT_REPORT.docx
+++ b/PROJECT_REPORT.docx
@@ -2831,12 +2831,8 @@
             <w:tcW w:w="1276" w:type="dxa"/>
           </w:tcPr>
           <w:p>
-            <w:pPr>
-              <w:pStyle w:val="Compact"/>
-              <w:jc w:val="center"/>
-            </w:pPr>
-            <w:r>
-              <w:t>0.840</w:t>
+            <w:r>
+              <w:t>0.795</w:t>
             </w:r>
           </w:p>
         </w:tc>
@@ -2864,12 +2860,8 @@
             <w:tcW w:w="1276" w:type="dxa"/>
           </w:tcPr>
           <w:p>
-            <w:pPr>
-              <w:pStyle w:val="Compact"/>
-              <w:jc w:val="center"/>
-            </w:pPr>
-            <w:r>
-              <w:t>0.434</w:t>
+            <w:r>
+              <w:t>0.254</w:t>
             </w:r>
           </w:p>
         </w:tc>
@@ -2897,12 +2889,8 @@
             <w:tcW w:w="1276" w:type="dxa"/>
           </w:tcPr>
           <w:p>
-            <w:pPr>
-              <w:pStyle w:val="Compact"/>
-              <w:jc w:val="center"/>
-            </w:pPr>
-            <w:r>
-              <w:t>0.404</w:t>
+            <w:r>
+              <w:t>0.255</w:t>
             </w:r>
           </w:p>
         </w:tc>
@@ -2930,12 +2918,8 @@
             <w:tcW w:w="1276" w:type="dxa"/>
           </w:tcPr>
           <w:p>
-            <w:pPr>
-              <w:pStyle w:val="Compact"/>
-              <w:jc w:val="center"/>
-            </w:pPr>
-            <w:r>
-              <w:t>0.418</w:t>
+            <w:r>
+              <w:t>0.255</w:t>
             </w:r>
           </w:p>
         </w:tc>
@@ -2946,7 +2930,7 @@
         <w:pStyle w:val="a0"/>
       </w:pPr>
       <w:r>
-        <w:t>Because high-value reviews are the minority class, accuracy alone is not sufficient. The positive-class F1 score of 0.418 shows that this component is still the weakest part of the pipeline. It can still be used as a prioritisation signal, but it should not be treated as a perfect detector of business value.</w:t>
+        <w:t>Because high-value reviews are the minority class, accuracy alone is not sufficient. The positive-class F1 score of 0.255 shows that this component is still the weakest part of the pipeline. It can still be used as a prioritisation signal, but it should not be treated as a perfect detector of business value.</w:t>
       </w:r>
     </w:p>
     <w:p>

--- a/PROJECT_REPORT.docx
+++ b/PROJECT_REPORT.docx
@@ -4,48 +4,2166 @@
   <w:body>
     <w:p>
       <w:pPr>
-        <w:pStyle w:val="a4"/>
-      </w:pPr>
-      <w:r>
-        <w:t>Review Insight System Project Report</w:t>
-      </w:r>
-    </w:p>
-    <w:p>
-      <w:pPr>
         <w:pStyle w:val="1"/>
       </w:pPr>
-      <w:bookmarkStart w:id="0" w:name="X1c31e062a79e80478a4be28c6e642d1e48a8528"/>
       <w:r>
         <w:t>Review Insight System: Business-Oriented Language Processing for E-Commerce Review Analytics</w:t>
       </w:r>
     </w:p>
     <w:p>
       <w:pPr>
+        <w:spacing w:before="80" w:after="0"/>
+        <w:jc w:val="center"/>
+      </w:pPr>
+      <w:r>
+        <w:rPr>
+          <w:b/>
+          <w:color w:val="123D52"/>
+        </w:rPr>
+        <w:t>Zhao Yisen</w:t>
+      </w:r>
+    </w:p>
+    <w:p>
+      <w:pPr>
+        <w:spacing w:after="280"/>
+        <w:jc w:val="center"/>
+      </w:pPr>
+      <w:r>
+        <w:rPr>
+          <w:b/>
+          <w:color w:val="123D52"/>
+        </w:rPr>
+        <w:t>Group 14</w:t>
+      </w:r>
+    </w:p>
+    <w:p>
+      <w:pPr>
+        <w:spacing w:before="360" w:after="240"/>
+      </w:pPr>
+      <w:r>
+        <w:rPr>
+          <w:b/>
+          <w:sz w:val="32"/>
+        </w:rPr>
+        <w:t>Table of Contents</w:t>
+      </w:r>
+    </w:p>
+    <w:p>
+      <w:pPr>
+        <w:pStyle w:val="TOC2"/>
+        <w:tabs>
+          <w:tab w:val="right" w:leader="dot" w:pos="8630"/>
+        </w:tabs>
+        <w:ind w:left="480"/>
+        <w:rPr>
+          <w:noProof/>
+        </w:rPr>
+      </w:pPr>
+      <w:r>
+        <w:fldChar w:fldCharType="begin"/>
+      </w:r>
+      <w:r>
+        <w:instrText xml:space="preserve"> TOC \o "2-3" \h \z \u </w:instrText>
+      </w:r>
+      <w:r>
+        <w:fldChar w:fldCharType="separate"/>
+      </w:r>
+      <w:hyperlink w:anchor="_Toc228470851" w:history="1">
+        <w:r>
+          <w:rPr>
+            <w:rStyle w:val="af"/>
+            <w:noProof/>
+          </w:rPr>
+          <w:t>1. Introduction and Business Problem</w:t>
+        </w:r>
+        <w:r>
+          <w:rPr>
+            <w:noProof/>
+            <w:webHidden/>
+          </w:rPr>
+          <w:tab/>
+        </w:r>
+        <w:r>
+          <w:rPr>
+            <w:noProof/>
+            <w:webHidden/>
+          </w:rPr>
+          <w:fldChar w:fldCharType="begin"/>
+        </w:r>
+        <w:r>
+          <w:rPr>
+            <w:noProof/>
+            <w:webHidden/>
+          </w:rPr>
+          <w:instrText xml:space="preserve"> PAGEREF _Toc228470851 \h </w:instrText>
+        </w:r>
+        <w:r>
+          <w:rPr>
+            <w:noProof/>
+            <w:webHidden/>
+          </w:rPr>
+        </w:r>
+        <w:r>
+          <w:rPr>
+            <w:noProof/>
+            <w:webHidden/>
+          </w:rPr>
+          <w:fldChar w:fldCharType="separate"/>
+        </w:r>
+        <w:r>
+          <w:rPr>
+            <w:noProof/>
+            <w:webHidden/>
+          </w:rPr>
+          <w:t>3</w:t>
+        </w:r>
+        <w:r>
+          <w:rPr>
+            <w:noProof/>
+            <w:webHidden/>
+          </w:rPr>
+          <w:fldChar w:fldCharType="end"/>
+        </w:r>
+      </w:hyperlink>
+    </w:p>
+    <w:p>
+      <w:pPr>
+        <w:pStyle w:val="TOC2"/>
+        <w:tabs>
+          <w:tab w:val="right" w:leader="dot" w:pos="8630"/>
+        </w:tabs>
+        <w:ind w:left="480"/>
+        <w:rPr>
+          <w:noProof/>
+        </w:rPr>
+      </w:pPr>
+      <w:hyperlink w:anchor="_Toc228470852" w:history="1">
+        <w:r>
+          <w:rPr>
+            <w:rStyle w:val="af"/>
+            <w:noProof/>
+          </w:rPr>
+          <w:t>2. Alignment with Practice Module Requirements</w:t>
+        </w:r>
+        <w:r>
+          <w:rPr>
+            <w:noProof/>
+            <w:webHidden/>
+          </w:rPr>
+          <w:tab/>
+        </w:r>
+        <w:r>
+          <w:rPr>
+            <w:noProof/>
+            <w:webHidden/>
+          </w:rPr>
+          <w:fldChar w:fldCharType="begin"/>
+        </w:r>
+        <w:r>
+          <w:rPr>
+            <w:noProof/>
+            <w:webHidden/>
+          </w:rPr>
+          <w:instrText xml:space="preserve"> PAGEREF _Toc228470852 \h </w:instrText>
+        </w:r>
+        <w:r>
+          <w:rPr>
+            <w:noProof/>
+            <w:webHidden/>
+          </w:rPr>
+        </w:r>
+        <w:r>
+          <w:rPr>
+            <w:noProof/>
+            <w:webHidden/>
+          </w:rPr>
+          <w:fldChar w:fldCharType="separate"/>
+        </w:r>
+        <w:r>
+          <w:rPr>
+            <w:noProof/>
+            <w:webHidden/>
+          </w:rPr>
+          <w:t>3</w:t>
+        </w:r>
+        <w:r>
+          <w:rPr>
+            <w:noProof/>
+            <w:webHidden/>
+          </w:rPr>
+          <w:fldChar w:fldCharType="end"/>
+        </w:r>
+      </w:hyperlink>
+    </w:p>
+    <w:p>
+      <w:pPr>
+        <w:pStyle w:val="TOC2"/>
+        <w:tabs>
+          <w:tab w:val="right" w:leader="dot" w:pos="8630"/>
+        </w:tabs>
+        <w:ind w:left="480"/>
+        <w:rPr>
+          <w:noProof/>
+        </w:rPr>
+      </w:pPr>
+      <w:hyperlink w:anchor="_Toc228470853" w:history="1">
+        <w:r>
+          <w:rPr>
+            <w:rStyle w:val="af"/>
+            <w:noProof/>
+          </w:rPr>
+          <w:t>3. Datasets</w:t>
+        </w:r>
+        <w:r>
+          <w:rPr>
+            <w:noProof/>
+            <w:webHidden/>
+          </w:rPr>
+          <w:tab/>
+        </w:r>
+        <w:r>
+          <w:rPr>
+            <w:noProof/>
+            <w:webHidden/>
+          </w:rPr>
+          <w:fldChar w:fldCharType="begin"/>
+        </w:r>
+        <w:r>
+          <w:rPr>
+            <w:noProof/>
+            <w:webHidden/>
+          </w:rPr>
+          <w:instrText xml:space="preserve"> PAGEREF _Toc228470853 \h </w:instrText>
+        </w:r>
+        <w:r>
+          <w:rPr>
+            <w:noProof/>
+            <w:webHidden/>
+          </w:rPr>
+        </w:r>
+        <w:r>
+          <w:rPr>
+            <w:noProof/>
+            <w:webHidden/>
+          </w:rPr>
+          <w:fldChar w:fldCharType="separate"/>
+        </w:r>
+        <w:r>
+          <w:rPr>
+            <w:noProof/>
+            <w:webHidden/>
+          </w:rPr>
+          <w:t>4</w:t>
+        </w:r>
+        <w:r>
+          <w:rPr>
+            <w:noProof/>
+            <w:webHidden/>
+          </w:rPr>
+          <w:fldChar w:fldCharType="end"/>
+        </w:r>
+      </w:hyperlink>
+    </w:p>
+    <w:p>
+      <w:pPr>
+        <w:pStyle w:val="TOC3"/>
+        <w:tabs>
+          <w:tab w:val="right" w:leader="dot" w:pos="8630"/>
+        </w:tabs>
+        <w:ind w:left="960"/>
+        <w:rPr>
+          <w:noProof/>
+        </w:rPr>
+      </w:pPr>
+      <w:hyperlink w:anchor="_Toc228470854" w:history="1">
+        <w:r>
+          <w:rPr>
+            <w:rStyle w:val="af"/>
+            <w:noProof/>
+          </w:rPr>
+          <w:t>3.1 Raw Data Source</w:t>
+        </w:r>
+        <w:r>
+          <w:rPr>
+            <w:noProof/>
+            <w:webHidden/>
+          </w:rPr>
+          <w:tab/>
+        </w:r>
+        <w:r>
+          <w:rPr>
+            <w:noProof/>
+            <w:webHidden/>
+          </w:rPr>
+          <w:fldChar w:fldCharType="begin"/>
+        </w:r>
+        <w:r>
+          <w:rPr>
+            <w:noProof/>
+            <w:webHidden/>
+          </w:rPr>
+          <w:instrText xml:space="preserve"> PAGEREF _Toc228470854 \h </w:instrText>
+        </w:r>
+        <w:r>
+          <w:rPr>
+            <w:noProof/>
+            <w:webHidden/>
+          </w:rPr>
+        </w:r>
+        <w:r>
+          <w:rPr>
+            <w:noProof/>
+            <w:webHidden/>
+          </w:rPr>
+          <w:fldChar w:fldCharType="separate"/>
+        </w:r>
+        <w:r>
+          <w:rPr>
+            <w:noProof/>
+            <w:webHidden/>
+          </w:rPr>
+          <w:t>4</w:t>
+        </w:r>
+        <w:r>
+          <w:rPr>
+            <w:noProof/>
+            <w:webHidden/>
+          </w:rPr>
+          <w:fldChar w:fldCharType="end"/>
+        </w:r>
+      </w:hyperlink>
+    </w:p>
+    <w:p>
+      <w:pPr>
+        <w:pStyle w:val="TOC3"/>
+        <w:tabs>
+          <w:tab w:val="right" w:leader="dot" w:pos="8630"/>
+        </w:tabs>
+        <w:ind w:left="960"/>
+        <w:rPr>
+          <w:noProof/>
+        </w:rPr>
+      </w:pPr>
+      <w:hyperlink w:anchor="_Toc228470855" w:history="1">
+        <w:r>
+          <w:rPr>
+            <w:rStyle w:val="af"/>
+            <w:noProof/>
+          </w:rPr>
+          <w:t>3.2 Review-Value Dataset</w:t>
+        </w:r>
+        <w:r>
+          <w:rPr>
+            <w:noProof/>
+            <w:webHidden/>
+          </w:rPr>
+          <w:tab/>
+        </w:r>
+        <w:r>
+          <w:rPr>
+            <w:noProof/>
+            <w:webHidden/>
+          </w:rPr>
+          <w:fldChar w:fldCharType="begin"/>
+        </w:r>
+        <w:r>
+          <w:rPr>
+            <w:noProof/>
+            <w:webHidden/>
+          </w:rPr>
+          <w:instrText xml:space="preserve"> PAGEREF _Toc228470855 \h </w:instrText>
+        </w:r>
+        <w:r>
+          <w:rPr>
+            <w:noProof/>
+            <w:webHidden/>
+          </w:rPr>
+        </w:r>
+        <w:r>
+          <w:rPr>
+            <w:noProof/>
+            <w:webHidden/>
+          </w:rPr>
+          <w:fldChar w:fldCharType="separate"/>
+        </w:r>
+        <w:r>
+          <w:rPr>
+            <w:noProof/>
+            <w:webHidden/>
+          </w:rPr>
+          <w:t>5</w:t>
+        </w:r>
+        <w:r>
+          <w:rPr>
+            <w:noProof/>
+            <w:webHidden/>
+          </w:rPr>
+          <w:fldChar w:fldCharType="end"/>
+        </w:r>
+      </w:hyperlink>
+    </w:p>
+    <w:p>
+      <w:pPr>
+        <w:pStyle w:val="TOC3"/>
+        <w:tabs>
+          <w:tab w:val="right" w:leader="dot" w:pos="8630"/>
+        </w:tabs>
+        <w:ind w:left="960"/>
+        <w:rPr>
+          <w:noProof/>
+        </w:rPr>
+      </w:pPr>
+      <w:hyperlink w:anchor="_Toc228470856" w:history="1">
+        <w:r>
+          <w:rPr>
+            <w:rStyle w:val="af"/>
+            <w:noProof/>
+          </w:rPr>
+          <w:t>3.3 Calibrated Sentiment Dataset</w:t>
+        </w:r>
+        <w:r>
+          <w:rPr>
+            <w:noProof/>
+            <w:webHidden/>
+          </w:rPr>
+          <w:tab/>
+        </w:r>
+        <w:r>
+          <w:rPr>
+            <w:noProof/>
+            <w:webHidden/>
+          </w:rPr>
+          <w:fldChar w:fldCharType="begin"/>
+        </w:r>
+        <w:r>
+          <w:rPr>
+            <w:noProof/>
+            <w:webHidden/>
+          </w:rPr>
+          <w:instrText xml:space="preserve"> PAGEREF _Toc228470856 \h </w:instrText>
+        </w:r>
+        <w:r>
+          <w:rPr>
+            <w:noProof/>
+            <w:webHidden/>
+          </w:rPr>
+        </w:r>
+        <w:r>
+          <w:rPr>
+            <w:noProof/>
+            <w:webHidden/>
+          </w:rPr>
+          <w:fldChar w:fldCharType="separate"/>
+        </w:r>
+        <w:r>
+          <w:rPr>
+            <w:noProof/>
+            <w:webHidden/>
+          </w:rPr>
+          <w:t>5</w:t>
+        </w:r>
+        <w:r>
+          <w:rPr>
+            <w:noProof/>
+            <w:webHidden/>
+          </w:rPr>
+          <w:fldChar w:fldCharType="end"/>
+        </w:r>
+      </w:hyperlink>
+    </w:p>
+    <w:p>
+      <w:pPr>
+        <w:pStyle w:val="TOC3"/>
+        <w:tabs>
+          <w:tab w:val="right" w:leader="dot" w:pos="8630"/>
+        </w:tabs>
+        <w:ind w:left="960"/>
+        <w:rPr>
+          <w:noProof/>
+        </w:rPr>
+      </w:pPr>
+      <w:hyperlink w:anchor="_Toc228470857" w:history="1">
+        <w:r>
+          <w:rPr>
+            <w:rStyle w:val="af"/>
+            <w:noProof/>
+          </w:rPr>
+          <w:t>3.4 Pseudo Complaint-Title Dataset</w:t>
+        </w:r>
+        <w:r>
+          <w:rPr>
+            <w:noProof/>
+            <w:webHidden/>
+          </w:rPr>
+          <w:tab/>
+        </w:r>
+        <w:r>
+          <w:rPr>
+            <w:noProof/>
+            <w:webHidden/>
+          </w:rPr>
+          <w:fldChar w:fldCharType="begin"/>
+        </w:r>
+        <w:r>
+          <w:rPr>
+            <w:noProof/>
+            <w:webHidden/>
+          </w:rPr>
+          <w:instrText xml:space="preserve"> PAGEREF _Toc228470857 \h </w:instrText>
+        </w:r>
+        <w:r>
+          <w:rPr>
+            <w:noProof/>
+            <w:webHidden/>
+          </w:rPr>
+        </w:r>
+        <w:r>
+          <w:rPr>
+            <w:noProof/>
+            <w:webHidden/>
+          </w:rPr>
+          <w:fldChar w:fldCharType="separate"/>
+        </w:r>
+        <w:r>
+          <w:rPr>
+            <w:noProof/>
+            <w:webHidden/>
+          </w:rPr>
+          <w:t>6</w:t>
+        </w:r>
+        <w:r>
+          <w:rPr>
+            <w:noProof/>
+            <w:webHidden/>
+          </w:rPr>
+          <w:fldChar w:fldCharType="end"/>
+        </w:r>
+      </w:hyperlink>
+    </w:p>
+    <w:p>
+      <w:pPr>
+        <w:pStyle w:val="TOC3"/>
+        <w:tabs>
+          <w:tab w:val="right" w:leader="dot" w:pos="8630"/>
+        </w:tabs>
+        <w:ind w:left="960"/>
+        <w:rPr>
+          <w:noProof/>
+        </w:rPr>
+      </w:pPr>
+      <w:hyperlink w:anchor="_Toc228470858" w:history="1">
+        <w:r>
+          <w:rPr>
+            <w:rStyle w:val="af"/>
+            <w:noProof/>
+          </w:rPr>
+          <w:t>3.5 Dashboard Display Data</w:t>
+        </w:r>
+        <w:r>
+          <w:rPr>
+            <w:noProof/>
+            <w:webHidden/>
+          </w:rPr>
+          <w:tab/>
+        </w:r>
+        <w:r>
+          <w:rPr>
+            <w:noProof/>
+            <w:webHidden/>
+          </w:rPr>
+          <w:fldChar w:fldCharType="begin"/>
+        </w:r>
+        <w:r>
+          <w:rPr>
+            <w:noProof/>
+            <w:webHidden/>
+          </w:rPr>
+          <w:instrText xml:space="preserve"> PAGEREF _Toc228470858 \h </w:instrText>
+        </w:r>
+        <w:r>
+          <w:rPr>
+            <w:noProof/>
+            <w:webHidden/>
+          </w:rPr>
+        </w:r>
+        <w:r>
+          <w:rPr>
+            <w:noProof/>
+            <w:webHidden/>
+          </w:rPr>
+          <w:fldChar w:fldCharType="separate"/>
+        </w:r>
+        <w:r>
+          <w:rPr>
+            <w:noProof/>
+            <w:webHidden/>
+          </w:rPr>
+          <w:t>7</w:t>
+        </w:r>
+        <w:r>
+          <w:rPr>
+            <w:noProof/>
+            <w:webHidden/>
+          </w:rPr>
+          <w:fldChar w:fldCharType="end"/>
+        </w:r>
+      </w:hyperlink>
+    </w:p>
+    <w:p>
+      <w:pPr>
+        <w:pStyle w:val="TOC2"/>
+        <w:tabs>
+          <w:tab w:val="right" w:leader="dot" w:pos="8630"/>
+        </w:tabs>
+        <w:ind w:left="480"/>
+        <w:rPr>
+          <w:noProof/>
+        </w:rPr>
+      </w:pPr>
+      <w:hyperlink w:anchor="_Toc228470859" w:history="1">
+        <w:r>
+          <w:rPr>
+            <w:rStyle w:val="af"/>
+            <w:noProof/>
+          </w:rPr>
+          <w:t>4. System Design and Solution Approach</w:t>
+        </w:r>
+        <w:r>
+          <w:rPr>
+            <w:noProof/>
+            <w:webHidden/>
+          </w:rPr>
+          <w:tab/>
+        </w:r>
+        <w:r>
+          <w:rPr>
+            <w:noProof/>
+            <w:webHidden/>
+          </w:rPr>
+          <w:fldChar w:fldCharType="begin"/>
+        </w:r>
+        <w:r>
+          <w:rPr>
+            <w:noProof/>
+            <w:webHidden/>
+          </w:rPr>
+          <w:instrText xml:space="preserve"> PAGEREF _Toc228470859 \h </w:instrText>
+        </w:r>
+        <w:r>
+          <w:rPr>
+            <w:noProof/>
+            <w:webHidden/>
+          </w:rPr>
+        </w:r>
+        <w:r>
+          <w:rPr>
+            <w:noProof/>
+            <w:webHidden/>
+          </w:rPr>
+          <w:fldChar w:fldCharType="separate"/>
+        </w:r>
+        <w:r>
+          <w:rPr>
+            <w:noProof/>
+            <w:webHidden/>
+          </w:rPr>
+          <w:t>7</w:t>
+        </w:r>
+        <w:r>
+          <w:rPr>
+            <w:noProof/>
+            <w:webHidden/>
+          </w:rPr>
+          <w:fldChar w:fldCharType="end"/>
+        </w:r>
+      </w:hyperlink>
+    </w:p>
+    <w:p>
+      <w:pPr>
+        <w:pStyle w:val="TOC3"/>
+        <w:tabs>
+          <w:tab w:val="right" w:leader="dot" w:pos="8630"/>
+        </w:tabs>
+        <w:ind w:left="960"/>
+        <w:rPr>
+          <w:noProof/>
+        </w:rPr>
+      </w:pPr>
+      <w:hyperlink w:anchor="_Toc228470860" w:history="1">
+        <w:r>
+          <w:rPr>
+            <w:rStyle w:val="af"/>
+            <w:noProof/>
+          </w:rPr>
+          <w:t>4.1 Overall Architecture</w:t>
+        </w:r>
+        <w:r>
+          <w:rPr>
+            <w:noProof/>
+            <w:webHidden/>
+          </w:rPr>
+          <w:tab/>
+        </w:r>
+        <w:r>
+          <w:rPr>
+            <w:noProof/>
+            <w:webHidden/>
+          </w:rPr>
+          <w:fldChar w:fldCharType="begin"/>
+        </w:r>
+        <w:r>
+          <w:rPr>
+            <w:noProof/>
+            <w:webHidden/>
+          </w:rPr>
+          <w:instrText xml:space="preserve"> PAGEREF _Toc228470860 \h </w:instrText>
+        </w:r>
+        <w:r>
+          <w:rPr>
+            <w:noProof/>
+            <w:webHidden/>
+          </w:rPr>
+        </w:r>
+        <w:r>
+          <w:rPr>
+            <w:noProof/>
+            <w:webHidden/>
+          </w:rPr>
+          <w:fldChar w:fldCharType="separate"/>
+        </w:r>
+        <w:r>
+          <w:rPr>
+            <w:noProof/>
+            <w:webHidden/>
+          </w:rPr>
+          <w:t>7</w:t>
+        </w:r>
+        <w:r>
+          <w:rPr>
+            <w:noProof/>
+            <w:webHidden/>
+          </w:rPr>
+          <w:fldChar w:fldCharType="end"/>
+        </w:r>
+      </w:hyperlink>
+    </w:p>
+    <w:p>
+      <w:pPr>
+        <w:pStyle w:val="TOC3"/>
+        <w:tabs>
+          <w:tab w:val="right" w:leader="dot" w:pos="8630"/>
+        </w:tabs>
+        <w:ind w:left="960"/>
+        <w:rPr>
+          <w:noProof/>
+        </w:rPr>
+      </w:pPr>
+      <w:hyperlink w:anchor="_Toc228470861" w:history="1">
+        <w:r>
+          <w:rPr>
+            <w:rStyle w:val="af"/>
+            <w:noProof/>
+          </w:rPr>
+          <w:t>4.2 Text Cleaning and Preprocessing</w:t>
+        </w:r>
+        <w:r>
+          <w:rPr>
+            <w:noProof/>
+            <w:webHidden/>
+          </w:rPr>
+          <w:tab/>
+        </w:r>
+        <w:r>
+          <w:rPr>
+            <w:noProof/>
+            <w:webHidden/>
+          </w:rPr>
+          <w:fldChar w:fldCharType="begin"/>
+        </w:r>
+        <w:r>
+          <w:rPr>
+            <w:noProof/>
+            <w:webHidden/>
+          </w:rPr>
+          <w:instrText xml:space="preserve"> PAGEREF _Toc228470861 \h </w:instrText>
+        </w:r>
+        <w:r>
+          <w:rPr>
+            <w:noProof/>
+            <w:webHidden/>
+          </w:rPr>
+        </w:r>
+        <w:r>
+          <w:rPr>
+            <w:noProof/>
+            <w:webHidden/>
+          </w:rPr>
+          <w:fldChar w:fldCharType="separate"/>
+        </w:r>
+        <w:r>
+          <w:rPr>
+            <w:noProof/>
+            <w:webHidden/>
+          </w:rPr>
+          <w:t>8</w:t>
+        </w:r>
+        <w:r>
+          <w:rPr>
+            <w:noProof/>
+            <w:webHidden/>
+          </w:rPr>
+          <w:fldChar w:fldCharType="end"/>
+        </w:r>
+      </w:hyperlink>
+    </w:p>
+    <w:p>
+      <w:pPr>
+        <w:pStyle w:val="TOC3"/>
+        <w:tabs>
+          <w:tab w:val="right" w:leader="dot" w:pos="8630"/>
+        </w:tabs>
+        <w:ind w:left="960"/>
+        <w:rPr>
+          <w:noProof/>
+        </w:rPr>
+      </w:pPr>
+      <w:hyperlink w:anchor="_Toc228470862" w:history="1">
+        <w:r>
+          <w:rPr>
+            <w:rStyle w:val="af"/>
+            <w:noProof/>
+          </w:rPr>
+          <w:t>4.3 Review-Value Classification</w:t>
+        </w:r>
+        <w:r>
+          <w:rPr>
+            <w:noProof/>
+            <w:webHidden/>
+          </w:rPr>
+          <w:tab/>
+        </w:r>
+        <w:r>
+          <w:rPr>
+            <w:noProof/>
+            <w:webHidden/>
+          </w:rPr>
+          <w:fldChar w:fldCharType="begin"/>
+        </w:r>
+        <w:r>
+          <w:rPr>
+            <w:noProof/>
+            <w:webHidden/>
+          </w:rPr>
+          <w:instrText xml:space="preserve"> PAGEREF _Toc228470862 \h </w:instrText>
+        </w:r>
+        <w:r>
+          <w:rPr>
+            <w:noProof/>
+            <w:webHidden/>
+          </w:rPr>
+        </w:r>
+        <w:r>
+          <w:rPr>
+            <w:noProof/>
+            <w:webHidden/>
+          </w:rPr>
+          <w:fldChar w:fldCharType="separate"/>
+        </w:r>
+        <w:r>
+          <w:rPr>
+            <w:noProof/>
+            <w:webHidden/>
+          </w:rPr>
+          <w:t>8</w:t>
+        </w:r>
+        <w:r>
+          <w:rPr>
+            <w:noProof/>
+            <w:webHidden/>
+          </w:rPr>
+          <w:fldChar w:fldCharType="end"/>
+        </w:r>
+      </w:hyperlink>
+    </w:p>
+    <w:p>
+      <w:pPr>
+        <w:pStyle w:val="TOC3"/>
+        <w:tabs>
+          <w:tab w:val="right" w:leader="dot" w:pos="8630"/>
+        </w:tabs>
+        <w:ind w:left="960"/>
+        <w:rPr>
+          <w:noProof/>
+        </w:rPr>
+      </w:pPr>
+      <w:hyperlink w:anchor="_Toc228470863" w:history="1">
+        <w:r>
+          <w:rPr>
+            <w:rStyle w:val="af"/>
+            <w:noProof/>
+          </w:rPr>
+          <w:t>4.4 Sentiment Mining</w:t>
+        </w:r>
+        <w:r>
+          <w:rPr>
+            <w:noProof/>
+            <w:webHidden/>
+          </w:rPr>
+          <w:tab/>
+        </w:r>
+        <w:r>
+          <w:rPr>
+            <w:noProof/>
+            <w:webHidden/>
+          </w:rPr>
+          <w:fldChar w:fldCharType="begin"/>
+        </w:r>
+        <w:r>
+          <w:rPr>
+            <w:noProof/>
+            <w:webHidden/>
+          </w:rPr>
+          <w:instrText xml:space="preserve"> PAGEREF _Toc228470863 \h </w:instrText>
+        </w:r>
+        <w:r>
+          <w:rPr>
+            <w:noProof/>
+            <w:webHidden/>
+          </w:rPr>
+        </w:r>
+        <w:r>
+          <w:rPr>
+            <w:noProof/>
+            <w:webHidden/>
+          </w:rPr>
+          <w:fldChar w:fldCharType="separate"/>
+        </w:r>
+        <w:r>
+          <w:rPr>
+            <w:noProof/>
+            <w:webHidden/>
+          </w:rPr>
+          <w:t>9</w:t>
+        </w:r>
+        <w:r>
+          <w:rPr>
+            <w:noProof/>
+            <w:webHidden/>
+          </w:rPr>
+          <w:fldChar w:fldCharType="end"/>
+        </w:r>
+      </w:hyperlink>
+    </w:p>
+    <w:p>
+      <w:pPr>
+        <w:pStyle w:val="TOC3"/>
+        <w:tabs>
+          <w:tab w:val="right" w:leader="dot" w:pos="8630"/>
+        </w:tabs>
+        <w:ind w:left="960"/>
+        <w:rPr>
+          <w:noProof/>
+        </w:rPr>
+      </w:pPr>
+      <w:hyperlink w:anchor="_Toc228470864" w:history="1">
+        <w:r>
+          <w:rPr>
+            <w:rStyle w:val="af"/>
+            <w:noProof/>
+          </w:rPr>
+          <w:t>4.5 Complaint-Title Generation</w:t>
+        </w:r>
+        <w:r>
+          <w:rPr>
+            <w:noProof/>
+            <w:webHidden/>
+          </w:rPr>
+          <w:tab/>
+        </w:r>
+        <w:r>
+          <w:rPr>
+            <w:noProof/>
+            <w:webHidden/>
+          </w:rPr>
+          <w:fldChar w:fldCharType="begin"/>
+        </w:r>
+        <w:r>
+          <w:rPr>
+            <w:noProof/>
+            <w:webHidden/>
+          </w:rPr>
+          <w:instrText xml:space="preserve"> PAGEREF _Toc228470864 \h </w:instrText>
+        </w:r>
+        <w:r>
+          <w:rPr>
+            <w:noProof/>
+            <w:webHidden/>
+          </w:rPr>
+        </w:r>
+        <w:r>
+          <w:rPr>
+            <w:noProof/>
+            <w:webHidden/>
+          </w:rPr>
+          <w:fldChar w:fldCharType="separate"/>
+        </w:r>
+        <w:r>
+          <w:rPr>
+            <w:noProof/>
+            <w:webHidden/>
+          </w:rPr>
+          <w:t>9</w:t>
+        </w:r>
+        <w:r>
+          <w:rPr>
+            <w:noProof/>
+            <w:webHidden/>
+          </w:rPr>
+          <w:fldChar w:fldCharType="end"/>
+        </w:r>
+      </w:hyperlink>
+    </w:p>
+    <w:p>
+      <w:pPr>
+        <w:pStyle w:val="TOC3"/>
+        <w:tabs>
+          <w:tab w:val="right" w:leader="dot" w:pos="8630"/>
+        </w:tabs>
+        <w:ind w:left="960"/>
+        <w:rPr>
+          <w:noProof/>
+        </w:rPr>
+      </w:pPr>
+      <w:hyperlink w:anchor="_Toc228470865" w:history="1">
+        <w:r>
+          <w:rPr>
+            <w:rStyle w:val="af"/>
+            <w:noProof/>
+          </w:rPr>
+          <w:t>4.6 Dashboard and Merchant Copilot</w:t>
+        </w:r>
+        <w:r>
+          <w:rPr>
+            <w:noProof/>
+            <w:webHidden/>
+          </w:rPr>
+          <w:tab/>
+        </w:r>
+        <w:r>
+          <w:rPr>
+            <w:noProof/>
+            <w:webHidden/>
+          </w:rPr>
+          <w:fldChar w:fldCharType="begin"/>
+        </w:r>
+        <w:r>
+          <w:rPr>
+            <w:noProof/>
+            <w:webHidden/>
+          </w:rPr>
+          <w:instrText xml:space="preserve"> PAGEREF _Toc228470865 \h </w:instrText>
+        </w:r>
+        <w:r>
+          <w:rPr>
+            <w:noProof/>
+            <w:webHidden/>
+          </w:rPr>
+        </w:r>
+        <w:r>
+          <w:rPr>
+            <w:noProof/>
+            <w:webHidden/>
+          </w:rPr>
+          <w:fldChar w:fldCharType="separate"/>
+        </w:r>
+        <w:r>
+          <w:rPr>
+            <w:noProof/>
+            <w:webHidden/>
+          </w:rPr>
+          <w:t>11</w:t>
+        </w:r>
+        <w:r>
+          <w:rPr>
+            <w:noProof/>
+            <w:webHidden/>
+          </w:rPr>
+          <w:fldChar w:fldCharType="end"/>
+        </w:r>
+      </w:hyperlink>
+    </w:p>
+    <w:p>
+      <w:pPr>
+        <w:pStyle w:val="TOC2"/>
+        <w:tabs>
+          <w:tab w:val="right" w:leader="dot" w:pos="8630"/>
+        </w:tabs>
+        <w:ind w:left="480"/>
+        <w:rPr>
+          <w:noProof/>
+        </w:rPr>
+      </w:pPr>
+      <w:hyperlink w:anchor="_Toc228470866" w:history="1">
+        <w:r>
+          <w:rPr>
+            <w:rStyle w:val="af"/>
+            <w:noProof/>
+          </w:rPr>
+          <w:t>5. Evaluation and Test Results</w:t>
+        </w:r>
+        <w:r>
+          <w:rPr>
+            <w:noProof/>
+            <w:webHidden/>
+          </w:rPr>
+          <w:tab/>
+        </w:r>
+        <w:r>
+          <w:rPr>
+            <w:noProof/>
+            <w:webHidden/>
+          </w:rPr>
+          <w:fldChar w:fldCharType="begin"/>
+        </w:r>
+        <w:r>
+          <w:rPr>
+            <w:noProof/>
+            <w:webHidden/>
+          </w:rPr>
+          <w:instrText xml:space="preserve"> PAGEREF _Toc228470866 \h </w:instrText>
+        </w:r>
+        <w:r>
+          <w:rPr>
+            <w:noProof/>
+            <w:webHidden/>
+          </w:rPr>
+        </w:r>
+        <w:r>
+          <w:rPr>
+            <w:noProof/>
+            <w:webHidden/>
+          </w:rPr>
+          <w:fldChar w:fldCharType="separate"/>
+        </w:r>
+        <w:r>
+          <w:rPr>
+            <w:noProof/>
+            <w:webHidden/>
+          </w:rPr>
+          <w:t>13</w:t>
+        </w:r>
+        <w:r>
+          <w:rPr>
+            <w:noProof/>
+            <w:webHidden/>
+          </w:rPr>
+          <w:fldChar w:fldCharType="end"/>
+        </w:r>
+      </w:hyperlink>
+    </w:p>
+    <w:p>
+      <w:pPr>
+        <w:pStyle w:val="TOC3"/>
+        <w:tabs>
+          <w:tab w:val="right" w:leader="dot" w:pos="8630"/>
+        </w:tabs>
+        <w:ind w:left="960"/>
+        <w:rPr>
+          <w:noProof/>
+        </w:rPr>
+      </w:pPr>
+      <w:hyperlink w:anchor="_Toc228470867" w:history="1">
+        <w:r>
+          <w:rPr>
+            <w:rStyle w:val="af"/>
+            <w:noProof/>
+          </w:rPr>
+          <w:t>5.1 Evaluation Setup</w:t>
+        </w:r>
+        <w:r>
+          <w:rPr>
+            <w:noProof/>
+            <w:webHidden/>
+          </w:rPr>
+          <w:tab/>
+        </w:r>
+        <w:r>
+          <w:rPr>
+            <w:noProof/>
+            <w:webHidden/>
+          </w:rPr>
+          <w:fldChar w:fldCharType="begin"/>
+        </w:r>
+        <w:r>
+          <w:rPr>
+            <w:noProof/>
+            <w:webHidden/>
+          </w:rPr>
+          <w:instrText xml:space="preserve"> PAGEREF _Toc228470867 \h </w:instrText>
+        </w:r>
+        <w:r>
+          <w:rPr>
+            <w:noProof/>
+            <w:webHidden/>
+          </w:rPr>
+        </w:r>
+        <w:r>
+          <w:rPr>
+            <w:noProof/>
+            <w:webHidden/>
+          </w:rPr>
+          <w:fldChar w:fldCharType="separate"/>
+        </w:r>
+        <w:r>
+          <w:rPr>
+            <w:noProof/>
+            <w:webHidden/>
+          </w:rPr>
+          <w:t>13</w:t>
+        </w:r>
+        <w:r>
+          <w:rPr>
+            <w:noProof/>
+            <w:webHidden/>
+          </w:rPr>
+          <w:fldChar w:fldCharType="end"/>
+        </w:r>
+      </w:hyperlink>
+    </w:p>
+    <w:p>
+      <w:pPr>
+        <w:pStyle w:val="TOC3"/>
+        <w:tabs>
+          <w:tab w:val="right" w:leader="dot" w:pos="8630"/>
+        </w:tabs>
+        <w:ind w:left="960"/>
+        <w:rPr>
+          <w:noProof/>
+        </w:rPr>
+      </w:pPr>
+      <w:hyperlink w:anchor="_Toc228470868" w:history="1">
+        <w:r>
+          <w:rPr>
+            <w:rStyle w:val="af"/>
+            <w:noProof/>
+          </w:rPr>
+          <w:t>5.2 Review-Value Classification Results</w:t>
+        </w:r>
+        <w:r>
+          <w:rPr>
+            <w:noProof/>
+            <w:webHidden/>
+          </w:rPr>
+          <w:tab/>
+        </w:r>
+        <w:r>
+          <w:rPr>
+            <w:noProof/>
+            <w:webHidden/>
+          </w:rPr>
+          <w:fldChar w:fldCharType="begin"/>
+        </w:r>
+        <w:r>
+          <w:rPr>
+            <w:noProof/>
+            <w:webHidden/>
+          </w:rPr>
+          <w:instrText xml:space="preserve"> PAGEREF _Toc228470868 \h </w:instrText>
+        </w:r>
+        <w:r>
+          <w:rPr>
+            <w:noProof/>
+            <w:webHidden/>
+          </w:rPr>
+        </w:r>
+        <w:r>
+          <w:rPr>
+            <w:noProof/>
+            <w:webHidden/>
+          </w:rPr>
+          <w:fldChar w:fldCharType="separate"/>
+        </w:r>
+        <w:r>
+          <w:rPr>
+            <w:noProof/>
+            <w:webHidden/>
+          </w:rPr>
+          <w:t>13</w:t>
+        </w:r>
+        <w:r>
+          <w:rPr>
+            <w:noProof/>
+            <w:webHidden/>
+          </w:rPr>
+          <w:fldChar w:fldCharType="end"/>
+        </w:r>
+      </w:hyperlink>
+    </w:p>
+    <w:p>
+      <w:pPr>
+        <w:pStyle w:val="TOC3"/>
+        <w:tabs>
+          <w:tab w:val="right" w:leader="dot" w:pos="8630"/>
+        </w:tabs>
+        <w:ind w:left="960"/>
+        <w:rPr>
+          <w:noProof/>
+        </w:rPr>
+      </w:pPr>
+      <w:hyperlink w:anchor="_Toc228470869" w:history="1">
+        <w:r>
+          <w:rPr>
+            <w:rStyle w:val="af"/>
+            <w:noProof/>
+          </w:rPr>
+          <w:t>5.3 Sentiment Mining Results</w:t>
+        </w:r>
+        <w:r>
+          <w:rPr>
+            <w:noProof/>
+            <w:webHidden/>
+          </w:rPr>
+          <w:tab/>
+        </w:r>
+        <w:r>
+          <w:rPr>
+            <w:noProof/>
+            <w:webHidden/>
+          </w:rPr>
+          <w:fldChar w:fldCharType="begin"/>
+        </w:r>
+        <w:r>
+          <w:rPr>
+            <w:noProof/>
+            <w:webHidden/>
+          </w:rPr>
+          <w:instrText xml:space="preserve"> PAGEREF _Toc228470869 \h </w:instrText>
+        </w:r>
+        <w:r>
+          <w:rPr>
+            <w:noProof/>
+            <w:webHidden/>
+          </w:rPr>
+        </w:r>
+        <w:r>
+          <w:rPr>
+            <w:noProof/>
+            <w:webHidden/>
+          </w:rPr>
+          <w:fldChar w:fldCharType="separate"/>
+        </w:r>
+        <w:r>
+          <w:rPr>
+            <w:noProof/>
+            <w:webHidden/>
+          </w:rPr>
+          <w:t>13</w:t>
+        </w:r>
+        <w:r>
+          <w:rPr>
+            <w:noProof/>
+            <w:webHidden/>
+          </w:rPr>
+          <w:fldChar w:fldCharType="end"/>
+        </w:r>
+      </w:hyperlink>
+    </w:p>
+    <w:p>
+      <w:pPr>
+        <w:pStyle w:val="TOC3"/>
+        <w:tabs>
+          <w:tab w:val="right" w:leader="dot" w:pos="8630"/>
+        </w:tabs>
+        <w:ind w:left="960"/>
+        <w:rPr>
+          <w:noProof/>
+        </w:rPr>
+      </w:pPr>
+      <w:hyperlink w:anchor="_Toc228470870" w:history="1">
+        <w:r>
+          <w:rPr>
+            <w:rStyle w:val="af"/>
+            <w:noProof/>
+          </w:rPr>
+          <w:t>5.4 Complaint-Title Generation Results</w:t>
+        </w:r>
+        <w:r>
+          <w:rPr>
+            <w:noProof/>
+            <w:webHidden/>
+          </w:rPr>
+          <w:tab/>
+        </w:r>
+        <w:r>
+          <w:rPr>
+            <w:noProof/>
+            <w:webHidden/>
+          </w:rPr>
+          <w:fldChar w:fldCharType="begin"/>
+        </w:r>
+        <w:r>
+          <w:rPr>
+            <w:noProof/>
+            <w:webHidden/>
+          </w:rPr>
+          <w:instrText xml:space="preserve"> PAGEREF _Toc228470870 \h </w:instrText>
+        </w:r>
+        <w:r>
+          <w:rPr>
+            <w:noProof/>
+            <w:webHidden/>
+          </w:rPr>
+        </w:r>
+        <w:r>
+          <w:rPr>
+            <w:noProof/>
+            <w:webHidden/>
+          </w:rPr>
+          <w:fldChar w:fldCharType="separate"/>
+        </w:r>
+        <w:r>
+          <w:rPr>
+            <w:noProof/>
+            <w:webHidden/>
+          </w:rPr>
+          <w:t>14</w:t>
+        </w:r>
+        <w:r>
+          <w:rPr>
+            <w:noProof/>
+            <w:webHidden/>
+          </w:rPr>
+          <w:fldChar w:fldCharType="end"/>
+        </w:r>
+      </w:hyperlink>
+    </w:p>
+    <w:p>
+      <w:pPr>
+        <w:pStyle w:val="TOC3"/>
+        <w:tabs>
+          <w:tab w:val="right" w:leader="dot" w:pos="8630"/>
+        </w:tabs>
+        <w:ind w:left="960"/>
+        <w:rPr>
+          <w:noProof/>
+        </w:rPr>
+      </w:pPr>
+      <w:hyperlink w:anchor="_Toc228470871" w:history="1">
+        <w:r>
+          <w:rPr>
+            <w:rStyle w:val="af"/>
+            <w:noProof/>
+          </w:rPr>
+          <w:t>5.5 Qualitative Analysis</w:t>
+        </w:r>
+        <w:r>
+          <w:rPr>
+            <w:noProof/>
+            <w:webHidden/>
+          </w:rPr>
+          <w:tab/>
+        </w:r>
+        <w:r>
+          <w:rPr>
+            <w:noProof/>
+            <w:webHidden/>
+          </w:rPr>
+          <w:fldChar w:fldCharType="begin"/>
+        </w:r>
+        <w:r>
+          <w:rPr>
+            <w:noProof/>
+            <w:webHidden/>
+          </w:rPr>
+          <w:instrText xml:space="preserve"> PAGEREF _Toc228470871 \h </w:instrText>
+        </w:r>
+        <w:r>
+          <w:rPr>
+            <w:noProof/>
+            <w:webHidden/>
+          </w:rPr>
+        </w:r>
+        <w:r>
+          <w:rPr>
+            <w:noProof/>
+            <w:webHidden/>
+          </w:rPr>
+          <w:fldChar w:fldCharType="separate"/>
+        </w:r>
+        <w:r>
+          <w:rPr>
+            <w:noProof/>
+            <w:webHidden/>
+          </w:rPr>
+          <w:t>14</w:t>
+        </w:r>
+        <w:r>
+          <w:rPr>
+            <w:noProof/>
+            <w:webHidden/>
+          </w:rPr>
+          <w:fldChar w:fldCharType="end"/>
+        </w:r>
+      </w:hyperlink>
+    </w:p>
+    <w:p>
+      <w:pPr>
+        <w:pStyle w:val="TOC2"/>
+        <w:tabs>
+          <w:tab w:val="right" w:leader="dot" w:pos="8630"/>
+        </w:tabs>
+        <w:ind w:left="480"/>
+        <w:rPr>
+          <w:noProof/>
+        </w:rPr>
+      </w:pPr>
+      <w:hyperlink w:anchor="_Toc228470872" w:history="1">
+        <w:r>
+          <w:rPr>
+            <w:rStyle w:val="af"/>
+            <w:noProof/>
+          </w:rPr>
+          <w:t>6. Limitations and Future Work</w:t>
+        </w:r>
+        <w:r>
+          <w:rPr>
+            <w:noProof/>
+            <w:webHidden/>
+          </w:rPr>
+          <w:tab/>
+        </w:r>
+        <w:r>
+          <w:rPr>
+            <w:noProof/>
+            <w:webHidden/>
+          </w:rPr>
+          <w:fldChar w:fldCharType="begin"/>
+        </w:r>
+        <w:r>
+          <w:rPr>
+            <w:noProof/>
+            <w:webHidden/>
+          </w:rPr>
+          <w:instrText xml:space="preserve"> PAGEREF _Toc228470872 \h </w:instrText>
+        </w:r>
+        <w:r>
+          <w:rPr>
+            <w:noProof/>
+            <w:webHidden/>
+          </w:rPr>
+        </w:r>
+        <w:r>
+          <w:rPr>
+            <w:noProof/>
+            <w:webHidden/>
+          </w:rPr>
+          <w:fldChar w:fldCharType="separate"/>
+        </w:r>
+        <w:r>
+          <w:rPr>
+            <w:noProof/>
+            <w:webHidden/>
+          </w:rPr>
+          <w:t>15</w:t>
+        </w:r>
+        <w:r>
+          <w:rPr>
+            <w:noProof/>
+            <w:webHidden/>
+          </w:rPr>
+          <w:fldChar w:fldCharType="end"/>
+        </w:r>
+      </w:hyperlink>
+    </w:p>
+    <w:p>
+      <w:pPr>
+        <w:pStyle w:val="TOC2"/>
+        <w:tabs>
+          <w:tab w:val="right" w:leader="dot" w:pos="8630"/>
+        </w:tabs>
+        <w:ind w:left="480"/>
+        <w:rPr>
+          <w:noProof/>
+        </w:rPr>
+      </w:pPr>
+      <w:hyperlink w:anchor="_Toc228470873" w:history="1">
+        <w:r>
+          <w:rPr>
+            <w:rStyle w:val="af"/>
+            <w:noProof/>
+          </w:rPr>
+          <w:t>7. Conclusion</w:t>
+        </w:r>
+        <w:r>
+          <w:rPr>
+            <w:noProof/>
+            <w:webHidden/>
+          </w:rPr>
+          <w:tab/>
+        </w:r>
+        <w:r>
+          <w:rPr>
+            <w:noProof/>
+            <w:webHidden/>
+          </w:rPr>
+          <w:fldChar w:fldCharType="begin"/>
+        </w:r>
+        <w:r>
+          <w:rPr>
+            <w:noProof/>
+            <w:webHidden/>
+          </w:rPr>
+          <w:instrText xml:space="preserve"> PAGEREF _Toc228470873 \h </w:instrText>
+        </w:r>
+        <w:r>
+          <w:rPr>
+            <w:noProof/>
+            <w:webHidden/>
+          </w:rPr>
+        </w:r>
+        <w:r>
+          <w:rPr>
+            <w:noProof/>
+            <w:webHidden/>
+          </w:rPr>
+          <w:fldChar w:fldCharType="separate"/>
+        </w:r>
+        <w:r>
+          <w:rPr>
+            <w:noProof/>
+            <w:webHidden/>
+          </w:rPr>
+          <w:t>16</w:t>
+        </w:r>
+        <w:r>
+          <w:rPr>
+            <w:noProof/>
+            <w:webHidden/>
+          </w:rPr>
+          <w:fldChar w:fldCharType="end"/>
+        </w:r>
+      </w:hyperlink>
+    </w:p>
+    <w:p>
+      <w:pPr>
+        <w:pStyle w:val="TOC2"/>
+        <w:tabs>
+          <w:tab w:val="right" w:leader="dot" w:pos="8630"/>
+        </w:tabs>
+        <w:ind w:left="480"/>
+        <w:rPr>
+          <w:noProof/>
+        </w:rPr>
+      </w:pPr>
+      <w:hyperlink w:anchor="_Toc228470874" w:history="1">
+        <w:r>
+          <w:rPr>
+            <w:rStyle w:val="af"/>
+            <w:noProof/>
+          </w:rPr>
+          <w:t>8. References</w:t>
+        </w:r>
+        <w:r>
+          <w:rPr>
+            <w:noProof/>
+            <w:webHidden/>
+          </w:rPr>
+          <w:tab/>
+        </w:r>
+        <w:r>
+          <w:rPr>
+            <w:noProof/>
+            <w:webHidden/>
+          </w:rPr>
+          <w:fldChar w:fldCharType="begin"/>
+        </w:r>
+        <w:r>
+          <w:rPr>
+            <w:noProof/>
+            <w:webHidden/>
+          </w:rPr>
+          <w:instrText xml:space="preserve"> PAGEREF _Toc228470874 \h </w:instrText>
+        </w:r>
+        <w:r>
+          <w:rPr>
+            <w:noProof/>
+            <w:webHidden/>
+          </w:rPr>
+        </w:r>
+        <w:r>
+          <w:rPr>
+            <w:noProof/>
+            <w:webHidden/>
+          </w:rPr>
+          <w:fldChar w:fldCharType="separate"/>
+        </w:r>
+        <w:r>
+          <w:rPr>
+            <w:noProof/>
+            <w:webHidden/>
+          </w:rPr>
+          <w:t>16</w:t>
+        </w:r>
+        <w:r>
+          <w:rPr>
+            <w:noProof/>
+            <w:webHidden/>
+          </w:rPr>
+          <w:fldChar w:fldCharType="end"/>
+        </w:r>
+      </w:hyperlink>
+    </w:p>
+    <w:p>
+      <w:pPr>
+        <w:pStyle w:val="TOC3"/>
+        <w:tabs>
+          <w:tab w:val="right" w:leader="dot" w:pos="8630"/>
+        </w:tabs>
+        <w:ind w:left="960"/>
+        <w:rPr>
+          <w:noProof/>
+        </w:rPr>
+      </w:pPr>
+      <w:hyperlink w:anchor="_Toc228470875" w:history="1">
+        <w:r>
+          <w:rPr>
+            <w:rStyle w:val="af"/>
+            <w:noProof/>
+          </w:rPr>
+          <w:t>8.1 Dataset</w:t>
+        </w:r>
+        <w:r>
+          <w:rPr>
+            <w:noProof/>
+            <w:webHidden/>
+          </w:rPr>
+          <w:tab/>
+        </w:r>
+        <w:r>
+          <w:rPr>
+            <w:noProof/>
+            <w:webHidden/>
+          </w:rPr>
+          <w:fldChar w:fldCharType="begin"/>
+        </w:r>
+        <w:r>
+          <w:rPr>
+            <w:noProof/>
+            <w:webHidden/>
+          </w:rPr>
+          <w:instrText xml:space="preserve"> PAGEREF _Toc228470875 \h </w:instrText>
+        </w:r>
+        <w:r>
+          <w:rPr>
+            <w:noProof/>
+            <w:webHidden/>
+          </w:rPr>
+        </w:r>
+        <w:r>
+          <w:rPr>
+            <w:noProof/>
+            <w:webHidden/>
+          </w:rPr>
+          <w:fldChar w:fldCharType="separate"/>
+        </w:r>
+        <w:r>
+          <w:rPr>
+            <w:noProof/>
+            <w:webHidden/>
+          </w:rPr>
+          <w:t>16</w:t>
+        </w:r>
+        <w:r>
+          <w:rPr>
+            <w:noProof/>
+            <w:webHidden/>
+          </w:rPr>
+          <w:fldChar w:fldCharType="end"/>
+        </w:r>
+      </w:hyperlink>
+    </w:p>
+    <w:p>
+      <w:pPr>
+        <w:pStyle w:val="TOC3"/>
+        <w:tabs>
+          <w:tab w:val="right" w:leader="dot" w:pos="8630"/>
+        </w:tabs>
+        <w:ind w:left="960"/>
+        <w:rPr>
+          <w:noProof/>
+        </w:rPr>
+      </w:pPr>
+      <w:hyperlink w:anchor="_Toc228470876" w:history="1">
+        <w:r>
+          <w:rPr>
+            <w:rStyle w:val="af"/>
+            <w:noProof/>
+          </w:rPr>
+          <w:t>8.2 Pre-trained Models</w:t>
+        </w:r>
+        <w:r>
+          <w:rPr>
+            <w:noProof/>
+            <w:webHidden/>
+          </w:rPr>
+          <w:tab/>
+        </w:r>
+        <w:r>
+          <w:rPr>
+            <w:noProof/>
+            <w:webHidden/>
+          </w:rPr>
+          <w:fldChar w:fldCharType="begin"/>
+        </w:r>
+        <w:r>
+          <w:rPr>
+            <w:noProof/>
+            <w:webHidden/>
+          </w:rPr>
+          <w:instrText xml:space="preserve"> PAGEREF _Toc228470876 \h </w:instrText>
+        </w:r>
+        <w:r>
+          <w:rPr>
+            <w:noProof/>
+            <w:webHidden/>
+          </w:rPr>
+        </w:r>
+        <w:r>
+          <w:rPr>
+            <w:noProof/>
+            <w:webHidden/>
+          </w:rPr>
+          <w:fldChar w:fldCharType="separate"/>
+        </w:r>
+        <w:r>
+          <w:rPr>
+            <w:noProof/>
+            <w:webHidden/>
+          </w:rPr>
+          <w:t>16</w:t>
+        </w:r>
+        <w:r>
+          <w:rPr>
+            <w:noProof/>
+            <w:webHidden/>
+          </w:rPr>
+          <w:fldChar w:fldCharType="end"/>
+        </w:r>
+      </w:hyperlink>
+    </w:p>
+    <w:p>
+      <w:pPr>
+        <w:pStyle w:val="TOC3"/>
+        <w:tabs>
+          <w:tab w:val="right" w:leader="dot" w:pos="8630"/>
+        </w:tabs>
+        <w:ind w:left="960"/>
+        <w:rPr>
+          <w:noProof/>
+        </w:rPr>
+      </w:pPr>
+      <w:hyperlink w:anchor="_Toc228470877" w:history="1">
+        <w:r>
+          <w:rPr>
+            <w:rStyle w:val="af"/>
+            <w:noProof/>
+          </w:rPr>
+          <w:t>8.3 Libraries and Tools</w:t>
+        </w:r>
+        <w:r>
+          <w:rPr>
+            <w:noProof/>
+            <w:webHidden/>
+          </w:rPr>
+          <w:tab/>
+        </w:r>
+        <w:r>
+          <w:rPr>
+            <w:noProof/>
+            <w:webHidden/>
+          </w:rPr>
+          <w:fldChar w:fldCharType="begin"/>
+        </w:r>
+        <w:r>
+          <w:rPr>
+            <w:noProof/>
+            <w:webHidden/>
+          </w:rPr>
+          <w:instrText xml:space="preserve"> PAGEREF _Toc228470877 \h </w:instrText>
+        </w:r>
+        <w:r>
+          <w:rPr>
+            <w:noProof/>
+            <w:webHidden/>
+          </w:rPr>
+        </w:r>
+        <w:r>
+          <w:rPr>
+            <w:noProof/>
+            <w:webHidden/>
+          </w:rPr>
+          <w:fldChar w:fldCharType="separate"/>
+        </w:r>
+        <w:r>
+          <w:rPr>
+            <w:noProof/>
+            <w:webHidden/>
+          </w:rPr>
+          <w:t>17</w:t>
+        </w:r>
+        <w:r>
+          <w:rPr>
+            <w:noProof/>
+            <w:webHidden/>
+          </w:rPr>
+          <w:fldChar w:fldCharType="end"/>
+        </w:r>
+      </w:hyperlink>
+    </w:p>
+    <w:p>
+      <w:pPr>
+        <w:pStyle w:val="TOC3"/>
+        <w:tabs>
+          <w:tab w:val="right" w:leader="dot" w:pos="8630"/>
+        </w:tabs>
+        <w:ind w:left="960"/>
+        <w:rPr>
+          <w:noProof/>
+        </w:rPr>
+      </w:pPr>
+      <w:hyperlink w:anchor="_Toc228470878" w:history="1">
+        <w:r>
+          <w:rPr>
+            <w:rStyle w:val="af"/>
+            <w:noProof/>
+          </w:rPr>
+          <w:t>8.4 Source Code</w:t>
+        </w:r>
+        <w:r>
+          <w:rPr>
+            <w:noProof/>
+            <w:webHidden/>
+          </w:rPr>
+          <w:tab/>
+        </w:r>
+        <w:r>
+          <w:rPr>
+            <w:noProof/>
+            <w:webHidden/>
+          </w:rPr>
+          <w:fldChar w:fldCharType="begin"/>
+        </w:r>
+        <w:r>
+          <w:rPr>
+            <w:noProof/>
+            <w:webHidden/>
+          </w:rPr>
+          <w:instrText xml:space="preserve"> PAGEREF _Toc228470878 \h </w:instrText>
+        </w:r>
+        <w:r>
+          <w:rPr>
+            <w:noProof/>
+            <w:webHidden/>
+          </w:rPr>
+        </w:r>
+        <w:r>
+          <w:rPr>
+            <w:noProof/>
+            <w:webHidden/>
+          </w:rPr>
+          <w:fldChar w:fldCharType="separate"/>
+        </w:r>
+        <w:r>
+          <w:rPr>
+            <w:noProof/>
+            <w:webHidden/>
+          </w:rPr>
+          <w:t>17</w:t>
+        </w:r>
+        <w:r>
+          <w:rPr>
+            <w:noProof/>
+            <w:webHidden/>
+          </w:rPr>
+          <w:fldChar w:fldCharType="end"/>
+        </w:r>
+      </w:hyperlink>
+    </w:p>
+    <w:p>
+      <w:pPr>
+        <w:pStyle w:val="TOC2"/>
+        <w:tabs>
+          <w:tab w:val="right" w:leader="dot" w:pos="8630"/>
+        </w:tabs>
+        <w:ind w:left="480"/>
+        <w:rPr>
+          <w:noProof/>
+        </w:rPr>
+      </w:pPr>
+      <w:hyperlink w:anchor="_Toc228470879" w:history="1">
+        <w:r>
+          <w:rPr>
+            <w:rStyle w:val="af"/>
+            <w:noProof/>
+          </w:rPr>
+          <w:t>9. Individual Contribution of Each Team Member in the Project</w:t>
+        </w:r>
+        <w:r>
+          <w:rPr>
+            <w:noProof/>
+            <w:webHidden/>
+          </w:rPr>
+          <w:tab/>
+        </w:r>
+        <w:r>
+          <w:rPr>
+            <w:noProof/>
+            <w:webHidden/>
+          </w:rPr>
+          <w:fldChar w:fldCharType="begin"/>
+        </w:r>
+        <w:r>
+          <w:rPr>
+            <w:noProof/>
+            <w:webHidden/>
+          </w:rPr>
+          <w:instrText xml:space="preserve"> PAGEREF _Toc228470879 \h </w:instrText>
+        </w:r>
+        <w:r>
+          <w:rPr>
+            <w:noProof/>
+            <w:webHidden/>
+          </w:rPr>
+        </w:r>
+        <w:r>
+          <w:rPr>
+            <w:noProof/>
+            <w:webHidden/>
+          </w:rPr>
+          <w:fldChar w:fldCharType="separate"/>
+        </w:r>
+        <w:r>
+          <w:rPr>
+            <w:noProof/>
+            <w:webHidden/>
+          </w:rPr>
+          <w:t>18</w:t>
+        </w:r>
+        <w:r>
+          <w:rPr>
+            <w:noProof/>
+            <w:webHidden/>
+          </w:rPr>
+          <w:fldChar w:fldCharType="end"/>
+        </w:r>
+      </w:hyperlink>
+    </w:p>
+    <w:p>
+      <w:pPr>
+        <w:pStyle w:val="TOC2"/>
+        <w:tabs>
+          <w:tab w:val="right" w:leader="dot" w:pos="8630"/>
+        </w:tabs>
+        <w:ind w:left="480"/>
+        <w:rPr>
+          <w:noProof/>
+        </w:rPr>
+      </w:pPr>
+      <w:hyperlink w:anchor="_Toc228470880" w:history="1">
+        <w:r>
+          <w:rPr>
+            <w:rStyle w:val="af"/>
+            <w:noProof/>
+          </w:rPr>
+          <w:t>10. Usage of GenAI / LLMs</w:t>
+        </w:r>
+        <w:r>
+          <w:rPr>
+            <w:noProof/>
+            <w:webHidden/>
+          </w:rPr>
+          <w:tab/>
+        </w:r>
+        <w:r>
+          <w:rPr>
+            <w:noProof/>
+            <w:webHidden/>
+          </w:rPr>
+          <w:fldChar w:fldCharType="begin"/>
+        </w:r>
+        <w:r>
+          <w:rPr>
+            <w:noProof/>
+            <w:webHidden/>
+          </w:rPr>
+          <w:instrText xml:space="preserve"> PAGEREF _Toc228470880 \h </w:instrText>
+        </w:r>
+        <w:r>
+          <w:rPr>
+            <w:noProof/>
+            <w:webHidden/>
+          </w:rPr>
+        </w:r>
+        <w:r>
+          <w:rPr>
+            <w:noProof/>
+            <w:webHidden/>
+          </w:rPr>
+          <w:fldChar w:fldCharType="separate"/>
+        </w:r>
+        <w:r>
+          <w:rPr>
+            <w:noProof/>
+            <w:webHidden/>
+          </w:rPr>
+          <w:t>18</w:t>
+        </w:r>
+        <w:r>
+          <w:rPr>
+            <w:noProof/>
+            <w:webHidden/>
+          </w:rPr>
+          <w:fldChar w:fldCharType="end"/>
+        </w:r>
+      </w:hyperlink>
+    </w:p>
+    <w:p>
+      <w:r>
+        <w:fldChar w:fldCharType="end"/>
+      </w:r>
+    </w:p>
+    <w:p>
+      <w:r>
+        <w:br w:type="page"/>
+      </w:r>
+    </w:p>
+    <w:p>
+      <w:pPr>
+        <w:pStyle w:val="2"/>
+      </w:pPr>
+      <w:bookmarkStart w:id="0" w:name="_Toc228470851"/>
+      <w:bookmarkStart w:id="1" w:name="introduction-and-business-problem"/>
+      <w:bookmarkStart w:id="2" w:name="X1c31e062a79e80478a4be28c6e642d1e48a8528"/>
+      <w:r>
+        <w:lastRenderedPageBreak/>
+        <w:t>1. Introduction and Business Problem</w:t>
+      </w:r>
+      <w:bookmarkEnd w:id="0"/>
+    </w:p>
+    <w:p>
+      <w:pPr>
         <w:pStyle w:val="FirstParagraph"/>
       </w:pPr>
       <w:r>
-        <w:rPr>
-          <w:i/>
-          <w:iCs/>
-        </w:rPr>
-        <w:t>A Practice Module Report for Practical Language Processing</w:t>
-      </w:r>
-    </w:p>
-    <w:p>
-      <w:pPr>
-        <w:pStyle w:val="2"/>
-      </w:pPr>
-      <w:bookmarkStart w:id="1" w:name="introduction-and-business-problem"/>
-      <w:r>
-        <w:t>1. Introduction and Business Problem</w:t>
-      </w:r>
-    </w:p>
-    <w:p>
-      <w:pPr>
-        <w:pStyle w:val="FirstParagraph"/>
-      </w:pPr>
-      <w:r>
-        <w:t>This project builds an end-to-end language processing system for e-commerce review analytics. The target users are online merchants or product operations analysts who need to identify useful reviews, detect negative customer experience, and summarise complaints into short actionable issue titles.</w:t>
+        <w:t xml:space="preserve">This project builds an end-to-end language processing system for e-commerce review analytics. The target users are online merchants or product operations analysts who need to identify useful reviews, detect negative customer experience, and </w:t>
+      </w:r>
+      <w:proofErr w:type="spellStart"/>
+      <w:r>
+        <w:t>summarise</w:t>
+      </w:r>
+      <w:proofErr w:type="spellEnd"/>
+      <w:r>
+        <w:t xml:space="preserve"> complaints into short actionable issue titles.</w:t>
       </w:r>
     </w:p>
     <w:p>
@@ -53,7 +2171,15 @@
         <w:pStyle w:val="a0"/>
       </w:pPr>
       <w:r>
-        <w:t>Customer reviews are one of the most important sources of business feedback in e-commerce. They contain direct evidence of product quality, delivery problems, customer satisfaction, usability issues, and recurring complaints. However, the information is written as unstructured natural language. A merchant may have thousands of reviews across multiple products, but it is not realistic to manually read every review, decide whether it is useful, detect its sentiment, and summarise its core issue.</w:t>
+        <w:t xml:space="preserve">Customer reviews are one of the most important sources of business feedback in e-commerce. They contain direct evidence of product quality, delivery problems, customer satisfaction, usability issues, and recurring complaints. However, the information is written as unstructured natural language. A merchant may have thousands of reviews across multiple products, but it is not realistic to manually read every review, decide whether it is useful, detect its sentiment, and </w:t>
+      </w:r>
+      <w:proofErr w:type="spellStart"/>
+      <w:r>
+        <w:t>summarise</w:t>
+      </w:r>
+      <w:proofErr w:type="spellEnd"/>
+      <w:r>
+        <w:t xml:space="preserve"> its core issue.</w:t>
       </w:r>
     </w:p>
     <w:p>
@@ -91,6 +2217,7 @@
           <w:numId w:val="2"/>
         </w:numPr>
       </w:pPr>
+      <w:proofErr w:type="spellStart"/>
       <w:r>
         <w:rPr>
           <w:b/>
@@ -98,6 +2225,7 @@
         </w:rPr>
         <w:t>Prioritise</w:t>
       </w:r>
+      <w:proofErr w:type="spellEnd"/>
       <w:r>
         <w:t>: identify reviews that are likely to contain useful business information.</w:t>
       </w:r>
@@ -129,6 +2257,7 @@
           <w:numId w:val="2"/>
         </w:numPr>
       </w:pPr>
+      <w:proofErr w:type="spellStart"/>
       <w:r>
         <w:rPr>
           <w:b/>
@@ -136,6 +2265,7 @@
         </w:rPr>
         <w:t>Summarise</w:t>
       </w:r>
+      <w:proofErr w:type="spellEnd"/>
       <w:r>
         <w:t>: generate concise complaint titles for negative reviews.</w:t>
       </w:r>
@@ -172,29 +2302,43 @@
         <w:pStyle w:val="a0"/>
       </w:pPr>
       <w:r>
-        <w:t>The final deliverable is a Python-based pipeline and a Streamlit dashboard. The dashboard supports category and product filtering, representative negative review inspection, single-review inference, merchant CSV upload analysis, and an API-</w:t>
-      </w:r>
-      <w:r>
-        <w:lastRenderedPageBreak/>
-        <w:t>enabled text-based Merchant Copilot. The main evaluated components are the review-value classifier, the sentiment classifier, and the complaint-title generator.</w:t>
+        <w:t xml:space="preserve">The final deliverable is a Python-based pipeline and a </w:t>
+      </w:r>
+      <w:proofErr w:type="spellStart"/>
+      <w:r>
+        <w:t>Streamlit</w:t>
+      </w:r>
+      <w:proofErr w:type="spellEnd"/>
+      <w:r>
+        <w:t xml:space="preserve"> dashboard. The dashboard supports category and product filtering, representative negative review inspection, single-review inference, merchant CSV upload analysis, and an API-enabled text-based Merchant Copilot. The main evaluated components are the review-value classifier, the sentiment classifier, and the complaint-title generator.</w:t>
       </w:r>
     </w:p>
     <w:p>
       <w:pPr>
         <w:pStyle w:val="2"/>
       </w:pPr>
-      <w:bookmarkStart w:id="2" w:name="X08578815b24b57a9d77eff50361ab399168c1cb"/>
+      <w:bookmarkStart w:id="3" w:name="_Toc228470852"/>
+      <w:bookmarkStart w:id="4" w:name="X08578815b24b57a9d77eff50361ab399168c1cb"/>
       <w:bookmarkEnd w:id="1"/>
       <w:r>
         <w:t>2. Alignment with Practice Module Requirements</w:t>
       </w:r>
+      <w:bookmarkEnd w:id="3"/>
     </w:p>
     <w:p>
       <w:pPr>
         <w:pStyle w:val="FirstParagraph"/>
       </w:pPr>
       <w:r>
-        <w:t>The table below summarises how the project satisfies the Practical Language Processing practice module requirements.</w:t>
+        <w:t xml:space="preserve">The table below </w:t>
+      </w:r>
+      <w:proofErr w:type="spellStart"/>
+      <w:r>
+        <w:t>summarises</w:t>
+      </w:r>
+      <w:proofErr w:type="spellEnd"/>
+      <w:r>
+        <w:t xml:space="preserve"> how the project satisfies the Practical Language Processing practice module requirements.</w:t>
       </w:r>
     </w:p>
     <w:tbl>
@@ -268,7 +2412,11 @@
               <w:pStyle w:val="Compact"/>
             </w:pPr>
             <w:r>
-              <w:t>E-commerce review intelligence for merchant decision support</w:t>
+              <w:t xml:space="preserve">E-commerce review intelligence for </w:t>
+            </w:r>
+            <w:r>
+              <w:lastRenderedPageBreak/>
+              <w:t>merchant decision support</w:t>
             </w:r>
           </w:p>
         </w:tc>
@@ -286,6 +2434,7 @@
               <w:pStyle w:val="Compact"/>
             </w:pPr>
             <w:r>
+              <w:lastRenderedPageBreak/>
               <w:t>Language data</w:t>
             </w:r>
           </w:p>
@@ -394,11 +2543,19 @@
             <w:r>
               <w:t xml:space="preserve">Fine-tuned </w:t>
             </w:r>
+            <w:proofErr w:type="spellStart"/>
             <w:r>
               <w:rPr>
                 <w:rStyle w:val="VerbatimChar"/>
               </w:rPr>
-              <w:t>bert-base-uncased</w:t>
+              <w:t>bert</w:t>
+            </w:r>
+            <w:proofErr w:type="spellEnd"/>
+            <w:r>
+              <w:rPr>
+                <w:rStyle w:val="VerbatimChar"/>
+              </w:rPr>
+              <w:t>-base-uncased</w:t>
             </w:r>
             <w:r>
               <w:t xml:space="preserve"> and fine-tuned </w:t>
@@ -438,8 +2595,21 @@
               <w:pStyle w:val="Compact"/>
             </w:pPr>
             <w:r>
-              <w:t>Python pipeline using scikit-learn, PyTorch, Hugging Face Transformers, and Streamlit</w:t>
-            </w:r>
+              <w:t xml:space="preserve">Python pipeline using scikit-learn, </w:t>
+            </w:r>
+            <w:proofErr w:type="spellStart"/>
+            <w:r>
+              <w:t>PyTorch</w:t>
+            </w:r>
+            <w:proofErr w:type="spellEnd"/>
+            <w:r>
+              <w:t xml:space="preserve">, Hugging Face Transformers, and </w:t>
+            </w:r>
+            <w:proofErr w:type="spellStart"/>
+            <w:r>
+              <w:t>Streamlit</w:t>
+            </w:r>
+            <w:proofErr w:type="spellEnd"/>
           </w:p>
         </w:tc>
       </w:tr>
@@ -468,8 +2638,13 @@
             <w:pPr>
               <w:pStyle w:val="Compact"/>
             </w:pPr>
-            <w:r>
-              <w:t>Streamlit dashboard, source code, processed datasets, model metrics, and documentation</w:t>
+            <w:proofErr w:type="spellStart"/>
+            <w:r>
+              <w:t>Streamlit</w:t>
+            </w:r>
+            <w:proofErr w:type="spellEnd"/>
+            <w:r>
+              <w:t xml:space="preserve"> dashboard, source code, processed datasets, model metrics, and documentation</w:t>
             </w:r>
           </w:p>
         </w:tc>
@@ -482,34 +2657,54 @@
       <w:r>
         <w:t xml:space="preserve">The deep neural network requirement is satisfied by fine-tuning </w:t>
       </w:r>
+      <w:proofErr w:type="spellStart"/>
       <w:r>
         <w:rPr>
           <w:rStyle w:val="VerbatimChar"/>
         </w:rPr>
-        <w:t>bert-base-uncased</w:t>
-      </w:r>
-      <w:r>
-        <w:t xml:space="preserve"> for sentiment classification and fine-tuning Flan-T5 models for complaint-title generation. The project also includes a conversational text interface. The Merchant Copilot can connect to an LLM API when an API key is configured, and it falls back to local rule-based responses when the API is unavailable. It is evaluated here as a system interface rather than as a separately benchmarked open-domain chatbot.</w:t>
+        <w:t>bert</w:t>
+      </w:r>
+      <w:proofErr w:type="spellEnd"/>
+      <w:r>
+        <w:rPr>
+          <w:rStyle w:val="VerbatimChar"/>
+        </w:rPr>
+        <w:t>-base-uncased</w:t>
+      </w:r>
+      <w:r>
+        <w:t xml:space="preserve"> for sentiment classification and fine-tuning Flan-T5 models for complaint-title generation. The project also includes a conversational text interface. The Merchant Copilot can connect to an LLM API when an API key is configured, and it falls back to local rule-based responses when the API is unavailable. It is evaluated here as a system interface rather than as a separately benchmarked </w:t>
+      </w:r>
+      <w:proofErr w:type="gramStart"/>
+      <w:r>
+        <w:t>open-domain</w:t>
+      </w:r>
+      <w:proofErr w:type="gramEnd"/>
+      <w:r>
+        <w:t xml:space="preserve"> chatbot.</w:t>
       </w:r>
     </w:p>
     <w:p>
       <w:pPr>
         <w:pStyle w:val="2"/>
       </w:pPr>
-      <w:bookmarkStart w:id="3" w:name="datasets"/>
-      <w:bookmarkEnd w:id="2"/>
+      <w:bookmarkStart w:id="5" w:name="_Toc228470853"/>
+      <w:bookmarkStart w:id="6" w:name="datasets"/>
+      <w:bookmarkEnd w:id="4"/>
       <w:r>
         <w:t>3. Datasets</w:t>
       </w:r>
+      <w:bookmarkEnd w:id="5"/>
     </w:p>
     <w:p>
       <w:pPr>
         <w:pStyle w:val="3"/>
       </w:pPr>
-      <w:bookmarkStart w:id="4" w:name="raw-data-source"/>
+      <w:bookmarkStart w:id="7" w:name="_Toc228470854"/>
+      <w:bookmarkStart w:id="8" w:name="raw-data-source"/>
       <w:r>
         <w:t>3.1 Raw Data Source</w:t>
       </w:r>
+      <w:bookmarkEnd w:id="7"/>
     </w:p>
     <w:p>
       <w:pPr>
@@ -555,7 +2750,6 @@
               <w:jc w:val="center"/>
             </w:pPr>
             <w:r>
-              <w:lastRenderedPageBreak/>
               <w:t>Category</w:t>
             </w:r>
           </w:p>
@@ -588,12 +2782,14 @@
               <w:pStyle w:val="Compact"/>
               <w:jc w:val="center"/>
             </w:pPr>
+            <w:proofErr w:type="spellStart"/>
             <w:r>
               <w:rPr>
                 <w:rStyle w:val="VerbatimChar"/>
               </w:rPr>
               <w:t>All_Beauty</w:t>
             </w:r>
+            <w:proofErr w:type="spellEnd"/>
           </w:p>
         </w:tc>
         <w:tc>
@@ -624,12 +2820,14 @@
               <w:pStyle w:val="Compact"/>
               <w:jc w:val="center"/>
             </w:pPr>
+            <w:proofErr w:type="spellStart"/>
             <w:r>
               <w:rPr>
                 <w:rStyle w:val="VerbatimChar"/>
               </w:rPr>
               <w:t>Amazon_Fashion</w:t>
             </w:r>
+            <w:proofErr w:type="spellEnd"/>
           </w:p>
         </w:tc>
         <w:tc>
@@ -696,12 +2894,14 @@
               <w:pStyle w:val="Compact"/>
               <w:jc w:val="center"/>
             </w:pPr>
+            <w:proofErr w:type="spellStart"/>
             <w:r>
               <w:rPr>
                 <w:rStyle w:val="VerbatimChar"/>
               </w:rPr>
               <w:t>Handmade_Products</w:t>
             </w:r>
+            <w:proofErr w:type="spellEnd"/>
           </w:p>
         </w:tc>
         <w:tc>
@@ -732,12 +2932,14 @@
               <w:pStyle w:val="Compact"/>
               <w:jc w:val="center"/>
             </w:pPr>
+            <w:proofErr w:type="spellStart"/>
             <w:r>
               <w:rPr>
                 <w:rStyle w:val="VerbatimChar"/>
               </w:rPr>
               <w:t>Health_and_Personal_Care</w:t>
             </w:r>
+            <w:proofErr w:type="spellEnd"/>
           </w:p>
         </w:tc>
         <w:tc>
@@ -750,7 +2952,11 @@
               <w:jc w:val="center"/>
             </w:pPr>
             <w:r>
-              <w:t>Health and personal care reviews</w:t>
+              <w:t xml:space="preserve">Health and personal care </w:t>
+            </w:r>
+            <w:r>
+              <w:lastRenderedPageBreak/>
+              <w:t>reviews</w:t>
             </w:r>
           </w:p>
         </w:tc>
@@ -761,6 +2967,7 @@
         <w:pStyle w:val="a0"/>
       </w:pPr>
       <w:r>
+        <w:lastRenderedPageBreak/>
         <w:t>These categories were selected to provide variation in product type and complaint style while keeping the project feasible for local training and demonstration.</w:t>
       </w:r>
     </w:p>
@@ -768,11 +2975,13 @@
       <w:pPr>
         <w:pStyle w:val="3"/>
       </w:pPr>
-      <w:bookmarkStart w:id="5" w:name="review-value-dataset"/>
-      <w:bookmarkEnd w:id="4"/>
+      <w:bookmarkStart w:id="9" w:name="_Toc228470855"/>
+      <w:bookmarkStart w:id="10" w:name="review-value-dataset"/>
+      <w:bookmarkEnd w:id="8"/>
       <w:r>
         <w:t>3.2 Review-Value Dataset</w:t>
       </w:r>
+      <w:bookmarkEnd w:id="9"/>
     </w:p>
     <w:p>
       <w:pPr>
@@ -797,11 +3006,33 @@
       <w:pPr>
         <w:pStyle w:val="SourceCode"/>
       </w:pPr>
+      <w:proofErr w:type="spellStart"/>
       <w:r>
         <w:rPr>
           <w:rStyle w:val="VerbatimChar"/>
         </w:rPr>
-        <w:t>review_value_label = 1 if helpful_votes &gt;= 2 else 0</w:t>
+        <w:t>review_value_label</w:t>
+      </w:r>
+      <w:proofErr w:type="spellEnd"/>
+      <w:r>
+        <w:rPr>
+          <w:rStyle w:val="VerbatimChar"/>
+        </w:rPr>
+        <w:t xml:space="preserve"> = 1 if </w:t>
+      </w:r>
+      <w:proofErr w:type="spellStart"/>
+      <w:r>
+        <w:rPr>
+          <w:rStyle w:val="VerbatimChar"/>
+        </w:rPr>
+        <w:t>helpful_votes</w:t>
+      </w:r>
+      <w:proofErr w:type="spellEnd"/>
+      <w:r>
+        <w:rPr>
+          <w:rStyle w:val="VerbatimChar"/>
+        </w:rPr>
+        <w:t xml:space="preserve"> &gt;= 2 else 0</w:t>
       </w:r>
     </w:p>
     <w:p>
@@ -843,11 +3074,13 @@
       <w:pPr>
         <w:pStyle w:val="3"/>
       </w:pPr>
-      <w:bookmarkStart w:id="6" w:name="calibrated-sentiment-dataset"/>
-      <w:bookmarkEnd w:id="5"/>
+      <w:bookmarkStart w:id="11" w:name="_Toc228470856"/>
+      <w:bookmarkStart w:id="12" w:name="calibrated-sentiment-dataset"/>
+      <w:bookmarkEnd w:id="10"/>
       <w:r>
         <w:t>3.3 Calibrated Sentiment Dataset</w:t>
       </w:r>
+      <w:bookmarkEnd w:id="11"/>
     </w:p>
     <w:p>
       <w:pPr>
@@ -865,7 +3098,6 @@
         <w:pStyle w:val="a0"/>
       </w:pPr>
       <w:r>
-        <w:lastRenderedPageBreak/>
         <w:t>Specifically, the following rules are applied:</w:t>
       </w:r>
     </w:p>
@@ -899,6 +3131,7 @@
         <w:pStyle w:val="FirstParagraph"/>
       </w:pPr>
       <w:r>
+        <w:lastRenderedPageBreak/>
         <w:t>This design is motivated by the complementary nature of the two signals. Star ratings reflect the user's overall evaluation, while VADER captures sentiment expressed in the review text. Each signal alone can be noisy—for example, high ratings may still contain complaints, and text sentiment models may misinterpret context. By requiring agreement between rating and textual sentiment, the method filters out inconsistent or ambiguous cases</w:t>
       </w:r>
       <w:r>
@@ -952,11 +3185,13 @@
       <w:pPr>
         <w:pStyle w:val="3"/>
       </w:pPr>
-      <w:bookmarkStart w:id="7" w:name="pseudo-complaint-title-dataset"/>
-      <w:bookmarkEnd w:id="6"/>
+      <w:bookmarkStart w:id="13" w:name="_Toc228470857"/>
+      <w:bookmarkStart w:id="14" w:name="pseudo-complaint-title-dataset"/>
+      <w:bookmarkEnd w:id="12"/>
       <w:r>
         <w:t>3.4 Pseudo Complaint-Title Dataset</w:t>
       </w:r>
+      <w:bookmarkEnd w:id="13"/>
     </w:p>
     <w:p>
       <w:pPr>
@@ -1110,60 +3345,66 @@
         <w:pStyle w:val="a0"/>
       </w:pPr>
       <w:r>
+        <w:t>The pseudo-title data stays within the sampled review-value dataset universe. This keeps the dashboard, sentiment model, and title-generation task aligned to the same sampled products and categories.</w:t>
+      </w:r>
+    </w:p>
+    <w:p>
+      <w:pPr>
+        <w:pStyle w:val="3"/>
+      </w:pPr>
+      <w:bookmarkStart w:id="15" w:name="_Toc228470858"/>
+      <w:bookmarkStart w:id="16" w:name="X18aa0e9ef6fc5b874cb0b82ad1157c9dc193c13"/>
+      <w:bookmarkEnd w:id="14"/>
+      <w:r>
         <w:lastRenderedPageBreak/>
-        <w:t>The pseudo-title data stays within the sampled review-value dataset universe. This keeps the dashboard, sentiment model, and title-generation task aligned to the same sampled products and categories.</w:t>
-      </w:r>
+        <w:t>3.5 Dashboard Display Data</w:t>
+      </w:r>
+      <w:bookmarkEnd w:id="15"/>
+    </w:p>
+    <w:p>
+      <w:pPr>
+        <w:pStyle w:val="FirstParagraph"/>
+      </w:pPr>
+      <w:r>
+        <w:t>The dashboard display dataset is used only for interactive demonstration and business exploration. Model performance is always reported on held-out test splits, so the dashboard display scope is separated from evaluation.</w:t>
+      </w:r>
+    </w:p>
+    <w:p>
+      <w:pPr>
+        <w:pStyle w:val="a0"/>
+      </w:pPr>
+      <w:r>
+        <w:t>For usability, the dashboard displays the sampled full dataset across train, validation, and test. This improves product-level browsing because the sampled Amazon review data is highly long-tailed: many products have only one sampled review if only the test split is shown. This presentation choice does not affect reported model performance.</w:t>
+      </w:r>
+    </w:p>
+    <w:p>
+      <w:pPr>
+        <w:pStyle w:val="2"/>
+      </w:pPr>
+      <w:bookmarkStart w:id="17" w:name="_Toc228470859"/>
+      <w:bookmarkStart w:id="18" w:name="system-design-and-solution-approach"/>
+      <w:bookmarkEnd w:id="6"/>
+      <w:bookmarkEnd w:id="16"/>
+      <w:r>
+        <w:t xml:space="preserve">4. </w:t>
+      </w:r>
+      <w:bookmarkStart w:id="19" w:name="OLE_LINK1"/>
+      <w:r>
+        <w:t>System Design and Solution Approach</w:t>
+      </w:r>
+      <w:bookmarkEnd w:id="17"/>
+      <w:bookmarkEnd w:id="19"/>
     </w:p>
     <w:p>
       <w:pPr>
         <w:pStyle w:val="3"/>
       </w:pPr>
-      <w:bookmarkStart w:id="8" w:name="X18aa0e9ef6fc5b874cb0b82ad1157c9dc193c13"/>
-      <w:bookmarkEnd w:id="7"/>
-      <w:r>
-        <w:t>3.5 Dashboard Display Data</w:t>
-      </w:r>
-    </w:p>
-    <w:p>
-      <w:pPr>
-        <w:pStyle w:val="FirstParagraph"/>
-      </w:pPr>
-      <w:r>
-        <w:t>The dashboard display dataset is used only for interactive demonstration and business exploration. Model performance is always reported on held-out test splits, so the dashboard display scope is separated from evaluation.</w:t>
-      </w:r>
-    </w:p>
-    <w:p>
-      <w:pPr>
-        <w:pStyle w:val="a0"/>
-      </w:pPr>
-      <w:r>
-        <w:t>For usability, the dashboard displays the sampled full dataset across train, validation, and test. This improves product-level browsing because the sampled Amazon review data is highly long-tailed: many products have only one sampled review if only the test split is shown. This presentation choice does not affect reported model performance.</w:t>
-      </w:r>
-    </w:p>
-    <w:p>
-      <w:pPr>
-        <w:pStyle w:val="2"/>
-      </w:pPr>
-      <w:bookmarkStart w:id="9" w:name="system-design-and-solution-approach"/>
-      <w:bookmarkEnd w:id="3"/>
-      <w:bookmarkEnd w:id="8"/>
-      <w:r>
-        <w:t xml:space="preserve">4. </w:t>
-      </w:r>
-      <w:bookmarkStart w:id="10" w:name="OLE_LINK1"/>
-      <w:r>
-        <w:t>System Design and Solution Approach</w:t>
-      </w:r>
-      <w:bookmarkEnd w:id="10"/>
-    </w:p>
-    <w:p>
-      <w:pPr>
-        <w:pStyle w:val="3"/>
-      </w:pPr>
-      <w:bookmarkStart w:id="11" w:name="overall-architecture"/>
+      <w:bookmarkStart w:id="20" w:name="_Toc228470860"/>
+      <w:bookmarkStart w:id="21" w:name="overall-architecture"/>
       <w:r>
         <w:t>4.1 Overall Architecture</w:t>
       </w:r>
+      <w:bookmarkEnd w:id="20"/>
     </w:p>
     <w:p>
       <w:pPr>
@@ -1321,15 +3562,15 @@
         <w:pStyle w:val="FirstParagraph"/>
       </w:pPr>
       <w:r>
+        <w:t>The online pipeline is used for demonstration and business exploration. It connects trained models and fallback logic into a user-facing workflow. For example, a user can select a product, inspect negative review patterns, generate complaint titles, upload a CSV file, or ask the Merchant Copilot about the current review scope.</w:t>
+      </w:r>
+    </w:p>
+    <w:p>
+      <w:pPr>
+        <w:pStyle w:val="a0"/>
+      </w:pPr>
+      <w:r>
         <w:lastRenderedPageBreak/>
-        <w:t>The online pipeline is used for demonstration and business exploration. It connects trained models and fallback logic into a user-facing workflow. For example, a user can select a product, inspect negative review patterns, generate complaint titles, upload a CSV file, or ask the Merchant Copilot about the current review scope.</w:t>
-      </w:r>
-    </w:p>
-    <w:p>
-      <w:pPr>
-        <w:pStyle w:val="a0"/>
-      </w:pPr>
-      <w:r>
         <w:t>This two-pipeline design helps distinguish model development from system use. The offline pipeline answers whether the models perform well on held-out test data. The online pipeline shows whether the trained components can be integrated into a practical merchant-facing review analytics system.</w:t>
       </w:r>
     </w:p>
@@ -1389,11 +3630,13 @@
       <w:pPr>
         <w:pStyle w:val="3"/>
       </w:pPr>
-      <w:bookmarkStart w:id="12" w:name="text-cleaning-and-preprocessing"/>
-      <w:bookmarkEnd w:id="11"/>
+      <w:bookmarkStart w:id="22" w:name="_Toc228470861"/>
+      <w:bookmarkStart w:id="23" w:name="text-cleaning-and-preprocessing"/>
+      <w:bookmarkEnd w:id="21"/>
       <w:r>
         <w:t>4.2 Text Cleaning and Preprocessing</w:t>
       </w:r>
+      <w:bookmarkEnd w:id="22"/>
     </w:p>
     <w:p>
       <w:pPr>
@@ -1415,11 +3658,13 @@
       <w:pPr>
         <w:pStyle w:val="3"/>
       </w:pPr>
-      <w:bookmarkStart w:id="13" w:name="review-value-classification"/>
-      <w:bookmarkEnd w:id="12"/>
+      <w:bookmarkStart w:id="24" w:name="_Toc228470862"/>
+      <w:bookmarkStart w:id="25" w:name="review-value-classification"/>
+      <w:bookmarkEnd w:id="23"/>
       <w:r>
         <w:t>4.3 Review-Value Classification</w:t>
       </w:r>
+      <w:bookmarkEnd w:id="24"/>
     </w:p>
     <w:p>
       <w:pPr>
@@ -1442,30 +3687,40 @@
         <w:pStyle w:val="a0"/>
       </w:pPr>
       <w:r>
-        <w:t xml:space="preserve">This method was selected because it is efficient, interpretable, and suitable for a relatively small coursework dataset. Compared with a deep neural classifier, TF-IDF with Logistic Regression is faster to train, easier to debug, and more practical for </w:t>
+        <w:t>This method was selected because it is efficient, interpretable, and suitable for a relatively small coursework dataset. Compared with a deep neural classifier, TF-IDF with Logistic Regression is faster to train, easier to debug, and more practical for lightweight dashboard inference. It also provides a strong baseline before introducing more expensive models.</w:t>
+      </w:r>
+    </w:p>
+    <w:p>
+      <w:pPr>
+        <w:pStyle w:val="a0"/>
+      </w:pPr>
+      <w:r>
+        <w:t xml:space="preserve">This design provides a balance between performance and efficiency. However, it has limitations: it cannot fully capture deep semantics, long-range context, or </w:t>
       </w:r>
       <w:r>
         <w:lastRenderedPageBreak/>
-        <w:t>lightweight dashboard inference. It also provides a strong baseline before introducing more expensive models.</w:t>
-      </w:r>
-    </w:p>
-    <w:p>
-      <w:pPr>
-        <w:pStyle w:val="a0"/>
-      </w:pPr>
-      <w:r>
-        <w:t>This design provides a balance between performance and efficiency. However, it has limitations: it cannot fully capture deep semantics, long-range context, or subtle reasoning about why a review is useful. It also depends on helpful votes as proxy labels, which may reflect product visibility rather than true review quality. Therefore, this component is positioned as a prioritisation signal and baseline classifier rather than a perfect model of business value.</w:t>
+        <w:t xml:space="preserve">subtle reasoning about why a review is useful. It also depends on helpful votes as proxy labels, which may reflect product visibility rather than true review quality. Therefore, this component is positioned as a </w:t>
+      </w:r>
+      <w:proofErr w:type="spellStart"/>
+      <w:r>
+        <w:t>prioritisation</w:t>
+      </w:r>
+      <w:proofErr w:type="spellEnd"/>
+      <w:r>
+        <w:t xml:space="preserve"> signal and baseline classifier rather than a perfect model of business value.</w:t>
       </w:r>
     </w:p>
     <w:p>
       <w:pPr>
         <w:pStyle w:val="3"/>
       </w:pPr>
-      <w:bookmarkStart w:id="14" w:name="sentiment-mining"/>
-      <w:bookmarkEnd w:id="13"/>
+      <w:bookmarkStart w:id="26" w:name="_Toc228470863"/>
+      <w:bookmarkStart w:id="27" w:name="sentiment-mining"/>
+      <w:bookmarkEnd w:id="25"/>
       <w:r>
         <w:t>4.4 Sentiment Mining</w:t>
       </w:r>
+      <w:bookmarkEnd w:id="26"/>
     </w:p>
     <w:p>
       <w:pPr>
@@ -1474,11 +3729,19 @@
       <w:r>
         <w:t xml:space="preserve">The sentiment component fine-tunes </w:t>
       </w:r>
+      <w:proofErr w:type="spellStart"/>
       <w:r>
         <w:rPr>
           <w:rStyle w:val="VerbatimChar"/>
         </w:rPr>
-        <w:t>bert-base-uncased</w:t>
+        <w:t>bert</w:t>
+      </w:r>
+      <w:proofErr w:type="spellEnd"/>
+      <w:r>
+        <w:rPr>
+          <w:rStyle w:val="VerbatimChar"/>
+        </w:rPr>
+        <w:t>-base-uncased</w:t>
       </w:r>
       <w:r>
         <w:t xml:space="preserve"> for binary sentiment classification. The input is cleaned review text, and the target label is the calibrated sentiment label.</w:t>
@@ -1489,7 +3752,15 @@
         <w:pStyle w:val="a0"/>
       </w:pPr>
       <w:r>
-        <w:t>The training configuration is summarised below:</w:t>
+        <w:t xml:space="preserve">The training configuration is </w:t>
+      </w:r>
+      <w:proofErr w:type="spellStart"/>
+      <w:r>
+        <w:t>summarised</w:t>
+      </w:r>
+      <w:proofErr w:type="spellEnd"/>
+      <w:r>
+        <w:t xml:space="preserve"> below:</w:t>
       </w:r>
     </w:p>
     <w:tbl>
@@ -1566,11 +3837,19 @@
               <w:pStyle w:val="Compact"/>
               <w:jc w:val="center"/>
             </w:pPr>
+            <w:proofErr w:type="spellStart"/>
             <w:r>
               <w:rPr>
                 <w:rStyle w:val="VerbatimChar"/>
               </w:rPr>
-              <w:t>bert-base-uncased</w:t>
+              <w:t>bert</w:t>
+            </w:r>
+            <w:proofErr w:type="spellEnd"/>
+            <w:r>
+              <w:rPr>
+                <w:rStyle w:val="VerbatimChar"/>
+              </w:rPr>
+              <w:t>-base-uncased</w:t>
             </w:r>
           </w:p>
         </w:tc>
@@ -1781,11 +4060,19 @@
       <w:r>
         <w:t xml:space="preserve">BERT was selected because sentiment often depends on context rather than isolated keywords. Compared with a purely rule-based method such as VADER, a fine-tuned Transformer can learn contextual patterns such as negation, complaint phrasing, and domain-specific expressions. Compared with training a neural network from scratch, fine-tuning </w:t>
       </w:r>
+      <w:proofErr w:type="spellStart"/>
       <w:r>
         <w:rPr>
           <w:rStyle w:val="VerbatimChar"/>
         </w:rPr>
-        <w:t>bert-base-uncased</w:t>
+        <w:t>bert</w:t>
+      </w:r>
+      <w:proofErr w:type="spellEnd"/>
+      <w:r>
+        <w:rPr>
+          <w:rStyle w:val="VerbatimChar"/>
+        </w:rPr>
+        <w:t>-base-uncased</w:t>
       </w:r>
       <w:r>
         <w:t xml:space="preserve"> is more data-efficient and more realistic for a limited project dataset.</w:t>
@@ -1803,19 +4090,36 @@
       <w:pPr>
         <w:pStyle w:val="3"/>
       </w:pPr>
-      <w:bookmarkStart w:id="15" w:name="complaint-title-generation"/>
-      <w:bookmarkEnd w:id="14"/>
-      <w:r>
-        <w:lastRenderedPageBreak/>
+      <w:bookmarkStart w:id="28" w:name="_Toc228470864"/>
+      <w:bookmarkStart w:id="29" w:name="complaint-title-generation"/>
+      <w:bookmarkEnd w:id="27"/>
+      <w:r>
         <w:t>4.5 Complaint-Title Generation</w:t>
       </w:r>
+      <w:bookmarkEnd w:id="28"/>
     </w:p>
     <w:p>
       <w:pPr>
         <w:pStyle w:val="FirstParagraph"/>
       </w:pPr>
       <w:r>
-        <w:t>The complaint-title generation component is designed as a short summarisation task. For a negative review, the model generates a concise title that captures the main complaint. For example, a long review about an inaccurate thermometer may be summarised as “Thermometer reading inaccurate”.</w:t>
+        <w:t xml:space="preserve">The complaint-title generation component is designed as a short </w:t>
+      </w:r>
+      <w:proofErr w:type="spellStart"/>
+      <w:r>
+        <w:t>summarisation</w:t>
+      </w:r>
+      <w:proofErr w:type="spellEnd"/>
+      <w:r>
+        <w:t xml:space="preserve"> task. For a negative review, the model generates a concise title that captures the main complaint. For example, a long review about an inaccurate thermometer may be </w:t>
+      </w:r>
+      <w:proofErr w:type="spellStart"/>
+      <w:r>
+        <w:t>summarised</w:t>
+      </w:r>
+      <w:proofErr w:type="spellEnd"/>
+      <w:r>
+        <w:t xml:space="preserve"> as “Thermometer reading inaccurate”.</w:t>
       </w:r>
     </w:p>
     <w:p>
@@ -1835,6 +4139,7 @@
         </w:numPr>
       </w:pPr>
       <w:r>
+        <w:lastRenderedPageBreak/>
         <w:t>An LLM teacher generates pseudo complaint-title labels for negative reviews.</w:t>
       </w:r>
     </w:p>
@@ -2282,8 +4587,13 @@
               <w:pStyle w:val="Compact"/>
               <w:jc w:val="center"/>
             </w:pPr>
-            <w:r>
-              <w:t>BERTScore F1</w:t>
+            <w:proofErr w:type="spellStart"/>
+            <w:r>
+              <w:t>BERTScore</w:t>
+            </w:r>
+            <w:proofErr w:type="spellEnd"/>
+            <w:r>
+              <w:t xml:space="preserve"> F1</w:t>
             </w:r>
           </w:p>
         </w:tc>
@@ -2318,19 +4628,37 @@
         <w:pStyle w:val="a0"/>
       </w:pPr>
       <w:r>
+        <w:t xml:space="preserve">This design provides a balance between title quality, runtime cost, and local </w:t>
+      </w:r>
+      <w:proofErr w:type="spellStart"/>
+      <w:r>
+        <w:t>deployability</w:t>
+      </w:r>
+      <w:proofErr w:type="spellEnd"/>
+      <w:r>
+        <w:t xml:space="preserve">. However, it has limitations: the student model learns from LLM-generated pseudo labels, so it can inherit teacher-model bias or noise. It may also produce titles that are concise but not fully faithful to the original review. Therefore, this component is positioned as an approximate complaint-title generator that supports review exploration, not as a human-certified </w:t>
+      </w:r>
+      <w:proofErr w:type="spellStart"/>
+      <w:r>
+        <w:t>summarisation</w:t>
+      </w:r>
+      <w:proofErr w:type="spellEnd"/>
+      <w:r>
+        <w:t xml:space="preserve"> system.</w:t>
+      </w:r>
+    </w:p>
+    <w:p>
+      <w:pPr>
+        <w:pStyle w:val="3"/>
+      </w:pPr>
+      <w:bookmarkStart w:id="30" w:name="_Toc228470865"/>
+      <w:bookmarkStart w:id="31" w:name="dashboard-and-merchant-copilot"/>
+      <w:bookmarkEnd w:id="29"/>
+      <w:r>
         <w:lastRenderedPageBreak/>
-        <w:t>This design provides a balance between title quality, runtime cost, and local deployability. However, it has limitations: the student model learns from LLM-generated pseudo labels, so it can inherit teacher-model bias or noise. It may also produce titles that are concise but not fully faithful to the original review. Therefore, this component is positioned as an approximate complaint-title generator that supports review exploration, not as a human-certified summarisation system.</w:t>
-      </w:r>
-    </w:p>
-    <w:p>
-      <w:pPr>
-        <w:pStyle w:val="3"/>
-      </w:pPr>
-      <w:bookmarkStart w:id="16" w:name="dashboard-and-merchant-copilot"/>
-      <w:bookmarkEnd w:id="15"/>
-      <w:r>
         <w:t>4.6 Dashboard and Merchant Copilot</w:t>
       </w:r>
+      <w:bookmarkEnd w:id="30"/>
     </w:p>
     <w:p>
       <w:pPr>
@@ -2572,21 +4900,25 @@
       <w:pPr>
         <w:pStyle w:val="2"/>
       </w:pPr>
-      <w:bookmarkStart w:id="17" w:name="evaluation-and-test-results"/>
-      <w:bookmarkEnd w:id="9"/>
-      <w:bookmarkEnd w:id="16"/>
+      <w:bookmarkStart w:id="32" w:name="_Toc228470866"/>
+      <w:bookmarkStart w:id="33" w:name="evaluation-and-test-results"/>
+      <w:bookmarkEnd w:id="18"/>
+      <w:bookmarkEnd w:id="31"/>
       <w:r>
         <w:t>5. Evaluation and Test Results</w:t>
       </w:r>
+      <w:bookmarkEnd w:id="32"/>
     </w:p>
     <w:p>
       <w:pPr>
         <w:pStyle w:val="3"/>
       </w:pPr>
-      <w:bookmarkStart w:id="18" w:name="evaluation-setup"/>
+      <w:bookmarkStart w:id="34" w:name="_Toc228470867"/>
+      <w:bookmarkStart w:id="35" w:name="evaluation-setup"/>
       <w:r>
         <w:t>5.1 Evaluation Setup</w:t>
       </w:r>
+      <w:bookmarkEnd w:id="34"/>
     </w:p>
     <w:p>
       <w:pPr>
@@ -2745,7 +5077,15 @@
               <w:jc w:val="center"/>
             </w:pPr>
             <w:r>
-              <w:t>ROUGE-1, ROUGE-2, ROUGE-L, BERTScore F1</w:t>
+              <w:t xml:space="preserve">ROUGE-1, ROUGE-2, ROUGE-L, </w:t>
+            </w:r>
+            <w:proofErr w:type="spellStart"/>
+            <w:r>
+              <w:t>BERTScore</w:t>
+            </w:r>
+            <w:proofErr w:type="spellEnd"/>
+            <w:r>
+              <w:t xml:space="preserve"> F1</w:t>
             </w:r>
           </w:p>
         </w:tc>
@@ -2755,11 +5095,13 @@
       <w:pPr>
         <w:pStyle w:val="3"/>
       </w:pPr>
-      <w:bookmarkStart w:id="19" w:name="review-value-classification-results"/>
-      <w:bookmarkEnd w:id="18"/>
+      <w:bookmarkStart w:id="36" w:name="_Toc228470868"/>
+      <w:bookmarkStart w:id="37" w:name="review-value-classification-results"/>
+      <w:bookmarkEnd w:id="35"/>
       <w:r>
         <w:t>5.2 Review-Value Classification Results</w:t>
       </w:r>
+      <w:bookmarkEnd w:id="36"/>
     </w:p>
     <w:tbl>
       <w:tblPr>
@@ -2930,18 +5272,28 @@
         <w:pStyle w:val="a0"/>
       </w:pPr>
       <w:r>
-        <w:t>Because high-value reviews are the minority class, accuracy alone is not sufficient. The positive-class F1 score of 0.255 shows that this component is still the weakest part of the pipeline. It can still be used as a prioritisation signal, but it should not be treated as a perfect detector of business value.</w:t>
+        <w:t xml:space="preserve">Because high-value reviews are the minority class, accuracy alone is not sufficient. The positive-class F1 score of 0.255 shows that this component is still the weakest part of the pipeline. It can still be used as a </w:t>
+      </w:r>
+      <w:proofErr w:type="spellStart"/>
+      <w:r>
+        <w:t>prioritisation</w:t>
+      </w:r>
+      <w:proofErr w:type="spellEnd"/>
+      <w:r>
+        <w:t xml:space="preserve"> signal, but it should not be treated as a perfect detector of business value.</w:t>
       </w:r>
     </w:p>
     <w:p>
       <w:pPr>
         <w:pStyle w:val="3"/>
       </w:pPr>
-      <w:bookmarkStart w:id="20" w:name="sentiment-mining-results"/>
-      <w:bookmarkEnd w:id="19"/>
+      <w:bookmarkStart w:id="38" w:name="_Toc228470869"/>
+      <w:bookmarkStart w:id="39" w:name="sentiment-mining-results"/>
+      <w:bookmarkEnd w:id="37"/>
       <w:r>
         <w:t>5.3 Sentiment Mining Results</w:t>
       </w:r>
+      <w:bookmarkEnd w:id="38"/>
     </w:p>
     <w:tbl>
       <w:tblPr>
@@ -3100,6 +5452,7 @@
               <w:jc w:val="center"/>
             </w:pPr>
             <w:r>
+              <w:lastRenderedPageBreak/>
               <w:t>Test F1</w:t>
             </w:r>
           </w:p>
@@ -3132,7 +5485,6 @@
               <w:jc w:val="center"/>
             </w:pPr>
             <w:r>
-              <w:lastRenderedPageBreak/>
               <w:t>Test macro-F1</w:t>
             </w:r>
           </w:p>
@@ -3164,11 +5516,13 @@
       <w:pPr>
         <w:pStyle w:val="3"/>
       </w:pPr>
-      <w:bookmarkStart w:id="21" w:name="complaint-title-generation-results"/>
-      <w:bookmarkEnd w:id="20"/>
+      <w:bookmarkStart w:id="40" w:name="_Toc228470870"/>
+      <w:bookmarkStart w:id="41" w:name="complaint-title-generation-results"/>
+      <w:bookmarkEnd w:id="39"/>
       <w:r>
         <w:t>5.4 Complaint-Title Generation Results</w:t>
       </w:r>
+      <w:bookmarkEnd w:id="40"/>
     </w:p>
     <w:tbl>
       <w:tblPr>
@@ -3260,8 +5614,13 @@
               <w:pStyle w:val="Compact"/>
               <w:jc w:val="center"/>
             </w:pPr>
-            <w:r>
-              <w:t>BERTScore F1</w:t>
+            <w:proofErr w:type="spellStart"/>
+            <w:r>
+              <w:t>BERTScore</w:t>
+            </w:r>
+            <w:proofErr w:type="spellEnd"/>
+            <w:r>
+              <w:t xml:space="preserve"> F1</w:t>
             </w:r>
           </w:p>
         </w:tc>
@@ -3418,7 +5777,15 @@
         <w:pStyle w:val="a0"/>
       </w:pPr>
       <w:r>
-        <w:t>Flan-T5-base outperforms Flan-T5-small on every reported metric. The best title-generation result is ROUGE-L F1 0.373 and BERTScore F1 0.830. Therefore, Flan-T5-base is selected as the preferred local complaint-title model.</w:t>
+        <w:t xml:space="preserve">Flan-T5-base outperforms Flan-T5-small on every reported metric. The best title-generation result is ROUGE-L F1 0.373 and </w:t>
+      </w:r>
+      <w:proofErr w:type="spellStart"/>
+      <w:r>
+        <w:t>BERTScore</w:t>
+      </w:r>
+      <w:proofErr w:type="spellEnd"/>
+      <w:r>
+        <w:t xml:space="preserve"> F1 0.830. Therefore, Flan-T5-base is selected as the preferred local complaint-title model.</w:t>
       </w:r>
     </w:p>
     <w:p>
@@ -3433,11 +5800,13 @@
       <w:pPr>
         <w:pStyle w:val="3"/>
       </w:pPr>
-      <w:bookmarkStart w:id="22" w:name="qualitative-analysis"/>
-      <w:bookmarkEnd w:id="21"/>
+      <w:bookmarkStart w:id="42" w:name="_Toc228470871"/>
+      <w:bookmarkStart w:id="43" w:name="qualitative-analysis"/>
+      <w:bookmarkEnd w:id="41"/>
       <w:r>
         <w:t>5.5 Qualitative Analysis</w:t>
       </w:r>
+      <w:bookmarkEnd w:id="42"/>
     </w:p>
     <w:p>
       <w:pPr>
@@ -3537,7 +5906,15 @@
               <w:jc w:val="center"/>
             </w:pPr>
             <w:r>
-              <w:t>“I've been advised to use Miele products for my Miele appliances. Miele i...”</w:t>
+              <w:t xml:space="preserve">“I've been advised to use Miele products for my Miele appliances. Miele </w:t>
+            </w:r>
+            <w:proofErr w:type="spellStart"/>
+            <w:r>
+              <w:t>i</w:t>
+            </w:r>
+            <w:proofErr w:type="spellEnd"/>
+            <w:r>
+              <w:t>...”</w:t>
             </w:r>
           </w:p>
         </w:tc>
@@ -3594,7 +5971,19 @@
               <w:jc w:val="center"/>
             </w:pPr>
             <w:r>
-              <w:t>“I personally don't drink coffee but my Mom has 2 of these that she used...”</w:t>
+              <w:t xml:space="preserve">“I personally don't drink coffee but my </w:t>
+            </w:r>
+            <w:proofErr w:type="gramStart"/>
+            <w:r>
+              <w:t>Mom</w:t>
+            </w:r>
+            <w:proofErr w:type="gramEnd"/>
+            <w:r>
+              <w:t xml:space="preserve"> has 2 of these that </w:t>
+            </w:r>
+            <w:r>
+              <w:lastRenderedPageBreak/>
+              <w:t>she used...”</w:t>
             </w:r>
           </w:p>
         </w:tc>
@@ -3607,6 +5996,7 @@
               <w:jc w:val="center"/>
             </w:pPr>
             <w:r>
+              <w:lastRenderedPageBreak/>
               <w:t>Pods don't fit Keurig</w:t>
             </w:r>
           </w:p>
@@ -3651,11 +6041,7 @@
               <w:jc w:val="center"/>
             </w:pPr>
             <w:r>
-              <w:t xml:space="preserve">“Cheap! I was </w:t>
-            </w:r>
-            <w:r>
-              <w:lastRenderedPageBreak/>
-              <w:t>saddened and disheartened by the quality. Nope! Don’t do it...”</w:t>
+              <w:t>“Cheap! I was saddened and disheartened by the quality. Nope! Don’t do it...”</w:t>
             </w:r>
           </w:p>
         </w:tc>
@@ -3668,12 +6054,7 @@
               <w:jc w:val="center"/>
             </w:pPr>
             <w:r>
-              <w:lastRenderedPageBreak/>
-              <w:t xml:space="preserve">Low product </w:t>
-            </w:r>
-            <w:r>
-              <w:lastRenderedPageBreak/>
-              <w:t>quality</w:t>
+              <w:t>Low product quality</w:t>
             </w:r>
           </w:p>
         </w:tc>
@@ -3686,12 +6067,7 @@
               <w:jc w:val="center"/>
             </w:pPr>
             <w:r>
-              <w:lastRenderedPageBreak/>
-              <w:t xml:space="preserve">I was saddened </w:t>
-            </w:r>
-            <w:r>
-              <w:lastRenderedPageBreak/>
-              <w:t>and disheartened by the quality</w:t>
+              <w:t>I was saddened and disheartened by the quality</w:t>
             </w:r>
           </w:p>
         </w:tc>
@@ -3704,12 +6080,7 @@
               <w:jc w:val="center"/>
             </w:pPr>
             <w:r>
-              <w:lastRenderedPageBreak/>
-              <w:t xml:space="preserve">Cheaply made bad </w:t>
-            </w:r>
-            <w:r>
-              <w:lastRenderedPageBreak/>
-              <w:t>quality</w:t>
+              <w:t>Cheaply made bad quality</w:t>
             </w:r>
           </w:p>
         </w:tc>
@@ -3720,7 +6091,6 @@
         <w:pStyle w:val="a0"/>
       </w:pPr>
       <w:r>
-        <w:lastRenderedPageBreak/>
         <w:t>This qualitative check is not a full benchmark, but it supports the test metrics: fine-tuning makes the title generator more concise and more aligned with the complaint-title format.</w:t>
       </w:r>
     </w:p>
@@ -3728,12 +6098,14 @@
       <w:pPr>
         <w:pStyle w:val="2"/>
       </w:pPr>
-      <w:bookmarkStart w:id="23" w:name="limitations-and-future-work"/>
-      <w:bookmarkEnd w:id="17"/>
-      <w:bookmarkEnd w:id="22"/>
+      <w:bookmarkStart w:id="44" w:name="_Toc228470872"/>
+      <w:bookmarkStart w:id="45" w:name="limitations-and-future-work"/>
+      <w:bookmarkEnd w:id="33"/>
+      <w:bookmarkEnd w:id="43"/>
       <w:r>
         <w:t>6. Limitations and Future Work</w:t>
       </w:r>
+      <w:bookmarkEnd w:id="44"/>
     </w:p>
     <w:p>
       <w:pPr>
@@ -3764,7 +6136,15 @@
         <w:pStyle w:val="a0"/>
       </w:pPr>
       <w:r>
-        <w:t>Third, complaint-title labels are LLM-generated pseudo labels. ROUGE and BERTScore measure similarity to these pseudo references, not necessarily similarity to human-written complaint summaries.</w:t>
+        <w:t xml:space="preserve">Third, complaint-title labels are LLM-generated pseudo labels. ROUGE and </w:t>
+      </w:r>
+      <w:proofErr w:type="spellStart"/>
+      <w:r>
+        <w:t>BERTScore</w:t>
+      </w:r>
+      <w:proofErr w:type="spellEnd"/>
+      <w:r>
+        <w:t xml:space="preserve"> measure similarity to these pseudo references, not necessarily similarity to human-written complaint summaries.</w:t>
       </w:r>
     </w:p>
     <w:p>
@@ -3803,19 +6183,37 @@
       <w:pPr>
         <w:pStyle w:val="2"/>
       </w:pPr>
-      <w:bookmarkStart w:id="24" w:name="conclusion"/>
-      <w:bookmarkEnd w:id="23"/>
+      <w:bookmarkStart w:id="46" w:name="_Toc228470873"/>
+      <w:bookmarkStart w:id="47" w:name="conclusion"/>
+      <w:bookmarkEnd w:id="45"/>
       <w:r>
         <w:lastRenderedPageBreak/>
         <w:t>7. Conclusion</w:t>
       </w:r>
+      <w:bookmarkEnd w:id="46"/>
     </w:p>
     <w:p>
       <w:pPr>
         <w:pStyle w:val="FirstParagraph"/>
       </w:pPr>
       <w:r>
-        <w:t>This project builds an end-to-end language processing system for e-commerce review analytics. It addresses a practical business problem by helping merchants prioritise useful reviews, detect negative customer experience, and summarise complaints into concise issue titles.</w:t>
+        <w:t xml:space="preserve">This project builds an end-to-end language processing system for e-commerce review analytics. It addresses a practical business problem by helping merchants </w:t>
+      </w:r>
+      <w:proofErr w:type="spellStart"/>
+      <w:r>
+        <w:t>prioritise</w:t>
+      </w:r>
+      <w:proofErr w:type="spellEnd"/>
+      <w:r>
+        <w:t xml:space="preserve"> useful reviews, detect negative customer experience, and </w:t>
+      </w:r>
+      <w:proofErr w:type="spellStart"/>
+      <w:r>
+        <w:t>summarise</w:t>
+      </w:r>
+      <w:proofErr w:type="spellEnd"/>
+      <w:r>
+        <w:t xml:space="preserve"> complaints into concise issue titles.</w:t>
       </w:r>
     </w:p>
     <w:p>
@@ -3838,11 +6236,13 @@
       <w:pPr>
         <w:pStyle w:val="2"/>
       </w:pPr>
-      <w:bookmarkStart w:id="25" w:name="references"/>
-      <w:bookmarkEnd w:id="24"/>
+      <w:bookmarkStart w:id="48" w:name="_Toc228470874"/>
+      <w:bookmarkStart w:id="49" w:name="references"/>
+      <w:bookmarkEnd w:id="47"/>
       <w:r>
         <w:t>8. References</w:t>
       </w:r>
+      <w:bookmarkEnd w:id="48"/>
     </w:p>
     <w:p>
       <w:pPr>
@@ -3856,10 +6256,12 @@
       <w:pPr>
         <w:pStyle w:val="3"/>
       </w:pPr>
-      <w:bookmarkStart w:id="26" w:name="dataset"/>
+      <w:bookmarkStart w:id="50" w:name="_Toc228470875"/>
+      <w:bookmarkStart w:id="51" w:name="dataset"/>
       <w:r>
         <w:t>8.1 Dataset</w:t>
       </w:r>
+      <w:bookmarkEnd w:id="50"/>
     </w:p>
     <w:p>
       <w:pPr>
@@ -3885,11 +6287,13 @@
       <w:pPr>
         <w:pStyle w:val="3"/>
       </w:pPr>
-      <w:bookmarkStart w:id="27" w:name="pre-trained-models"/>
-      <w:bookmarkEnd w:id="26"/>
+      <w:bookmarkStart w:id="52" w:name="_Toc228470876"/>
+      <w:bookmarkStart w:id="53" w:name="pre-trained-models"/>
+      <w:bookmarkEnd w:id="51"/>
       <w:r>
         <w:t>8.2 Pre-trained Models</w:t>
       </w:r>
+      <w:bookmarkEnd w:id="52"/>
     </w:p>
     <w:p>
       <w:pPr>
@@ -3902,11 +6306,19 @@
         <w:br/>
         <w:t xml:space="preserve">Model: </w:t>
       </w:r>
+      <w:proofErr w:type="spellStart"/>
       <w:r>
         <w:rPr>
           <w:rStyle w:val="VerbatimChar"/>
         </w:rPr>
-        <w:t>bert-base-uncased</w:t>
+        <w:t>bert</w:t>
+      </w:r>
+      <w:proofErr w:type="spellEnd"/>
+      <w:r>
+        <w:rPr>
+          <w:rStyle w:val="VerbatimChar"/>
+        </w:rPr>
+        <w:t>-base-uncased</w:t>
       </w:r>
       <w:r>
         <w:t>.</w:t>
@@ -3978,12 +6390,14 @@
       <w:pPr>
         <w:pStyle w:val="3"/>
       </w:pPr>
-      <w:bookmarkStart w:id="28" w:name="libraries-and-tools"/>
-      <w:bookmarkEnd w:id="27"/>
+      <w:bookmarkStart w:id="54" w:name="_Toc228470877"/>
+      <w:bookmarkStart w:id="55" w:name="libraries-and-tools"/>
+      <w:bookmarkEnd w:id="53"/>
       <w:r>
         <w:lastRenderedPageBreak/>
         <w:t>8.3 Libraries and Tools</w:t>
       </w:r>
+      <w:bookmarkEnd w:id="54"/>
     </w:p>
     <w:p>
       <w:pPr>
@@ -4044,7 +6458,15 @@
         <w:pStyle w:val="a0"/>
       </w:pPr>
       <w:r>
-        <w:t xml:space="preserve">[7] joblib. </w:t>
+        <w:t xml:space="preserve">[7] </w:t>
+      </w:r>
+      <w:proofErr w:type="spellStart"/>
+      <w:r>
+        <w:t>joblib</w:t>
+      </w:r>
+      <w:proofErr w:type="spellEnd"/>
+      <w:r>
+        <w:t xml:space="preserve">. </w:t>
       </w:r>
       <w:proofErr w:type="spellStart"/>
       <w:r>
@@ -4106,7 +6528,15 @@
         <w:pStyle w:val="a0"/>
       </w:pPr>
       <w:r>
-        <w:t xml:space="preserve">[9] PyTorch. </w:t>
+        <w:t xml:space="preserve">[9] </w:t>
+      </w:r>
+      <w:proofErr w:type="spellStart"/>
+      <w:r>
+        <w:t>PyTorch</w:t>
+      </w:r>
+      <w:proofErr w:type="spellEnd"/>
+      <w:r>
+        <w:t xml:space="preserve">. </w:t>
       </w:r>
       <w:proofErr w:type="spellStart"/>
       <w:r>
@@ -4213,7 +6643,15 @@
         <w:pStyle w:val="a0"/>
       </w:pPr>
       <w:r>
-        <w:t xml:space="preserve">[12] Streamlit. </w:t>
+        <w:t xml:space="preserve">[12] </w:t>
+      </w:r>
+      <w:proofErr w:type="spellStart"/>
+      <w:r>
+        <w:t>Streamlit</w:t>
+      </w:r>
+      <w:proofErr w:type="spellEnd"/>
+      <w:r>
+        <w:t xml:space="preserve">. </w:t>
       </w:r>
       <w:proofErr w:type="spellStart"/>
       <w:r>
@@ -4262,18 +6700,28 @@
       <w:pPr>
         <w:pStyle w:val="3"/>
       </w:pPr>
-      <w:bookmarkStart w:id="29" w:name="source-code"/>
-      <w:bookmarkEnd w:id="28"/>
+      <w:bookmarkStart w:id="56" w:name="_Toc228470878"/>
+      <w:bookmarkStart w:id="57" w:name="source-code"/>
+      <w:bookmarkEnd w:id="55"/>
       <w:r>
         <w:t>8.4 Source Code</w:t>
       </w:r>
+      <w:bookmarkEnd w:id="56"/>
     </w:p>
     <w:p>
       <w:pPr>
         <w:pStyle w:val="FirstParagraph"/>
       </w:pPr>
       <w:r>
-        <w:t>[14] Zhao, Yisen. Review Insight System Project Repository.</w:t>
+        <w:t xml:space="preserve">[14] Zhao, </w:t>
+      </w:r>
+      <w:proofErr w:type="spellStart"/>
+      <w:r>
+        <w:t>Yisen</w:t>
+      </w:r>
+      <w:proofErr w:type="spellEnd"/>
+      <w:r>
+        <w:t>. Review Insight System Project Repository.</w:t>
       </w:r>
       <w:r>
         <w:rPr>
@@ -4290,20 +6738,30 @@
         <w:pStyle w:val="a0"/>
       </w:pPr>
       <w:r>
-        <w:t>The source code repository contains the full implementation of the data pipeline, model training scripts, evaluation results, and the Streamlit dashboard.</w:t>
+        <w:t xml:space="preserve">The source code repository contains the full implementation of the data pipeline, model training scripts, evaluation results, and the </w:t>
+      </w:r>
+      <w:proofErr w:type="spellStart"/>
+      <w:r>
+        <w:t>Streamlit</w:t>
+      </w:r>
+      <w:proofErr w:type="spellEnd"/>
+      <w:r>
+        <w:t xml:space="preserve"> dashboard.</w:t>
       </w:r>
     </w:p>
     <w:p>
       <w:pPr>
         <w:pStyle w:val="2"/>
       </w:pPr>
-      <w:bookmarkStart w:id="30" w:name="X74cf52754ce356f32bc42912e24735181ee320a"/>
-      <w:bookmarkEnd w:id="25"/>
-      <w:bookmarkEnd w:id="29"/>
+      <w:bookmarkStart w:id="58" w:name="_Toc228470879"/>
+      <w:bookmarkStart w:id="59" w:name="X74cf52754ce356f32bc42912e24735181ee320a"/>
+      <w:bookmarkEnd w:id="49"/>
+      <w:bookmarkEnd w:id="57"/>
       <w:r>
         <w:lastRenderedPageBreak/>
         <w:t>9. Individual Contribution of Each Team Member in the Project</w:t>
       </w:r>
+      <w:bookmarkEnd w:id="58"/>
     </w:p>
     <w:p>
       <w:pPr>
@@ -4388,7 +6846,15 @@
               <w:jc w:val="center"/>
             </w:pPr>
             <w:r>
-              <w:t>Defined the business problem, selected and processed the dataset, implemented review-value classification, calibrated sentiment labels, fine-tuned BERT sentiment model, generated complaint-title pseudo labels, fine-tuned Flan-T5 title-generation models, evaluated model performance, built the Streamlit dashboard, prepared documentation, and wrote the report.</w:t>
+              <w:t xml:space="preserve">Defined the business problem, selected and processed the dataset, implemented review-value classification, calibrated sentiment labels, fine-tuned BERT sentiment model, generated complaint-title pseudo labels, fine-tuned Flan-T5 title-generation models, evaluated model performance, built the </w:t>
+            </w:r>
+            <w:proofErr w:type="spellStart"/>
+            <w:r>
+              <w:t>Streamlit</w:t>
+            </w:r>
+            <w:proofErr w:type="spellEnd"/>
+            <w:r>
+              <w:t xml:space="preserve"> dashboard, prepared documentation, and wrote the report.</w:t>
             </w:r>
           </w:p>
         </w:tc>
@@ -4406,14 +6872,16 @@
       <w:pPr>
         <w:pStyle w:val="2"/>
       </w:pPr>
-      <w:bookmarkStart w:id="31" w:name="usage-of-genai-llms"/>
-      <w:bookmarkEnd w:id="30"/>
+      <w:bookmarkStart w:id="60" w:name="_Toc228470880"/>
+      <w:bookmarkStart w:id="61" w:name="usage-of-genai-llms"/>
+      <w:bookmarkEnd w:id="59"/>
       <w:r>
         <w:t>10. Usage of GenAI / LLMs</w:t>
       </w:r>
-    </w:p>
-    <w:bookmarkEnd w:id="0"/>
-    <w:bookmarkEnd w:id="31"/>
+      <w:bookmarkEnd w:id="60"/>
+    </w:p>
+    <w:bookmarkEnd w:id="2"/>
+    <w:bookmarkEnd w:id="61"/>
     <w:p>
       <w:pPr>
         <w:pStyle w:val="FirstParagraph"/>
@@ -4902,6 +7370,9 @@
     </w:pPrDefault>
   </w:docDefaults>
   <w:latentStyles w:defLockedState="0" w:defUIPriority="0" w:defSemiHidden="0" w:defUnhideWhenUsed="0" w:defQFormat="0" w:count="376">
+    <w:lsdException w:name="toc 2" w:uiPriority="39"/>
+    <w:lsdException w:name="toc 3" w:uiPriority="39"/>
+    <w:lsdException w:name="Hyperlink" w:uiPriority="99"/>
     <w:lsdException w:name="Normal Table" w:semiHidden="1" w:unhideWhenUsed="1"/>
     <w:lsdException w:name="Table Simple 1" w:semiHidden="1" w:unhideWhenUsed="1"/>
     <w:lsdException w:name="Table Simple 2" w:semiHidden="1" w:unhideWhenUsed="1"/>
@@ -5778,6 +8249,7 @@
   <w:style w:type="character" w:styleId="af">
     <w:name w:val="Hyperlink"/>
     <w:basedOn w:val="ad"/>
+    <w:uiPriority w:val="99"/>
     <w:rPr>
       <w:color w:val="156082" w:themeColor="accent1"/>
     </w:rPr>
@@ -6092,6 +8564,106 @@
       <w:rFonts w:ascii="Consolas" w:hAnsi="Consolas"/>
       <w:sz w:val="22"/>
     </w:rPr>
+  </w:style>
+  <w:style w:type="paragraph" w:customStyle="1" w:styleId="TOC11">
+    <w:name w:val="TOC 11"/>
+    <w:pPr>
+      <w:tabs>
+        <w:tab w:val="right" w:leader="dot" w:pos="8640"/>
+      </w:tabs>
+      <w:spacing w:after="80" w:line="259" w:lineRule="auto"/>
+    </w:pPr>
+    <w:rPr>
+      <w:rFonts w:ascii="Times New Roman" w:hAnsi="Times New Roman"/>
+      <w:sz w:val="22"/>
+    </w:rPr>
+  </w:style>
+  <w:style w:type="paragraph" w:customStyle="1" w:styleId="TOC21">
+    <w:name w:val="TOC 21"/>
+    <w:pPr>
+      <w:tabs>
+        <w:tab w:val="right" w:leader="dot" w:pos="8640"/>
+      </w:tabs>
+      <w:spacing w:after="80" w:line="259" w:lineRule="auto"/>
+    </w:pPr>
+    <w:rPr>
+      <w:rFonts w:ascii="Times New Roman" w:hAnsi="Times New Roman"/>
+      <w:sz w:val="22"/>
+    </w:rPr>
+  </w:style>
+  <w:style w:type="paragraph" w:customStyle="1" w:styleId="TOC31">
+    <w:name w:val="TOC 31"/>
+    <w:pPr>
+      <w:tabs>
+        <w:tab w:val="right" w:leader="dot" w:pos="8640"/>
+      </w:tabs>
+      <w:spacing w:after="80" w:line="259" w:lineRule="auto"/>
+    </w:pPr>
+    <w:rPr>
+      <w:rFonts w:ascii="Times New Roman" w:hAnsi="Times New Roman"/>
+      <w:sz w:val="22"/>
+    </w:rPr>
+  </w:style>
+  <w:style w:type="paragraph" w:customStyle="1" w:styleId="TOC12">
+    <w:name w:val="TOC 12"/>
+    <w:pPr>
+      <w:tabs>
+        <w:tab w:val="right" w:leader="dot" w:pos="8640"/>
+      </w:tabs>
+      <w:spacing w:after="80" w:line="259" w:lineRule="auto"/>
+    </w:pPr>
+    <w:rPr>
+      <w:rFonts w:ascii="Times New Roman" w:hAnsi="Times New Roman"/>
+      <w:sz w:val="22"/>
+    </w:rPr>
+  </w:style>
+  <w:style w:type="paragraph" w:customStyle="1" w:styleId="TOC22">
+    <w:name w:val="TOC 22"/>
+    <w:pPr>
+      <w:tabs>
+        <w:tab w:val="right" w:leader="dot" w:pos="8640"/>
+      </w:tabs>
+      <w:spacing w:after="80" w:line="259" w:lineRule="auto"/>
+    </w:pPr>
+    <w:rPr>
+      <w:rFonts w:ascii="Times New Roman" w:hAnsi="Times New Roman"/>
+      <w:sz w:val="22"/>
+    </w:rPr>
+  </w:style>
+  <w:style w:type="paragraph" w:customStyle="1" w:styleId="TOC32">
+    <w:name w:val="TOC 32"/>
+    <w:pPr>
+      <w:tabs>
+        <w:tab w:val="right" w:leader="dot" w:pos="8640"/>
+      </w:tabs>
+      <w:spacing w:after="80" w:line="259" w:lineRule="auto"/>
+    </w:pPr>
+    <w:rPr>
+      <w:rFonts w:ascii="Times New Roman" w:hAnsi="Times New Roman"/>
+      <w:sz w:val="22"/>
+    </w:rPr>
+  </w:style>
+  <w:style w:type="paragraph" w:styleId="TOC2">
+    <w:name w:val="toc 2"/>
+    <w:basedOn w:val="a"/>
+    <w:next w:val="a"/>
+    <w:autoRedefine/>
+    <w:uiPriority w:val="39"/>
+    <w:rsid w:val="0079654C"/>
+    <w:pPr>
+      <w:ind w:leftChars="200" w:left="420"/>
+    </w:pPr>
+  </w:style>
+  <w:style w:type="paragraph" w:styleId="TOC3">
+    <w:name w:val="toc 3"/>
+    <w:basedOn w:val="a"/>
+    <w:next w:val="a"/>
+    <w:autoRedefine/>
+    <w:uiPriority w:val="39"/>
+    <w:rsid w:val="0079654C"/>
+    <w:pPr>
+      <w:ind w:leftChars="400" w:left="840"/>
+    </w:pPr>
   </w:style>
 </w:styles>
 </file>
